--- a/THESIS DOCUMENTATION/FALCON Revised Event Driven BOM and Sensor Options.docx
+++ b/THESIS DOCUMENTATION/FALCON Revised Event Driven BOM and Sensor Options.docx
@@ -22,7 +22,7 @@
     </w:p>
     <w:p>
       <w:r>
-        <w:t>This document defines a lower-cost single-tube buoy using an ESP32, event-driven telemetry, and cloud connectivity. It lists the required equipment, optional sensors, alternative water-pressure approaches, indicative Philippine prices, and purchase sources. Prices are planning estimates only and must be replaced by supplier quotations before procurement.</w:t>
+        <w:t>This document defines a lower-cost compact can-buoy using an ESP32, event-driven telemetry, and cloud connectivity. It lists the required equipment, optional sensors, alternative water-pressure approaches, indicative Philippine prices, and purchase sources. Prices are planning estimates only and must be replaced by supplier quotations before procurement.</w:t>
       </w:r>
     </w:p>
     <w:p>
@@ -3869,7 +3869,7 @@
     </w:p>
     <w:p>
       <w:r>
-        <w:t>These totals exclude the tube, buoyancy material, enclosure, solar panel, battery, charge controller, mooring, fabrication, transport, cloud data plan, and field safety costs. The pressure sensor and waterproof mechanical construction remain the largest uncertainties.</w:t>
+        <w:t>These totals exclude the round float body, tapered housing, enclosure, solar panel, battery, charge controller, mooring, fabrication, transport, cloud data plan, and field safety costs. The pressure sensor and waterproof mechanical construction remain the largest uncertainties.</w:t>
       </w:r>
     </w:p>
     <w:p>

--- a/THESIS DOCUMENTATION/FALCON Revised Event Driven BOM and Sensor Options.docx
+++ b/THESIS DOCUMENTATION/FALCON Revised Event Driven BOM and Sensor Options.docx
@@ -5,24 +5,29 @@
     <w:p>
       <w:pPr>
         <w:pStyle w:val="Title"/>
+        <w:jc w:val="center"/>
       </w:pPr>
       <w:r>
         <w:t>FALCON Revised Event Driven BOM and Sensor Options</w:t>
       </w:r>
     </w:p>
     <w:p>
+      <w:pPr>
+        <w:jc w:val="center"/>
+      </w:pPr>
       <w:r>
         <w:rPr>
-          <w:b/>
-          <w:color w:val="1F4E79"/>
-          <w:sz w:val="22"/>
+          <w:i/>
         </w:rPr>
-        <w:t>Project FALCON 01 | Design revision after DOST feedback</w:t>
+        <w:t>Project FALCON 01 | Compact buoy revision after DOST feedback | 10 October 2026</w:t>
       </w:r>
     </w:p>
     <w:p>
+      <w:pPr>
+        <w:spacing w:after="100"/>
+      </w:pPr>
       <w:r>
-        <w:t>This document defines a lower-cost compact can-buoy using an ESP32, event-driven telemetry, and cloud connectivity. It lists the required equipment, optional sensors, alternative water-pressure approaches, indicative Philippine prices, and purchase sources. Prices are planning estimates only and must be replaced by supplier quotations before procurement.</w:t>
+        <w:t>This document updates the equipment list, sensor choices, alternatives, and planning budget for the revised compact ESP32 buoy. The design uses local sampling and event-driven upload through Wi-Fi or LTE. Prices are planning ranges only and must be checked again before procurement.</w:t>
       </w:r>
     </w:p>
     <w:p>
@@ -33,50 +38,47 @@
         <w:t>1 Design decision</w:t>
       </w:r>
     </w:p>
-    <w:p>
-      <w:r>
-        <w:t>The buoy will continuously sample and process measurements locally, but it will not transmit every raw reading. It will upload short summaries on a fixed interval and send immediate packets only for significant changes or faults. This keeps ocean data current without using unnecessary mobile data or battery energy.</w:t>
-      </w:r>
-    </w:p>
     <w:tbl>
       <w:tblPr>
         <w:tblStyle w:val="TableGrid"/>
         <w:tblW w:type="auto" w:w="0"/>
         <w:jc w:val="center"/>
         <w:tblLook w:firstColumn="1" w:firstRow="1" w:lastColumn="0" w:lastRow="0" w:noHBand="0" w:noVBand="1" w:val="04A0"/>
-        <w:tblBorders>
-          <w:top w:val="single" w:sz="6" w:color="D9D9D9"/>
-          <w:left w:val="single" w:sz="6" w:color="D9D9D9"/>
-          <w:bottom w:val="single" w:sz="6" w:color="D9D9D9"/>
-          <w:right w:val="single" w:sz="6" w:color="D9D9D9"/>
-          <w:insideH w:val="single" w:sz="6" w:color="D9D9D9"/>
-          <w:insideV w:val="single" w:sz="6" w:color="D9D9D9"/>
-        </w:tblBorders>
       </w:tblPr>
       <w:tblGrid>
-        <w:gridCol w:w="5112"/>
-        <w:gridCol w:w="5112"/>
+        <w:gridCol w:w="5184"/>
+        <w:gridCol w:w="5184"/>
       </w:tblGrid>
       <w:tr>
-        <w:trPr>
-          <w:tblHeader w:val="true"/>
-        </w:trPr>
         <w:tc>
           <w:tcPr>
             <w:tcW w:type="dxa" w:w="1944"/>
             <w:vAlign w:val="center"/>
+            <w:tcBorders>
+              <w:top w:val="single" w:sz="4" w:color="D9D9D9"/>
+              <w:left w:val="single" w:sz="4" w:color="D9D9D9"/>
+              <w:bottom w:val="single" w:sz="4" w:color="D9D9D9"/>
+              <w:right w:val="single" w:sz="4" w:color="D9D9D9"/>
+              <w:insideH w:val="single" w:sz="4" w:color="D9D9D9"/>
+              <w:insideV w:val="single" w:sz="4" w:color="D9D9D9"/>
+            </w:tcBorders>
             <w:shd w:fill="1F4E79"/>
           </w:tcPr>
           <w:p>
             <w:pPr>
-              <w:spacing w:after="40"/>
+              <w:spacing w:after="0" w:line="252" w:lineRule="auto"/>
             </w:pPr>
-            <w:r/>
             <w:r>
               <w:rPr>
+                <w:color w:val="FFFFFF"/>
+              </w:rPr>
+            </w:r>
+            <w:r>
+              <w:rPr>
+                <w:rFonts w:ascii="Arial" w:hAnsi="Arial" w:eastAsia="Arial"/>
                 <w:b/>
                 <w:color w:val="FFFFFF"/>
-                <w:sz w:val="17"/>
+                <w:sz w:val="16"/>
               </w:rPr>
               <w:t>Layer</w:t>
             </w:r>
@@ -84,42 +86,120 @@
         </w:tc>
         <w:tc>
           <w:tcPr>
-            <w:tcW w:type="dxa" w:w="8352"/>
+            <w:tcW w:type="dxa" w:w="8136"/>
             <w:vAlign w:val="center"/>
+            <w:tcBorders>
+              <w:top w:val="single" w:sz="4" w:color="D9D9D9"/>
+              <w:left w:val="single" w:sz="4" w:color="D9D9D9"/>
+              <w:bottom w:val="single" w:sz="4" w:color="D9D9D9"/>
+              <w:right w:val="single" w:sz="4" w:color="D9D9D9"/>
+              <w:insideH w:val="single" w:sz="4" w:color="D9D9D9"/>
+              <w:insideV w:val="single" w:sz="4" w:color="D9D9D9"/>
+            </w:tcBorders>
             <w:shd w:fill="1F4E79"/>
           </w:tcPr>
           <w:p>
             <w:pPr>
-              <w:spacing w:after="40"/>
+              <w:spacing w:after="0" w:line="252" w:lineRule="auto"/>
             </w:pPr>
-            <w:r/>
             <w:r>
               <w:rPr>
+                <w:color w:val="FFFFFF"/>
+              </w:rPr>
+            </w:r>
+            <w:r>
+              <w:rPr>
+                <w:rFonts w:ascii="Arial" w:hAnsi="Arial" w:eastAsia="Arial"/>
                 <w:b/>
                 <w:color w:val="FFFFFF"/>
-                <w:sz w:val="17"/>
+                <w:sz w:val="16"/>
               </w:rPr>
-              <w:t>Recommended behavior</w:t>
+              <w:t>Updated baseline</w:t>
             </w:r>
           </w:p>
         </w:tc>
       </w:tr>
       <w:tr>
-        <w:trPr>
-          <w:cantSplit/>
-        </w:trPr>
         <w:tc>
           <w:tcPr>
             <w:tcW w:type="dxa" w:w="1944"/>
             <w:vAlign w:val="center"/>
+            <w:tcBorders>
+              <w:top w:val="single" w:sz="4" w:color="D9D9D9"/>
+              <w:left w:val="single" w:sz="4" w:color="D9D9D9"/>
+              <w:bottom w:val="single" w:sz="4" w:color="D9D9D9"/>
+              <w:right w:val="single" w:sz="4" w:color="D9D9D9"/>
+              <w:insideH w:val="single" w:sz="4" w:color="D9D9D9"/>
+              <w:insideV w:val="single" w:sz="4" w:color="D9D9D9"/>
+            </w:tcBorders>
           </w:tcPr>
           <w:p>
             <w:pPr>
-              <w:spacing w:after="40"/>
+              <w:spacing w:after="0" w:line="252" w:lineRule="auto"/>
             </w:pPr>
             <w:r/>
             <w:r>
               <w:rPr>
+                <w:rFonts w:ascii="Arial" w:hAnsi="Arial" w:eastAsia="Arial"/>
+                <w:b w:val="0"/>
+                <w:sz w:val="16"/>
+              </w:rPr>
+              <w:t>Physical design</w:t>
+            </w:r>
+          </w:p>
+        </w:tc>
+        <w:tc>
+          <w:tcPr>
+            <w:tcW w:type="dxa" w:w="8136"/>
+            <w:vAlign w:val="center"/>
+            <w:tcBorders>
+              <w:top w:val="single" w:sz="4" w:color="D9D9D9"/>
+              <w:left w:val="single" w:sz="4" w:color="D9D9D9"/>
+              <w:bottom w:val="single" w:sz="4" w:color="D9D9D9"/>
+              <w:right w:val="single" w:sz="4" w:color="D9D9D9"/>
+              <w:insideH w:val="single" w:sz="4" w:color="D9D9D9"/>
+              <w:insideV w:val="single" w:sz="4" w:color="D9D9D9"/>
+            </w:tcBorders>
+          </w:tcPr>
+          <w:p>
+            <w:pPr>
+              <w:spacing w:after="0" w:line="252" w:lineRule="auto"/>
+            </w:pPr>
+            <w:r/>
+            <w:r>
+              <w:rPr>
+                <w:rFonts w:ascii="Arial" w:hAnsi="Arial" w:eastAsia="Arial"/>
+                <w:b w:val="0"/>
+                <w:sz w:val="16"/>
+              </w:rPr>
+              <w:t>Compact can buoy is the recommended option. Catamaran is the backup if stability is prioritized over lowest fabrication effort.</w:t>
+            </w:r>
+          </w:p>
+        </w:tc>
+      </w:tr>
+      <w:tr>
+        <w:tc>
+          <w:tcPr>
+            <w:tcW w:type="dxa" w:w="1944"/>
+            <w:vAlign w:val="center"/>
+            <w:tcBorders>
+              <w:top w:val="single" w:sz="4" w:color="D9D9D9"/>
+              <w:left w:val="single" w:sz="4" w:color="D9D9D9"/>
+              <w:bottom w:val="single" w:sz="4" w:color="D9D9D9"/>
+              <w:right w:val="single" w:sz="4" w:color="D9D9D9"/>
+              <w:insideH w:val="single" w:sz="4" w:color="D9D9D9"/>
+              <w:insideV w:val="single" w:sz="4" w:color="D9D9D9"/>
+            </w:tcBorders>
+            <w:shd w:fill="F3F7FA"/>
+          </w:tcPr>
+          <w:p>
+            <w:pPr>
+              <w:spacing w:after="0" w:line="252" w:lineRule="auto"/>
+            </w:pPr>
+            <w:r/>
+            <w:r>
+              <w:rPr>
+                <w:rFonts w:ascii="Arial" w:hAnsi="Arial" w:eastAsia="Arial"/>
                 <w:b w:val="0"/>
                 <w:sz w:val="16"/>
               </w:rPr>
@@ -129,41 +209,56 @@
         </w:tc>
         <w:tc>
           <w:tcPr>
-            <w:tcW w:type="dxa" w:w="8352"/>
+            <w:tcW w:type="dxa" w:w="8136"/>
             <w:vAlign w:val="center"/>
+            <w:tcBorders>
+              <w:top w:val="single" w:sz="4" w:color="D9D9D9"/>
+              <w:left w:val="single" w:sz="4" w:color="D9D9D9"/>
+              <w:bottom w:val="single" w:sz="4" w:color="D9D9D9"/>
+              <w:right w:val="single" w:sz="4" w:color="D9D9D9"/>
+              <w:insideH w:val="single" w:sz="4" w:color="D9D9D9"/>
+              <w:insideV w:val="single" w:sz="4" w:color="D9D9D9"/>
+            </w:tcBorders>
+            <w:shd w:fill="F3F7FA"/>
           </w:tcPr>
           <w:p>
             <w:pPr>
-              <w:spacing w:after="40"/>
+              <w:spacing w:after="0" w:line="252" w:lineRule="auto"/>
             </w:pPr>
             <w:r/>
             <w:r>
               <w:rPr>
+                <w:rFonts w:ascii="Arial" w:hAnsi="Arial" w:eastAsia="Arial"/>
                 <w:b w:val="0"/>
                 <w:sz w:val="16"/>
               </w:rPr>
-              <w:t>Pressure and movement sampled locally at approximately 1–4 Hz.</w:t>
+              <w:t>Water pressure, wind speed/direction, GPS/security, and power state are the core channels.</w:t>
             </w:r>
           </w:p>
         </w:tc>
       </w:tr>
       <w:tr>
-        <w:trPr>
-          <w:cantSplit/>
-        </w:trPr>
         <w:tc>
           <w:tcPr>
             <w:tcW w:type="dxa" w:w="1944"/>
             <w:vAlign w:val="center"/>
-            <w:shd w:fill="F2F6FA"/>
+            <w:tcBorders>
+              <w:top w:val="single" w:sz="4" w:color="D9D9D9"/>
+              <w:left w:val="single" w:sz="4" w:color="D9D9D9"/>
+              <w:bottom w:val="single" w:sz="4" w:color="D9D9D9"/>
+              <w:right w:val="single" w:sz="4" w:color="D9D9D9"/>
+              <w:insideH w:val="single" w:sz="4" w:color="D9D9D9"/>
+              <w:insideV w:val="single" w:sz="4" w:color="D9D9D9"/>
+            </w:tcBorders>
           </w:tcPr>
           <w:p>
             <w:pPr>
-              <w:spacing w:after="40"/>
+              <w:spacing w:after="0" w:line="252" w:lineRule="auto"/>
             </w:pPr>
             <w:r/>
             <w:r>
               <w:rPr>
+                <w:rFonts w:ascii="Arial" w:hAnsi="Arial" w:eastAsia="Arial"/>
                 <w:b w:val="0"/>
                 <w:sz w:val="16"/>
               </w:rPr>
@@ -173,41 +268,56 @@
         </w:tc>
         <w:tc>
           <w:tcPr>
-            <w:tcW w:type="dxa" w:w="8352"/>
+            <w:tcW w:type="dxa" w:w="8136"/>
             <w:vAlign w:val="center"/>
-            <w:shd w:fill="F2F6FA"/>
+            <w:tcBorders>
+              <w:top w:val="single" w:sz="4" w:color="D9D9D9"/>
+              <w:left w:val="single" w:sz="4" w:color="D9D9D9"/>
+              <w:bottom w:val="single" w:sz="4" w:color="D9D9D9"/>
+              <w:right w:val="single" w:sz="4" w:color="D9D9D9"/>
+              <w:insideH w:val="single" w:sz="4" w:color="D9D9D9"/>
+              <w:insideV w:val="single" w:sz="4" w:color="D9D9D9"/>
+            </w:tcBorders>
           </w:tcPr>
           <w:p>
             <w:pPr>
-              <w:spacing w:after="40"/>
+              <w:spacing w:after="0" w:line="252" w:lineRule="auto"/>
             </w:pPr>
             <w:r/>
             <w:r>
               <w:rPr>
+                <w:rFonts w:ascii="Arial" w:hAnsi="Arial" w:eastAsia="Arial"/>
                 <w:b w:val="0"/>
                 <w:sz w:val="16"/>
               </w:rPr>
-              <w:t>ESP32 calculates one-minute pressure statistics, estimated wave height, movement state, battery state, and sensor validity.</w:t>
+              <w:t>ESP32 samples locally, filters, summarizes, and detects events before upload.</w:t>
             </w:r>
           </w:p>
         </w:tc>
       </w:tr>
       <w:tr>
-        <w:trPr>
-          <w:cantSplit/>
-        </w:trPr>
         <w:tc>
           <w:tcPr>
             <w:tcW w:type="dxa" w:w="1944"/>
             <w:vAlign w:val="center"/>
+            <w:tcBorders>
+              <w:top w:val="single" w:sz="4" w:color="D9D9D9"/>
+              <w:left w:val="single" w:sz="4" w:color="D9D9D9"/>
+              <w:bottom w:val="single" w:sz="4" w:color="D9D9D9"/>
+              <w:right w:val="single" w:sz="4" w:color="D9D9D9"/>
+              <w:insideH w:val="single" w:sz="4" w:color="D9D9D9"/>
+              <w:insideV w:val="single" w:sz="4" w:color="D9D9D9"/>
+            </w:tcBorders>
+            <w:shd w:fill="F3F7FA"/>
           </w:tcPr>
           <w:p>
             <w:pPr>
-              <w:spacing w:after="40"/>
+              <w:spacing w:after="0" w:line="252" w:lineRule="auto"/>
             </w:pPr>
             <w:r/>
             <w:r>
               <w:rPr>
+                <w:rFonts w:ascii="Arial" w:hAnsi="Arial" w:eastAsia="Arial"/>
                 <w:b w:val="0"/>
                 <w:sz w:val="16"/>
               </w:rPr>
@@ -217,41 +327,56 @@
         </w:tc>
         <w:tc>
           <w:tcPr>
-            <w:tcW w:type="dxa" w:w="8352"/>
+            <w:tcW w:type="dxa" w:w="8136"/>
             <w:vAlign w:val="center"/>
+            <w:tcBorders>
+              <w:top w:val="single" w:sz="4" w:color="D9D9D9"/>
+              <w:left w:val="single" w:sz="4" w:color="D9D9D9"/>
+              <w:bottom w:val="single" w:sz="4" w:color="D9D9D9"/>
+              <w:right w:val="single" w:sz="4" w:color="D9D9D9"/>
+              <w:insideH w:val="single" w:sz="4" w:color="D9D9D9"/>
+              <w:insideV w:val="single" w:sz="4" w:color="D9D9D9"/>
+            </w:tcBorders>
+            <w:shd w:fill="F3F7FA"/>
           </w:tcPr>
           <w:p>
             <w:pPr>
-              <w:spacing w:after="40"/>
+              <w:spacing w:after="0" w:line="252" w:lineRule="auto"/>
             </w:pPr>
             <w:r/>
             <w:r>
               <w:rPr>
+                <w:rFonts w:ascii="Arial" w:hAnsi="Arial" w:eastAsia="Arial"/>
                 <w:b w:val="0"/>
                 <w:sz w:val="16"/>
               </w:rPr>
-              <w:t>One summary packet every 1–5 minutes.</w:t>
+              <w:t>One summary packet every 1–5 minutes, adjustable after bench tests.</w:t>
             </w:r>
           </w:p>
         </w:tc>
       </w:tr>
       <w:tr>
-        <w:trPr>
-          <w:cantSplit/>
-        </w:trPr>
         <w:tc>
           <w:tcPr>
             <w:tcW w:type="dxa" w:w="1944"/>
             <w:vAlign w:val="center"/>
-            <w:shd w:fill="F2F6FA"/>
+            <w:tcBorders>
+              <w:top w:val="single" w:sz="4" w:color="D9D9D9"/>
+              <w:left w:val="single" w:sz="4" w:color="D9D9D9"/>
+              <w:bottom w:val="single" w:sz="4" w:color="D9D9D9"/>
+              <w:right w:val="single" w:sz="4" w:color="D9D9D9"/>
+              <w:insideH w:val="single" w:sz="4" w:color="D9D9D9"/>
+              <w:insideV w:val="single" w:sz="4" w:color="D9D9D9"/>
+            </w:tcBorders>
           </w:tcPr>
           <w:p>
             <w:pPr>
-              <w:spacing w:after="40"/>
+              <w:spacing w:after="0" w:line="252" w:lineRule="auto"/>
             </w:pPr>
             <w:r/>
             <w:r>
               <w:rPr>
+                <w:rFonts w:ascii="Arial" w:hAnsi="Arial" w:eastAsia="Arial"/>
                 <w:b w:val="0"/>
                 <w:sz w:val="16"/>
               </w:rPr>
@@ -261,119 +386,95 @@
         </w:tc>
         <w:tc>
           <w:tcPr>
-            <w:tcW w:type="dxa" w:w="8352"/>
+            <w:tcW w:type="dxa" w:w="8136"/>
             <w:vAlign w:val="center"/>
-            <w:shd w:fill="F2F6FA"/>
+            <w:tcBorders>
+              <w:top w:val="single" w:sz="4" w:color="D9D9D9"/>
+              <w:left w:val="single" w:sz="4" w:color="D9D9D9"/>
+              <w:bottom w:val="single" w:sz="4" w:color="D9D9D9"/>
+              <w:right w:val="single" w:sz="4" w:color="D9D9D9"/>
+              <w:insideH w:val="single" w:sz="4" w:color="D9D9D9"/>
+              <w:insideV w:val="single" w:sz="4" w:color="D9D9D9"/>
+            </w:tcBorders>
           </w:tcPr>
           <w:p>
             <w:pPr>
-              <w:spacing w:after="40"/>
+              <w:spacing w:after="0" w:line="252" w:lineRule="auto"/>
             </w:pPr>
             <w:r/>
             <w:r>
               <w:rPr>
+                <w:rFonts w:ascii="Arial" w:hAnsi="Arial" w:eastAsia="Arial"/>
                 <w:b w:val="0"/>
                 <w:sz w:val="16"/>
               </w:rPr>
-              <w:t>Immediate packet for abnormal wave change, displacement, tilt, tamper, low battery, sensor fault, or Internet recovery.</w:t>
+              <w:t>Immediate packet for abnormal pressure trend, wind change, drift/geofence, tamper, low battery, or reconnect.</w:t>
             </w:r>
           </w:p>
         </w:tc>
       </w:tr>
       <w:tr>
-        <w:trPr>
-          <w:cantSplit/>
-        </w:trPr>
         <w:tc>
           <w:tcPr>
             <w:tcW w:type="dxa" w:w="1944"/>
             <w:vAlign w:val="center"/>
+            <w:tcBorders>
+              <w:top w:val="single" w:sz="4" w:color="D9D9D9"/>
+              <w:left w:val="single" w:sz="4" w:color="D9D9D9"/>
+              <w:bottom w:val="single" w:sz="4" w:color="D9D9D9"/>
+              <w:right w:val="single" w:sz="4" w:color="D9D9D9"/>
+              <w:insideH w:val="single" w:sz="4" w:color="D9D9D9"/>
+              <w:insideV w:val="single" w:sz="4" w:color="D9D9D9"/>
+            </w:tcBorders>
+            <w:shd w:fill="F3F7FA"/>
           </w:tcPr>
           <w:p>
             <w:pPr>
-              <w:spacing w:after="40"/>
+              <w:spacing w:after="0" w:line="252" w:lineRule="auto"/>
             </w:pPr>
             <w:r/>
             <w:r>
               <w:rPr>
+                <w:rFonts w:ascii="Arial" w:hAnsi="Arial" w:eastAsia="Arial"/>
                 <w:b w:val="0"/>
                 <w:sz w:val="16"/>
               </w:rPr>
-              <w:t>Offline behavior</w:t>
+              <w:t>Communication</w:t>
             </w:r>
           </w:p>
         </w:tc>
         <w:tc>
           <w:tcPr>
-            <w:tcW w:type="dxa" w:w="8352"/>
+            <w:tcW w:type="dxa" w:w="8136"/>
             <w:vAlign w:val="center"/>
+            <w:tcBorders>
+              <w:top w:val="single" w:sz="4" w:color="D9D9D9"/>
+              <w:left w:val="single" w:sz="4" w:color="D9D9D9"/>
+              <w:bottom w:val="single" w:sz="4" w:color="D9D9D9"/>
+              <w:right w:val="single" w:sz="4" w:color="D9D9D9"/>
+              <w:insideH w:val="single" w:sz="4" w:color="D9D9D9"/>
+              <w:insideV w:val="single" w:sz="4" w:color="D9D9D9"/>
+            </w:tcBorders>
+            <w:shd w:fill="F3F7FA"/>
           </w:tcPr>
           <w:p>
             <w:pPr>
-              <w:spacing w:after="40"/>
+              <w:spacing w:after="0" w:line="252" w:lineRule="auto"/>
             </w:pPr>
             <w:r/>
             <w:r>
               <w:rPr>
+                <w:rFonts w:ascii="Arial" w:hAnsi="Arial" w:eastAsia="Arial"/>
                 <w:b w:val="0"/>
                 <w:sz w:val="16"/>
               </w:rPr>
-              <w:t>Records are stored in flash or microSD and uploaded when the connection returns.</w:t>
-            </w:r>
-          </w:p>
-        </w:tc>
-      </w:tr>
-      <w:tr>
-        <w:trPr>
-          <w:cantSplit/>
-        </w:trPr>
-        <w:tc>
-          <w:tcPr>
-            <w:tcW w:type="dxa" w:w="1944"/>
-            <w:vAlign w:val="center"/>
-            <w:shd w:fill="F2F6FA"/>
-          </w:tcPr>
-          <w:p>
-            <w:pPr>
-              <w:spacing w:after="40"/>
-            </w:pPr>
-            <w:r/>
-            <w:r>
-              <w:rPr>
-                <w:b w:val="0"/>
-                <w:sz w:val="16"/>
-              </w:rPr>
-              <w:t>Internet</w:t>
-            </w:r>
-          </w:p>
-        </w:tc>
-        <w:tc>
-          <w:tcPr>
-            <w:tcW w:type="dxa" w:w="8352"/>
-            <w:vAlign w:val="center"/>
-            <w:shd w:fill="F2F6FA"/>
-          </w:tcPr>
-          <w:p>
-            <w:pPr>
-              <w:spacing w:after="40"/>
-            </w:pPr>
-            <w:r/>
-            <w:r>
-              <w:rPr>
-                <w:b w:val="0"/>
-                <w:sz w:val="16"/>
-              </w:rPr>
-              <w:t>Wi-Fi for laboratory testing; 4G/LTE modem and SIM for a remote coastal trial.</w:t>
+              <w:t>Wi-Fi for lab/near-shore validation; LTE for remote field trial. LoRa is fallback only.</w:t>
             </w:r>
           </w:p>
         </w:tc>
       </w:tr>
     </w:tbl>
-    <w:p>
-      <w:pPr>
-        <w:spacing w:after="40"/>
-      </w:pPr>
-    </w:p>
+    <w:p/>
     <w:p>
       <w:pPr>
         <w:pStyle w:val="Heading1"/>
@@ -382,9 +483,1498 @@
         <w:t>2 Recommended minimum build</w:t>
       </w:r>
     </w:p>
+    <w:tbl>
+      <w:tblPr>
+        <w:tblStyle w:val="TableGrid"/>
+        <w:tblW w:type="auto" w:w="0"/>
+        <w:jc w:val="center"/>
+        <w:tblLook w:firstColumn="1" w:firstRow="1" w:lastColumn="0" w:lastRow="0" w:noHBand="0" w:noVBand="1" w:val="04A0"/>
+      </w:tblPr>
+      <w:tblGrid>
+        <w:gridCol w:w="2074"/>
+        <w:gridCol w:w="2074"/>
+        <w:gridCol w:w="2074"/>
+        <w:gridCol w:w="2074"/>
+        <w:gridCol w:w="2074"/>
+      </w:tblGrid>
+      <w:tr>
+        <w:tc>
+          <w:tcPr>
+            <w:tcW w:type="dxa" w:w="1296"/>
+            <w:vAlign w:val="center"/>
+            <w:tcBorders>
+              <w:top w:val="single" w:sz="4" w:color="D9D9D9"/>
+              <w:left w:val="single" w:sz="4" w:color="D9D9D9"/>
+              <w:bottom w:val="single" w:sz="4" w:color="D9D9D9"/>
+              <w:right w:val="single" w:sz="4" w:color="D9D9D9"/>
+              <w:insideH w:val="single" w:sz="4" w:color="D9D9D9"/>
+              <w:insideV w:val="single" w:sz="4" w:color="D9D9D9"/>
+            </w:tcBorders>
+            <w:shd w:fill="1F4E79"/>
+          </w:tcPr>
+          <w:p>
+            <w:pPr>
+              <w:spacing w:after="0" w:line="252" w:lineRule="auto"/>
+            </w:pPr>
+            <w:r>
+              <w:rPr>
+                <w:color w:val="FFFFFF"/>
+              </w:rPr>
+            </w:r>
+            <w:r>
+              <w:rPr>
+                <w:rFonts w:ascii="Arial" w:hAnsi="Arial" w:eastAsia="Arial"/>
+                <w:b/>
+                <w:color w:val="FFFFFF"/>
+                <w:sz w:val="14"/>
+              </w:rPr>
+              <w:t>Group</w:t>
+            </w:r>
+          </w:p>
+        </w:tc>
+        <w:tc>
+          <w:tcPr>
+            <w:tcW w:type="dxa" w:w="2592"/>
+            <w:vAlign w:val="center"/>
+            <w:tcBorders>
+              <w:top w:val="single" w:sz="4" w:color="D9D9D9"/>
+              <w:left w:val="single" w:sz="4" w:color="D9D9D9"/>
+              <w:bottom w:val="single" w:sz="4" w:color="D9D9D9"/>
+              <w:right w:val="single" w:sz="4" w:color="D9D9D9"/>
+              <w:insideH w:val="single" w:sz="4" w:color="D9D9D9"/>
+              <w:insideV w:val="single" w:sz="4" w:color="D9D9D9"/>
+            </w:tcBorders>
+            <w:shd w:fill="1F4E79"/>
+          </w:tcPr>
+          <w:p>
+            <w:pPr>
+              <w:spacing w:after="0" w:line="252" w:lineRule="auto"/>
+            </w:pPr>
+            <w:r>
+              <w:rPr>
+                <w:color w:val="FFFFFF"/>
+              </w:rPr>
+            </w:r>
+            <w:r>
+              <w:rPr>
+                <w:rFonts w:ascii="Arial" w:hAnsi="Arial" w:eastAsia="Arial"/>
+                <w:b/>
+                <w:color w:val="FFFFFF"/>
+                <w:sz w:val="14"/>
+              </w:rPr>
+              <w:t>Item</w:t>
+            </w:r>
+          </w:p>
+        </w:tc>
+        <w:tc>
+          <w:tcPr>
+            <w:tcW w:type="dxa" w:w="648"/>
+            <w:vAlign w:val="center"/>
+            <w:tcBorders>
+              <w:top w:val="single" w:sz="4" w:color="D9D9D9"/>
+              <w:left w:val="single" w:sz="4" w:color="D9D9D9"/>
+              <w:bottom w:val="single" w:sz="4" w:color="D9D9D9"/>
+              <w:right w:val="single" w:sz="4" w:color="D9D9D9"/>
+              <w:insideH w:val="single" w:sz="4" w:color="D9D9D9"/>
+              <w:insideV w:val="single" w:sz="4" w:color="D9D9D9"/>
+            </w:tcBorders>
+            <w:shd w:fill="1F4E79"/>
+          </w:tcPr>
+          <w:p>
+            <w:pPr>
+              <w:spacing w:after="0" w:line="252" w:lineRule="auto"/>
+            </w:pPr>
+            <w:r>
+              <w:rPr>
+                <w:color w:val="FFFFFF"/>
+              </w:rPr>
+            </w:r>
+            <w:r>
+              <w:rPr>
+                <w:rFonts w:ascii="Arial" w:hAnsi="Arial" w:eastAsia="Arial"/>
+                <w:b/>
+                <w:color w:val="FFFFFF"/>
+                <w:sz w:val="14"/>
+              </w:rPr>
+              <w:t>Qty</w:t>
+            </w:r>
+          </w:p>
+        </w:tc>
+        <w:tc>
+          <w:tcPr>
+            <w:tcW w:type="dxa" w:w="1440"/>
+            <w:vAlign w:val="center"/>
+            <w:tcBorders>
+              <w:top w:val="single" w:sz="4" w:color="D9D9D9"/>
+              <w:left w:val="single" w:sz="4" w:color="D9D9D9"/>
+              <w:bottom w:val="single" w:sz="4" w:color="D9D9D9"/>
+              <w:right w:val="single" w:sz="4" w:color="D9D9D9"/>
+              <w:insideH w:val="single" w:sz="4" w:color="D9D9D9"/>
+              <w:insideV w:val="single" w:sz="4" w:color="D9D9D9"/>
+            </w:tcBorders>
+            <w:shd w:fill="1F4E79"/>
+          </w:tcPr>
+          <w:p>
+            <w:pPr>
+              <w:spacing w:after="0" w:line="252" w:lineRule="auto"/>
+            </w:pPr>
+            <w:r>
+              <w:rPr>
+                <w:color w:val="FFFFFF"/>
+              </w:rPr>
+            </w:r>
+            <w:r>
+              <w:rPr>
+                <w:rFonts w:ascii="Arial" w:hAnsi="Arial" w:eastAsia="Arial"/>
+                <w:b/>
+                <w:color w:val="FFFFFF"/>
+                <w:sz w:val="14"/>
+              </w:rPr>
+              <w:t>Planning cost</w:t>
+            </w:r>
+          </w:p>
+        </w:tc>
+        <w:tc>
+          <w:tcPr>
+            <w:tcW w:type="dxa" w:w="4176"/>
+            <w:vAlign w:val="center"/>
+            <w:tcBorders>
+              <w:top w:val="single" w:sz="4" w:color="D9D9D9"/>
+              <w:left w:val="single" w:sz="4" w:color="D9D9D9"/>
+              <w:bottom w:val="single" w:sz="4" w:color="D9D9D9"/>
+              <w:right w:val="single" w:sz="4" w:color="D9D9D9"/>
+              <w:insideH w:val="single" w:sz="4" w:color="D9D9D9"/>
+              <w:insideV w:val="single" w:sz="4" w:color="D9D9D9"/>
+            </w:tcBorders>
+            <w:shd w:fill="1F4E79"/>
+          </w:tcPr>
+          <w:p>
+            <w:pPr>
+              <w:spacing w:after="0" w:line="252" w:lineRule="auto"/>
+            </w:pPr>
+            <w:r>
+              <w:rPr>
+                <w:color w:val="FFFFFF"/>
+              </w:rPr>
+            </w:r>
+            <w:r>
+              <w:rPr>
+                <w:rFonts w:ascii="Arial" w:hAnsi="Arial" w:eastAsia="Arial"/>
+                <w:b/>
+                <w:color w:val="FFFFFF"/>
+                <w:sz w:val="14"/>
+              </w:rPr>
+              <w:t>Reason</w:t>
+            </w:r>
+          </w:p>
+        </w:tc>
+      </w:tr>
+      <w:tr>
+        <w:tc>
+          <w:tcPr>
+            <w:tcW w:type="dxa" w:w="1296"/>
+            <w:vAlign w:val="center"/>
+            <w:tcBorders>
+              <w:top w:val="single" w:sz="4" w:color="D9D9D9"/>
+              <w:left w:val="single" w:sz="4" w:color="D9D9D9"/>
+              <w:bottom w:val="single" w:sz="4" w:color="D9D9D9"/>
+              <w:right w:val="single" w:sz="4" w:color="D9D9D9"/>
+              <w:insideH w:val="single" w:sz="4" w:color="D9D9D9"/>
+              <w:insideV w:val="single" w:sz="4" w:color="D9D9D9"/>
+            </w:tcBorders>
+          </w:tcPr>
+          <w:p>
+            <w:pPr>
+              <w:spacing w:after="0" w:line="252" w:lineRule="auto"/>
+            </w:pPr>
+            <w:r/>
+            <w:r>
+              <w:rPr>
+                <w:rFonts w:ascii="Arial" w:hAnsi="Arial" w:eastAsia="Arial"/>
+                <w:b w:val="0"/>
+                <w:sz w:val="14"/>
+              </w:rPr>
+              <w:t>Controller</w:t>
+            </w:r>
+          </w:p>
+        </w:tc>
+        <w:tc>
+          <w:tcPr>
+            <w:tcW w:type="dxa" w:w="2592"/>
+            <w:vAlign w:val="center"/>
+            <w:tcBorders>
+              <w:top w:val="single" w:sz="4" w:color="D9D9D9"/>
+              <w:left w:val="single" w:sz="4" w:color="D9D9D9"/>
+              <w:bottom w:val="single" w:sz="4" w:color="D9D9D9"/>
+              <w:right w:val="single" w:sz="4" w:color="D9D9D9"/>
+              <w:insideH w:val="single" w:sz="4" w:color="D9D9D9"/>
+              <w:insideV w:val="single" w:sz="4" w:color="D9D9D9"/>
+            </w:tcBorders>
+          </w:tcPr>
+          <w:p>
+            <w:pPr>
+              <w:spacing w:after="0" w:line="252" w:lineRule="auto"/>
+            </w:pPr>
+            <w:r/>
+            <w:r>
+              <w:rPr>
+                <w:rFonts w:ascii="Arial" w:hAnsi="Arial" w:eastAsia="Arial"/>
+                <w:b w:val="0"/>
+                <w:sz w:val="14"/>
+              </w:rPr>
+              <w:t>ESP32 DevKit 30/38-pin</w:t>
+            </w:r>
+          </w:p>
+        </w:tc>
+        <w:tc>
+          <w:tcPr>
+            <w:tcW w:type="dxa" w:w="648"/>
+            <w:vAlign w:val="center"/>
+            <w:tcBorders>
+              <w:top w:val="single" w:sz="4" w:color="D9D9D9"/>
+              <w:left w:val="single" w:sz="4" w:color="D9D9D9"/>
+              <w:bottom w:val="single" w:sz="4" w:color="D9D9D9"/>
+              <w:right w:val="single" w:sz="4" w:color="D9D9D9"/>
+              <w:insideH w:val="single" w:sz="4" w:color="D9D9D9"/>
+              <w:insideV w:val="single" w:sz="4" w:color="D9D9D9"/>
+            </w:tcBorders>
+          </w:tcPr>
+          <w:p>
+            <w:pPr>
+              <w:spacing w:after="0" w:line="252" w:lineRule="auto"/>
+            </w:pPr>
+            <w:r/>
+            <w:r>
+              <w:rPr>
+                <w:rFonts w:ascii="Arial" w:hAnsi="Arial" w:eastAsia="Arial"/>
+                <w:b w:val="0"/>
+                <w:sz w:val="14"/>
+              </w:rPr>
+              <w:t>1</w:t>
+            </w:r>
+          </w:p>
+        </w:tc>
+        <w:tc>
+          <w:tcPr>
+            <w:tcW w:type="dxa" w:w="1440"/>
+            <w:vAlign w:val="center"/>
+            <w:tcBorders>
+              <w:top w:val="single" w:sz="4" w:color="D9D9D9"/>
+              <w:left w:val="single" w:sz="4" w:color="D9D9D9"/>
+              <w:bottom w:val="single" w:sz="4" w:color="D9D9D9"/>
+              <w:right w:val="single" w:sz="4" w:color="D9D9D9"/>
+              <w:insideH w:val="single" w:sz="4" w:color="D9D9D9"/>
+              <w:insideV w:val="single" w:sz="4" w:color="D9D9D9"/>
+            </w:tcBorders>
+          </w:tcPr>
+          <w:p>
+            <w:pPr>
+              <w:spacing w:after="0" w:line="252" w:lineRule="auto"/>
+            </w:pPr>
+            <w:r/>
+            <w:r>
+              <w:rPr>
+                <w:rFonts w:ascii="Arial" w:hAnsi="Arial" w:eastAsia="Arial"/>
+                <w:b w:val="0"/>
+                <w:sz w:val="14"/>
+              </w:rPr>
+              <w:t>₱350–₱600</w:t>
+            </w:r>
+          </w:p>
+        </w:tc>
+        <w:tc>
+          <w:tcPr>
+            <w:tcW w:type="dxa" w:w="4176"/>
+            <w:vAlign w:val="center"/>
+            <w:tcBorders>
+              <w:top w:val="single" w:sz="4" w:color="D9D9D9"/>
+              <w:left w:val="single" w:sz="4" w:color="D9D9D9"/>
+              <w:bottom w:val="single" w:sz="4" w:color="D9D9D9"/>
+              <w:right w:val="single" w:sz="4" w:color="D9D9D9"/>
+              <w:insideH w:val="single" w:sz="4" w:color="D9D9D9"/>
+              <w:insideV w:val="single" w:sz="4" w:color="D9D9D9"/>
+            </w:tcBorders>
+          </w:tcPr>
+          <w:p>
+            <w:pPr>
+              <w:spacing w:after="0" w:line="252" w:lineRule="auto"/>
+            </w:pPr>
+            <w:r/>
+            <w:r>
+              <w:rPr>
+                <w:rFonts w:ascii="Arial" w:hAnsi="Arial" w:eastAsia="Arial"/>
+                <w:b w:val="0"/>
+                <w:sz w:val="14"/>
+              </w:rPr>
+              <w:t>Main sampler, event detector, and cloud packet controller</w:t>
+            </w:r>
+          </w:p>
+        </w:tc>
+      </w:tr>
+      <w:tr>
+        <w:tc>
+          <w:tcPr>
+            <w:tcW w:type="dxa" w:w="1296"/>
+            <w:vAlign w:val="center"/>
+            <w:tcBorders>
+              <w:top w:val="single" w:sz="4" w:color="D9D9D9"/>
+              <w:left w:val="single" w:sz="4" w:color="D9D9D9"/>
+              <w:bottom w:val="single" w:sz="4" w:color="D9D9D9"/>
+              <w:right w:val="single" w:sz="4" w:color="D9D9D9"/>
+              <w:insideH w:val="single" w:sz="4" w:color="D9D9D9"/>
+              <w:insideV w:val="single" w:sz="4" w:color="D9D9D9"/>
+            </w:tcBorders>
+            <w:shd w:fill="F3F7FA"/>
+          </w:tcPr>
+          <w:p>
+            <w:pPr>
+              <w:spacing w:after="0" w:line="252" w:lineRule="auto"/>
+            </w:pPr>
+            <w:r/>
+            <w:r>
+              <w:rPr>
+                <w:rFonts w:ascii="Arial" w:hAnsi="Arial" w:eastAsia="Arial"/>
+                <w:b w:val="0"/>
+                <w:sz w:val="14"/>
+              </w:rPr>
+              <w:t>Pressure</w:t>
+            </w:r>
+          </w:p>
+        </w:tc>
+        <w:tc>
+          <w:tcPr>
+            <w:tcW w:type="dxa" w:w="2592"/>
+            <w:vAlign w:val="center"/>
+            <w:tcBorders>
+              <w:top w:val="single" w:sz="4" w:color="D9D9D9"/>
+              <w:left w:val="single" w:sz="4" w:color="D9D9D9"/>
+              <w:bottom w:val="single" w:sz="4" w:color="D9D9D9"/>
+              <w:right w:val="single" w:sz="4" w:color="D9D9D9"/>
+              <w:insideH w:val="single" w:sz="4" w:color="D9D9D9"/>
+              <w:insideV w:val="single" w:sz="4" w:color="D9D9D9"/>
+            </w:tcBorders>
+            <w:shd w:fill="F3F7FA"/>
+          </w:tcPr>
+          <w:p>
+            <w:pPr>
+              <w:spacing w:after="0" w:line="252" w:lineRule="auto"/>
+            </w:pPr>
+            <w:r/>
+            <w:r>
+              <w:rPr>
+                <w:rFonts w:ascii="Arial" w:hAnsi="Arial" w:eastAsia="Arial"/>
+                <w:b w:val="0"/>
+                <w:sz w:val="14"/>
+              </w:rPr>
+              <w:t>Low-range 4–20 mA submersible pressure transmitter</w:t>
+            </w:r>
+          </w:p>
+        </w:tc>
+        <w:tc>
+          <w:tcPr>
+            <w:tcW w:type="dxa" w:w="648"/>
+            <w:vAlign w:val="center"/>
+            <w:tcBorders>
+              <w:top w:val="single" w:sz="4" w:color="D9D9D9"/>
+              <w:left w:val="single" w:sz="4" w:color="D9D9D9"/>
+              <w:bottom w:val="single" w:sz="4" w:color="D9D9D9"/>
+              <w:right w:val="single" w:sz="4" w:color="D9D9D9"/>
+              <w:insideH w:val="single" w:sz="4" w:color="D9D9D9"/>
+              <w:insideV w:val="single" w:sz="4" w:color="D9D9D9"/>
+            </w:tcBorders>
+            <w:shd w:fill="F3F7FA"/>
+          </w:tcPr>
+          <w:p>
+            <w:pPr>
+              <w:spacing w:after="0" w:line="252" w:lineRule="auto"/>
+            </w:pPr>
+            <w:r/>
+            <w:r>
+              <w:rPr>
+                <w:rFonts w:ascii="Arial" w:hAnsi="Arial" w:eastAsia="Arial"/>
+                <w:b w:val="0"/>
+                <w:sz w:val="14"/>
+              </w:rPr>
+              <w:t>1</w:t>
+            </w:r>
+          </w:p>
+        </w:tc>
+        <w:tc>
+          <w:tcPr>
+            <w:tcW w:type="dxa" w:w="1440"/>
+            <w:vAlign w:val="center"/>
+            <w:tcBorders>
+              <w:top w:val="single" w:sz="4" w:color="D9D9D9"/>
+              <w:left w:val="single" w:sz="4" w:color="D9D9D9"/>
+              <w:bottom w:val="single" w:sz="4" w:color="D9D9D9"/>
+              <w:right w:val="single" w:sz="4" w:color="D9D9D9"/>
+              <w:insideH w:val="single" w:sz="4" w:color="D9D9D9"/>
+              <w:insideV w:val="single" w:sz="4" w:color="D9D9D9"/>
+            </w:tcBorders>
+            <w:shd w:fill="F3F7FA"/>
+          </w:tcPr>
+          <w:p>
+            <w:pPr>
+              <w:spacing w:after="0" w:line="252" w:lineRule="auto"/>
+            </w:pPr>
+            <w:r/>
+            <w:r>
+              <w:rPr>
+                <w:rFonts w:ascii="Arial" w:hAnsi="Arial" w:eastAsia="Arial"/>
+                <w:b w:val="0"/>
+                <w:sz w:val="14"/>
+              </w:rPr>
+              <w:t>₱1,997–₱3,444</w:t>
+            </w:r>
+          </w:p>
+        </w:tc>
+        <w:tc>
+          <w:tcPr>
+            <w:tcW w:type="dxa" w:w="4176"/>
+            <w:vAlign w:val="center"/>
+            <w:tcBorders>
+              <w:top w:val="single" w:sz="4" w:color="D9D9D9"/>
+              <w:left w:val="single" w:sz="4" w:color="D9D9D9"/>
+              <w:bottom w:val="single" w:sz="4" w:color="D9D9D9"/>
+              <w:right w:val="single" w:sz="4" w:color="D9D9D9"/>
+              <w:insideH w:val="single" w:sz="4" w:color="D9D9D9"/>
+              <w:insideV w:val="single" w:sz="4" w:color="D9D9D9"/>
+            </w:tcBorders>
+            <w:shd w:fill="F3F7FA"/>
+          </w:tcPr>
+          <w:p>
+            <w:pPr>
+              <w:spacing w:after="0" w:line="252" w:lineRule="auto"/>
+            </w:pPr>
+            <w:r/>
+            <w:r>
+              <w:rPr>
+                <w:rFonts w:ascii="Arial" w:hAnsi="Arial" w:eastAsia="Arial"/>
+                <w:b w:val="0"/>
+                <w:sz w:val="14"/>
+              </w:rPr>
+              <w:t>Primary wave/pressure input</w:t>
+            </w:r>
+          </w:p>
+        </w:tc>
+      </w:tr>
+      <w:tr>
+        <w:tc>
+          <w:tcPr>
+            <w:tcW w:type="dxa" w:w="1296"/>
+            <w:vAlign w:val="center"/>
+            <w:tcBorders>
+              <w:top w:val="single" w:sz="4" w:color="D9D9D9"/>
+              <w:left w:val="single" w:sz="4" w:color="D9D9D9"/>
+              <w:bottom w:val="single" w:sz="4" w:color="D9D9D9"/>
+              <w:right w:val="single" w:sz="4" w:color="D9D9D9"/>
+              <w:insideH w:val="single" w:sz="4" w:color="D9D9D9"/>
+              <w:insideV w:val="single" w:sz="4" w:color="D9D9D9"/>
+            </w:tcBorders>
+          </w:tcPr>
+          <w:p>
+            <w:pPr>
+              <w:spacing w:after="0" w:line="252" w:lineRule="auto"/>
+            </w:pPr>
+            <w:r/>
+            <w:r>
+              <w:rPr>
+                <w:rFonts w:ascii="Arial" w:hAnsi="Arial" w:eastAsia="Arial"/>
+                <w:b w:val="0"/>
+                <w:sz w:val="14"/>
+              </w:rPr>
+              <w:t>Interface</w:t>
+            </w:r>
+          </w:p>
+        </w:tc>
+        <w:tc>
+          <w:tcPr>
+            <w:tcW w:type="dxa" w:w="2592"/>
+            <w:vAlign w:val="center"/>
+            <w:tcBorders>
+              <w:top w:val="single" w:sz="4" w:color="D9D9D9"/>
+              <w:left w:val="single" w:sz="4" w:color="D9D9D9"/>
+              <w:bottom w:val="single" w:sz="4" w:color="D9D9D9"/>
+              <w:right w:val="single" w:sz="4" w:color="D9D9D9"/>
+              <w:insideH w:val="single" w:sz="4" w:color="D9D9D9"/>
+              <w:insideV w:val="single" w:sz="4" w:color="D9D9D9"/>
+            </w:tcBorders>
+          </w:tcPr>
+          <w:p>
+            <w:pPr>
+              <w:spacing w:after="0" w:line="252" w:lineRule="auto"/>
+            </w:pPr>
+            <w:r/>
+            <w:r>
+              <w:rPr>
+                <w:rFonts w:ascii="Arial" w:hAnsi="Arial" w:eastAsia="Arial"/>
+                <w:b w:val="0"/>
+                <w:sz w:val="14"/>
+              </w:rPr>
+              <w:t>ADS1115, 150 Ω shunt, protection parts</w:t>
+            </w:r>
+          </w:p>
+        </w:tc>
+        <w:tc>
+          <w:tcPr>
+            <w:tcW w:type="dxa" w:w="648"/>
+            <w:vAlign w:val="center"/>
+            <w:tcBorders>
+              <w:top w:val="single" w:sz="4" w:color="D9D9D9"/>
+              <w:left w:val="single" w:sz="4" w:color="D9D9D9"/>
+              <w:bottom w:val="single" w:sz="4" w:color="D9D9D9"/>
+              <w:right w:val="single" w:sz="4" w:color="D9D9D9"/>
+              <w:insideH w:val="single" w:sz="4" w:color="D9D9D9"/>
+              <w:insideV w:val="single" w:sz="4" w:color="D9D9D9"/>
+            </w:tcBorders>
+          </w:tcPr>
+          <w:p>
+            <w:pPr>
+              <w:spacing w:after="0" w:line="252" w:lineRule="auto"/>
+            </w:pPr>
+            <w:r/>
+            <w:r>
+              <w:rPr>
+                <w:rFonts w:ascii="Arial" w:hAnsi="Arial" w:eastAsia="Arial"/>
+                <w:b w:val="0"/>
+                <w:sz w:val="14"/>
+              </w:rPr>
+              <w:t>1 lot</w:t>
+            </w:r>
+          </w:p>
+        </w:tc>
+        <w:tc>
+          <w:tcPr>
+            <w:tcW w:type="dxa" w:w="1440"/>
+            <w:vAlign w:val="center"/>
+            <w:tcBorders>
+              <w:top w:val="single" w:sz="4" w:color="D9D9D9"/>
+              <w:left w:val="single" w:sz="4" w:color="D9D9D9"/>
+              <w:bottom w:val="single" w:sz="4" w:color="D9D9D9"/>
+              <w:right w:val="single" w:sz="4" w:color="D9D9D9"/>
+              <w:insideH w:val="single" w:sz="4" w:color="D9D9D9"/>
+              <w:insideV w:val="single" w:sz="4" w:color="D9D9D9"/>
+            </w:tcBorders>
+          </w:tcPr>
+          <w:p>
+            <w:pPr>
+              <w:spacing w:after="0" w:line="252" w:lineRule="auto"/>
+            </w:pPr>
+            <w:r/>
+            <w:r>
+              <w:rPr>
+                <w:rFonts w:ascii="Arial" w:hAnsi="Arial" w:eastAsia="Arial"/>
+                <w:b w:val="0"/>
+                <w:sz w:val="14"/>
+              </w:rPr>
+              <w:t>₱250–₱700</w:t>
+            </w:r>
+          </w:p>
+        </w:tc>
+        <w:tc>
+          <w:tcPr>
+            <w:tcW w:type="dxa" w:w="4176"/>
+            <w:vAlign w:val="center"/>
+            <w:tcBorders>
+              <w:top w:val="single" w:sz="4" w:color="D9D9D9"/>
+              <w:left w:val="single" w:sz="4" w:color="D9D9D9"/>
+              <w:bottom w:val="single" w:sz="4" w:color="D9D9D9"/>
+              <w:right w:val="single" w:sz="4" w:color="D9D9D9"/>
+              <w:insideH w:val="single" w:sz="4" w:color="D9D9D9"/>
+              <w:insideV w:val="single" w:sz="4" w:color="D9D9D9"/>
+            </w:tcBorders>
+          </w:tcPr>
+          <w:p>
+            <w:pPr>
+              <w:spacing w:after="0" w:line="252" w:lineRule="auto"/>
+            </w:pPr>
+            <w:r/>
+            <w:r>
+              <w:rPr>
+                <w:rFonts w:ascii="Arial" w:hAnsi="Arial" w:eastAsia="Arial"/>
+                <w:b w:val="0"/>
+                <w:sz w:val="14"/>
+              </w:rPr>
+              <w:t>Reads pressure loop safely</w:t>
+            </w:r>
+          </w:p>
+        </w:tc>
+      </w:tr>
+      <w:tr>
+        <w:tc>
+          <w:tcPr>
+            <w:tcW w:type="dxa" w:w="1296"/>
+            <w:vAlign w:val="center"/>
+            <w:tcBorders>
+              <w:top w:val="single" w:sz="4" w:color="D9D9D9"/>
+              <w:left w:val="single" w:sz="4" w:color="D9D9D9"/>
+              <w:bottom w:val="single" w:sz="4" w:color="D9D9D9"/>
+              <w:right w:val="single" w:sz="4" w:color="D9D9D9"/>
+              <w:insideH w:val="single" w:sz="4" w:color="D9D9D9"/>
+              <w:insideV w:val="single" w:sz="4" w:color="D9D9D9"/>
+            </w:tcBorders>
+            <w:shd w:fill="F3F7FA"/>
+          </w:tcPr>
+          <w:p>
+            <w:pPr>
+              <w:spacing w:after="0" w:line="252" w:lineRule="auto"/>
+            </w:pPr>
+            <w:r/>
+            <w:r>
+              <w:rPr>
+                <w:rFonts w:ascii="Arial" w:hAnsi="Arial" w:eastAsia="Arial"/>
+                <w:b w:val="0"/>
+                <w:sz w:val="14"/>
+              </w:rPr>
+              <w:t>Wind</w:t>
+            </w:r>
+          </w:p>
+        </w:tc>
+        <w:tc>
+          <w:tcPr>
+            <w:tcW w:type="dxa" w:w="2592"/>
+            <w:vAlign w:val="center"/>
+            <w:tcBorders>
+              <w:top w:val="single" w:sz="4" w:color="D9D9D9"/>
+              <w:left w:val="single" w:sz="4" w:color="D9D9D9"/>
+              <w:bottom w:val="single" w:sz="4" w:color="D9D9D9"/>
+              <w:right w:val="single" w:sz="4" w:color="D9D9D9"/>
+              <w:insideH w:val="single" w:sz="4" w:color="D9D9D9"/>
+              <w:insideV w:val="single" w:sz="4" w:color="D9D9D9"/>
+            </w:tcBorders>
+            <w:shd w:fill="F3F7FA"/>
+          </w:tcPr>
+          <w:p>
+            <w:pPr>
+              <w:spacing w:after="0" w:line="252" w:lineRule="auto"/>
+            </w:pPr>
+            <w:r/>
+            <w:r>
+              <w:rPr>
+                <w:rFonts w:ascii="Arial" w:hAnsi="Arial" w:eastAsia="Arial"/>
+                <w:b w:val="0"/>
+                <w:sz w:val="14"/>
+              </w:rPr>
+              <w:t>Wind speed and direction sensor set</w:t>
+            </w:r>
+          </w:p>
+        </w:tc>
+        <w:tc>
+          <w:tcPr>
+            <w:tcW w:type="dxa" w:w="648"/>
+            <w:vAlign w:val="center"/>
+            <w:tcBorders>
+              <w:top w:val="single" w:sz="4" w:color="D9D9D9"/>
+              <w:left w:val="single" w:sz="4" w:color="D9D9D9"/>
+              <w:bottom w:val="single" w:sz="4" w:color="D9D9D9"/>
+              <w:right w:val="single" w:sz="4" w:color="D9D9D9"/>
+              <w:insideH w:val="single" w:sz="4" w:color="D9D9D9"/>
+              <w:insideV w:val="single" w:sz="4" w:color="D9D9D9"/>
+            </w:tcBorders>
+            <w:shd w:fill="F3F7FA"/>
+          </w:tcPr>
+          <w:p>
+            <w:pPr>
+              <w:spacing w:after="0" w:line="252" w:lineRule="auto"/>
+            </w:pPr>
+            <w:r/>
+            <w:r>
+              <w:rPr>
+                <w:rFonts w:ascii="Arial" w:hAnsi="Arial" w:eastAsia="Arial"/>
+                <w:b w:val="0"/>
+                <w:sz w:val="14"/>
+              </w:rPr>
+              <w:t>1</w:t>
+            </w:r>
+          </w:p>
+        </w:tc>
+        <w:tc>
+          <w:tcPr>
+            <w:tcW w:type="dxa" w:w="1440"/>
+            <w:vAlign w:val="center"/>
+            <w:tcBorders>
+              <w:top w:val="single" w:sz="4" w:color="D9D9D9"/>
+              <w:left w:val="single" w:sz="4" w:color="D9D9D9"/>
+              <w:bottom w:val="single" w:sz="4" w:color="D9D9D9"/>
+              <w:right w:val="single" w:sz="4" w:color="D9D9D9"/>
+              <w:insideH w:val="single" w:sz="4" w:color="D9D9D9"/>
+              <w:insideV w:val="single" w:sz="4" w:color="D9D9D9"/>
+            </w:tcBorders>
+            <w:shd w:fill="F3F7FA"/>
+          </w:tcPr>
+          <w:p>
+            <w:pPr>
+              <w:spacing w:after="0" w:line="252" w:lineRule="auto"/>
+            </w:pPr>
+            <w:r/>
+            <w:r>
+              <w:rPr>
+                <w:rFonts w:ascii="Arial" w:hAnsi="Arial" w:eastAsia="Arial"/>
+                <w:b w:val="0"/>
+                <w:sz w:val="14"/>
+              </w:rPr>
+              <w:t>₱1,204–₱2,500</w:t>
+            </w:r>
+          </w:p>
+        </w:tc>
+        <w:tc>
+          <w:tcPr>
+            <w:tcW w:type="dxa" w:w="4176"/>
+            <w:vAlign w:val="center"/>
+            <w:tcBorders>
+              <w:top w:val="single" w:sz="4" w:color="D9D9D9"/>
+              <w:left w:val="single" w:sz="4" w:color="D9D9D9"/>
+              <w:bottom w:val="single" w:sz="4" w:color="D9D9D9"/>
+              <w:right w:val="single" w:sz="4" w:color="D9D9D9"/>
+              <w:insideH w:val="single" w:sz="4" w:color="D9D9D9"/>
+              <w:insideV w:val="single" w:sz="4" w:color="D9D9D9"/>
+            </w:tcBorders>
+            <w:shd w:fill="F3F7FA"/>
+          </w:tcPr>
+          <w:p>
+            <w:pPr>
+              <w:spacing w:after="0" w:line="252" w:lineRule="auto"/>
+            </w:pPr>
+            <w:r/>
+            <w:r>
+              <w:rPr>
+                <w:rFonts w:ascii="Arial" w:hAnsi="Arial" w:eastAsia="Arial"/>
+                <w:b w:val="0"/>
+                <w:sz w:val="14"/>
+              </w:rPr>
+              <w:t>Required wind channel</w:t>
+            </w:r>
+          </w:p>
+        </w:tc>
+      </w:tr>
+      <w:tr>
+        <w:tc>
+          <w:tcPr>
+            <w:tcW w:type="dxa" w:w="1296"/>
+            <w:vAlign w:val="center"/>
+            <w:tcBorders>
+              <w:top w:val="single" w:sz="4" w:color="D9D9D9"/>
+              <w:left w:val="single" w:sz="4" w:color="D9D9D9"/>
+              <w:bottom w:val="single" w:sz="4" w:color="D9D9D9"/>
+              <w:right w:val="single" w:sz="4" w:color="D9D9D9"/>
+              <w:insideH w:val="single" w:sz="4" w:color="D9D9D9"/>
+              <w:insideV w:val="single" w:sz="4" w:color="D9D9D9"/>
+            </w:tcBorders>
+          </w:tcPr>
+          <w:p>
+            <w:pPr>
+              <w:spacing w:after="0" w:line="252" w:lineRule="auto"/>
+            </w:pPr>
+            <w:r/>
+            <w:r>
+              <w:rPr>
+                <w:rFonts w:ascii="Arial" w:hAnsi="Arial" w:eastAsia="Arial"/>
+                <w:b w:val="0"/>
+                <w:sz w:val="14"/>
+              </w:rPr>
+              <w:t>GPS</w:t>
+            </w:r>
+          </w:p>
+        </w:tc>
+        <w:tc>
+          <w:tcPr>
+            <w:tcW w:type="dxa" w:w="2592"/>
+            <w:vAlign w:val="center"/>
+            <w:tcBorders>
+              <w:top w:val="single" w:sz="4" w:color="D9D9D9"/>
+              <w:left w:val="single" w:sz="4" w:color="D9D9D9"/>
+              <w:bottom w:val="single" w:sz="4" w:color="D9D9D9"/>
+              <w:right w:val="single" w:sz="4" w:color="D9D9D9"/>
+              <w:insideH w:val="single" w:sz="4" w:color="D9D9D9"/>
+              <w:insideV w:val="single" w:sz="4" w:color="D9D9D9"/>
+            </w:tcBorders>
+          </w:tcPr>
+          <w:p>
+            <w:pPr>
+              <w:spacing w:after="0" w:line="252" w:lineRule="auto"/>
+            </w:pPr>
+            <w:r/>
+            <w:r>
+              <w:rPr>
+                <w:rFonts w:ascii="Arial" w:hAnsi="Arial" w:eastAsia="Arial"/>
+                <w:b w:val="0"/>
+                <w:sz w:val="14"/>
+              </w:rPr>
+              <w:t>NEO-6M or equivalent GNSS board</w:t>
+            </w:r>
+          </w:p>
+        </w:tc>
+        <w:tc>
+          <w:tcPr>
+            <w:tcW w:type="dxa" w:w="648"/>
+            <w:vAlign w:val="center"/>
+            <w:tcBorders>
+              <w:top w:val="single" w:sz="4" w:color="D9D9D9"/>
+              <w:left w:val="single" w:sz="4" w:color="D9D9D9"/>
+              <w:bottom w:val="single" w:sz="4" w:color="D9D9D9"/>
+              <w:right w:val="single" w:sz="4" w:color="D9D9D9"/>
+              <w:insideH w:val="single" w:sz="4" w:color="D9D9D9"/>
+              <w:insideV w:val="single" w:sz="4" w:color="D9D9D9"/>
+            </w:tcBorders>
+          </w:tcPr>
+          <w:p>
+            <w:pPr>
+              <w:spacing w:after="0" w:line="252" w:lineRule="auto"/>
+            </w:pPr>
+            <w:r/>
+            <w:r>
+              <w:rPr>
+                <w:rFonts w:ascii="Arial" w:hAnsi="Arial" w:eastAsia="Arial"/>
+                <w:b w:val="0"/>
+                <w:sz w:val="14"/>
+              </w:rPr>
+              <w:t>1</w:t>
+            </w:r>
+          </w:p>
+        </w:tc>
+        <w:tc>
+          <w:tcPr>
+            <w:tcW w:type="dxa" w:w="1440"/>
+            <w:vAlign w:val="center"/>
+            <w:tcBorders>
+              <w:top w:val="single" w:sz="4" w:color="D9D9D9"/>
+              <w:left w:val="single" w:sz="4" w:color="D9D9D9"/>
+              <w:bottom w:val="single" w:sz="4" w:color="D9D9D9"/>
+              <w:right w:val="single" w:sz="4" w:color="D9D9D9"/>
+              <w:insideH w:val="single" w:sz="4" w:color="D9D9D9"/>
+              <w:insideV w:val="single" w:sz="4" w:color="D9D9D9"/>
+            </w:tcBorders>
+          </w:tcPr>
+          <w:p>
+            <w:pPr>
+              <w:spacing w:after="0" w:line="252" w:lineRule="auto"/>
+            </w:pPr>
+            <w:r/>
+            <w:r>
+              <w:rPr>
+                <w:rFonts w:ascii="Arial" w:hAnsi="Arial" w:eastAsia="Arial"/>
+                <w:b w:val="0"/>
+                <w:sz w:val="14"/>
+              </w:rPr>
+              <w:t>₱497–₱800</w:t>
+            </w:r>
+          </w:p>
+        </w:tc>
+        <w:tc>
+          <w:tcPr>
+            <w:tcW w:type="dxa" w:w="4176"/>
+            <w:vAlign w:val="center"/>
+            <w:tcBorders>
+              <w:top w:val="single" w:sz="4" w:color="D9D9D9"/>
+              <w:left w:val="single" w:sz="4" w:color="D9D9D9"/>
+              <w:bottom w:val="single" w:sz="4" w:color="D9D9D9"/>
+              <w:right w:val="single" w:sz="4" w:color="D9D9D9"/>
+              <w:insideH w:val="single" w:sz="4" w:color="D9D9D9"/>
+              <w:insideV w:val="single" w:sz="4" w:color="D9D9D9"/>
+            </w:tcBorders>
+          </w:tcPr>
+          <w:p>
+            <w:pPr>
+              <w:spacing w:after="0" w:line="252" w:lineRule="auto"/>
+            </w:pPr>
+            <w:r/>
+            <w:r>
+              <w:rPr>
+                <w:rFonts w:ascii="Arial" w:hAnsi="Arial" w:eastAsia="Arial"/>
+                <w:b w:val="0"/>
+                <w:sz w:val="14"/>
+              </w:rPr>
+              <w:t>Position, drift, timestamp, and security</w:t>
+            </w:r>
+          </w:p>
+        </w:tc>
+      </w:tr>
+      <w:tr>
+        <w:tc>
+          <w:tcPr>
+            <w:tcW w:type="dxa" w:w="1296"/>
+            <w:vAlign w:val="center"/>
+            <w:tcBorders>
+              <w:top w:val="single" w:sz="4" w:color="D9D9D9"/>
+              <w:left w:val="single" w:sz="4" w:color="D9D9D9"/>
+              <w:bottom w:val="single" w:sz="4" w:color="D9D9D9"/>
+              <w:right w:val="single" w:sz="4" w:color="D9D9D9"/>
+              <w:insideH w:val="single" w:sz="4" w:color="D9D9D9"/>
+              <w:insideV w:val="single" w:sz="4" w:color="D9D9D9"/>
+            </w:tcBorders>
+            <w:shd w:fill="F3F7FA"/>
+          </w:tcPr>
+          <w:p>
+            <w:pPr>
+              <w:spacing w:after="0" w:line="252" w:lineRule="auto"/>
+            </w:pPr>
+            <w:r/>
+            <w:r>
+              <w:rPr>
+                <w:rFonts w:ascii="Arial" w:hAnsi="Arial" w:eastAsia="Arial"/>
+                <w:b w:val="0"/>
+                <w:sz w:val="14"/>
+              </w:rPr>
+              <w:t>Internet</w:t>
+            </w:r>
+          </w:p>
+        </w:tc>
+        <w:tc>
+          <w:tcPr>
+            <w:tcW w:type="dxa" w:w="2592"/>
+            <w:vAlign w:val="center"/>
+            <w:tcBorders>
+              <w:top w:val="single" w:sz="4" w:color="D9D9D9"/>
+              <w:left w:val="single" w:sz="4" w:color="D9D9D9"/>
+              <w:bottom w:val="single" w:sz="4" w:color="D9D9D9"/>
+              <w:right w:val="single" w:sz="4" w:color="D9D9D9"/>
+              <w:insideH w:val="single" w:sz="4" w:color="D9D9D9"/>
+              <w:insideV w:val="single" w:sz="4" w:color="D9D9D9"/>
+            </w:tcBorders>
+            <w:shd w:fill="F3F7FA"/>
+          </w:tcPr>
+          <w:p>
+            <w:pPr>
+              <w:spacing w:after="0" w:line="252" w:lineRule="auto"/>
+            </w:pPr>
+            <w:r/>
+            <w:r>
+              <w:rPr>
+                <w:rFonts w:ascii="Arial" w:hAnsi="Arial" w:eastAsia="Arial"/>
+                <w:b w:val="0"/>
+                <w:sz w:val="14"/>
+              </w:rPr>
+              <w:t>A7670E/SIM7600 LTE board or Wi-Fi path</w:t>
+            </w:r>
+          </w:p>
+        </w:tc>
+        <w:tc>
+          <w:tcPr>
+            <w:tcW w:type="dxa" w:w="648"/>
+            <w:vAlign w:val="center"/>
+            <w:tcBorders>
+              <w:top w:val="single" w:sz="4" w:color="D9D9D9"/>
+              <w:left w:val="single" w:sz="4" w:color="D9D9D9"/>
+              <w:bottom w:val="single" w:sz="4" w:color="D9D9D9"/>
+              <w:right w:val="single" w:sz="4" w:color="D9D9D9"/>
+              <w:insideH w:val="single" w:sz="4" w:color="D9D9D9"/>
+              <w:insideV w:val="single" w:sz="4" w:color="D9D9D9"/>
+            </w:tcBorders>
+            <w:shd w:fill="F3F7FA"/>
+          </w:tcPr>
+          <w:p>
+            <w:pPr>
+              <w:spacing w:after="0" w:line="252" w:lineRule="auto"/>
+            </w:pPr>
+            <w:r/>
+            <w:r>
+              <w:rPr>
+                <w:rFonts w:ascii="Arial" w:hAnsi="Arial" w:eastAsia="Arial"/>
+                <w:b w:val="0"/>
+                <w:sz w:val="14"/>
+              </w:rPr>
+              <w:t>1</w:t>
+            </w:r>
+          </w:p>
+        </w:tc>
+        <w:tc>
+          <w:tcPr>
+            <w:tcW w:type="dxa" w:w="1440"/>
+            <w:vAlign w:val="center"/>
+            <w:tcBorders>
+              <w:top w:val="single" w:sz="4" w:color="D9D9D9"/>
+              <w:left w:val="single" w:sz="4" w:color="D9D9D9"/>
+              <w:bottom w:val="single" w:sz="4" w:color="D9D9D9"/>
+              <w:right w:val="single" w:sz="4" w:color="D9D9D9"/>
+              <w:insideH w:val="single" w:sz="4" w:color="D9D9D9"/>
+              <w:insideV w:val="single" w:sz="4" w:color="D9D9D9"/>
+            </w:tcBorders>
+            <w:shd w:fill="F3F7FA"/>
+          </w:tcPr>
+          <w:p>
+            <w:pPr>
+              <w:spacing w:after="0" w:line="252" w:lineRule="auto"/>
+            </w:pPr>
+            <w:r/>
+            <w:r>
+              <w:rPr>
+                <w:rFonts w:ascii="Arial" w:hAnsi="Arial" w:eastAsia="Arial"/>
+                <w:b w:val="0"/>
+                <w:sz w:val="14"/>
+              </w:rPr>
+              <w:t>₱1,800–₱4,500</w:t>
+            </w:r>
+          </w:p>
+        </w:tc>
+        <w:tc>
+          <w:tcPr>
+            <w:tcW w:type="dxa" w:w="4176"/>
+            <w:vAlign w:val="center"/>
+            <w:tcBorders>
+              <w:top w:val="single" w:sz="4" w:color="D9D9D9"/>
+              <w:left w:val="single" w:sz="4" w:color="D9D9D9"/>
+              <w:bottom w:val="single" w:sz="4" w:color="D9D9D9"/>
+              <w:right w:val="single" w:sz="4" w:color="D9D9D9"/>
+              <w:insideH w:val="single" w:sz="4" w:color="D9D9D9"/>
+              <w:insideV w:val="single" w:sz="4" w:color="D9D9D9"/>
+            </w:tcBorders>
+            <w:shd w:fill="F3F7FA"/>
+          </w:tcPr>
+          <w:p>
+            <w:pPr>
+              <w:spacing w:after="0" w:line="252" w:lineRule="auto"/>
+            </w:pPr>
+            <w:r/>
+            <w:r>
+              <w:rPr>
+                <w:rFonts w:ascii="Arial" w:hAnsi="Arial" w:eastAsia="Arial"/>
+                <w:b w:val="0"/>
+                <w:sz w:val="14"/>
+              </w:rPr>
+              <w:t>Direct cloud upload</w:t>
+            </w:r>
+          </w:p>
+        </w:tc>
+      </w:tr>
+      <w:tr>
+        <w:tc>
+          <w:tcPr>
+            <w:tcW w:type="dxa" w:w="1296"/>
+            <w:vAlign w:val="center"/>
+            <w:tcBorders>
+              <w:top w:val="single" w:sz="4" w:color="D9D9D9"/>
+              <w:left w:val="single" w:sz="4" w:color="D9D9D9"/>
+              <w:bottom w:val="single" w:sz="4" w:color="D9D9D9"/>
+              <w:right w:val="single" w:sz="4" w:color="D9D9D9"/>
+              <w:insideH w:val="single" w:sz="4" w:color="D9D9D9"/>
+              <w:insideV w:val="single" w:sz="4" w:color="D9D9D9"/>
+            </w:tcBorders>
+          </w:tcPr>
+          <w:p>
+            <w:pPr>
+              <w:spacing w:after="0" w:line="252" w:lineRule="auto"/>
+            </w:pPr>
+            <w:r/>
+            <w:r>
+              <w:rPr>
+                <w:rFonts w:ascii="Arial" w:hAnsi="Arial" w:eastAsia="Arial"/>
+                <w:b w:val="0"/>
+                <w:sz w:val="14"/>
+              </w:rPr>
+              <w:t>Power telemetry</w:t>
+            </w:r>
+          </w:p>
+        </w:tc>
+        <w:tc>
+          <w:tcPr>
+            <w:tcW w:type="dxa" w:w="2592"/>
+            <w:vAlign w:val="center"/>
+            <w:tcBorders>
+              <w:top w:val="single" w:sz="4" w:color="D9D9D9"/>
+              <w:left w:val="single" w:sz="4" w:color="D9D9D9"/>
+              <w:bottom w:val="single" w:sz="4" w:color="D9D9D9"/>
+              <w:right w:val="single" w:sz="4" w:color="D9D9D9"/>
+              <w:insideH w:val="single" w:sz="4" w:color="D9D9D9"/>
+              <w:insideV w:val="single" w:sz="4" w:color="D9D9D9"/>
+            </w:tcBorders>
+          </w:tcPr>
+          <w:p>
+            <w:pPr>
+              <w:spacing w:after="0" w:line="252" w:lineRule="auto"/>
+            </w:pPr>
+            <w:r/>
+            <w:r>
+              <w:rPr>
+                <w:rFonts w:ascii="Arial" w:hAnsi="Arial" w:eastAsia="Arial"/>
+                <w:b w:val="0"/>
+                <w:sz w:val="14"/>
+              </w:rPr>
+              <w:t>INA219/INA260 or voltage/current test branch</w:t>
+            </w:r>
+          </w:p>
+        </w:tc>
+        <w:tc>
+          <w:tcPr>
+            <w:tcW w:type="dxa" w:w="648"/>
+            <w:vAlign w:val="center"/>
+            <w:tcBorders>
+              <w:top w:val="single" w:sz="4" w:color="D9D9D9"/>
+              <w:left w:val="single" w:sz="4" w:color="D9D9D9"/>
+              <w:bottom w:val="single" w:sz="4" w:color="D9D9D9"/>
+              <w:right w:val="single" w:sz="4" w:color="D9D9D9"/>
+              <w:insideH w:val="single" w:sz="4" w:color="D9D9D9"/>
+              <w:insideV w:val="single" w:sz="4" w:color="D9D9D9"/>
+            </w:tcBorders>
+          </w:tcPr>
+          <w:p>
+            <w:pPr>
+              <w:spacing w:after="0" w:line="252" w:lineRule="auto"/>
+            </w:pPr>
+            <w:r/>
+            <w:r>
+              <w:rPr>
+                <w:rFonts w:ascii="Arial" w:hAnsi="Arial" w:eastAsia="Arial"/>
+                <w:b w:val="0"/>
+                <w:sz w:val="14"/>
+              </w:rPr>
+              <w:t>1</w:t>
+            </w:r>
+          </w:p>
+        </w:tc>
+        <w:tc>
+          <w:tcPr>
+            <w:tcW w:type="dxa" w:w="1440"/>
+            <w:vAlign w:val="center"/>
+            <w:tcBorders>
+              <w:top w:val="single" w:sz="4" w:color="D9D9D9"/>
+              <w:left w:val="single" w:sz="4" w:color="D9D9D9"/>
+              <w:bottom w:val="single" w:sz="4" w:color="D9D9D9"/>
+              <w:right w:val="single" w:sz="4" w:color="D9D9D9"/>
+              <w:insideH w:val="single" w:sz="4" w:color="D9D9D9"/>
+              <w:insideV w:val="single" w:sz="4" w:color="D9D9D9"/>
+            </w:tcBorders>
+          </w:tcPr>
+          <w:p>
+            <w:pPr>
+              <w:spacing w:after="0" w:line="252" w:lineRule="auto"/>
+            </w:pPr>
+            <w:r/>
+            <w:r>
+              <w:rPr>
+                <w:rFonts w:ascii="Arial" w:hAnsi="Arial" w:eastAsia="Arial"/>
+                <w:b w:val="0"/>
+                <w:sz w:val="14"/>
+              </w:rPr>
+              <w:t>₱180–₱600</w:t>
+            </w:r>
+          </w:p>
+        </w:tc>
+        <w:tc>
+          <w:tcPr>
+            <w:tcW w:type="dxa" w:w="4176"/>
+            <w:vAlign w:val="center"/>
+            <w:tcBorders>
+              <w:top w:val="single" w:sz="4" w:color="D9D9D9"/>
+              <w:left w:val="single" w:sz="4" w:color="D9D9D9"/>
+              <w:bottom w:val="single" w:sz="4" w:color="D9D9D9"/>
+              <w:right w:val="single" w:sz="4" w:color="D9D9D9"/>
+              <w:insideH w:val="single" w:sz="4" w:color="D9D9D9"/>
+              <w:insideV w:val="single" w:sz="4" w:color="D9D9D9"/>
+            </w:tcBorders>
+          </w:tcPr>
+          <w:p>
+            <w:pPr>
+              <w:spacing w:after="0" w:line="252" w:lineRule="auto"/>
+            </w:pPr>
+            <w:r/>
+            <w:r>
+              <w:rPr>
+                <w:rFonts w:ascii="Arial" w:hAnsi="Arial" w:eastAsia="Arial"/>
+                <w:b w:val="0"/>
+                <w:sz w:val="14"/>
+              </w:rPr>
+              <w:t>Battery and solar validation</w:t>
+            </w:r>
+          </w:p>
+        </w:tc>
+      </w:tr>
+      <w:tr>
+        <w:tc>
+          <w:tcPr>
+            <w:tcW w:type="dxa" w:w="1296"/>
+            <w:vAlign w:val="center"/>
+            <w:tcBorders>
+              <w:top w:val="single" w:sz="4" w:color="D9D9D9"/>
+              <w:left w:val="single" w:sz="4" w:color="D9D9D9"/>
+              <w:bottom w:val="single" w:sz="4" w:color="D9D9D9"/>
+              <w:right w:val="single" w:sz="4" w:color="D9D9D9"/>
+              <w:insideH w:val="single" w:sz="4" w:color="D9D9D9"/>
+              <w:insideV w:val="single" w:sz="4" w:color="D9D9D9"/>
+            </w:tcBorders>
+            <w:shd w:fill="F3F7FA"/>
+          </w:tcPr>
+          <w:p>
+            <w:pPr>
+              <w:spacing w:after="0" w:line="252" w:lineRule="auto"/>
+            </w:pPr>
+            <w:r/>
+            <w:r>
+              <w:rPr>
+                <w:rFonts w:ascii="Arial" w:hAnsi="Arial" w:eastAsia="Arial"/>
+                <w:b w:val="0"/>
+                <w:sz w:val="14"/>
+              </w:rPr>
+              <w:t>Buffer</w:t>
+            </w:r>
+          </w:p>
+        </w:tc>
+        <w:tc>
+          <w:tcPr>
+            <w:tcW w:type="dxa" w:w="2592"/>
+            <w:vAlign w:val="center"/>
+            <w:tcBorders>
+              <w:top w:val="single" w:sz="4" w:color="D9D9D9"/>
+              <w:left w:val="single" w:sz="4" w:color="D9D9D9"/>
+              <w:bottom w:val="single" w:sz="4" w:color="D9D9D9"/>
+              <w:right w:val="single" w:sz="4" w:color="D9D9D9"/>
+              <w:insideH w:val="single" w:sz="4" w:color="D9D9D9"/>
+              <w:insideV w:val="single" w:sz="4" w:color="D9D9D9"/>
+            </w:tcBorders>
+            <w:shd w:fill="F3F7FA"/>
+          </w:tcPr>
+          <w:p>
+            <w:pPr>
+              <w:spacing w:after="0" w:line="252" w:lineRule="auto"/>
+            </w:pPr>
+            <w:r/>
+            <w:r>
+              <w:rPr>
+                <w:rFonts w:ascii="Arial" w:hAnsi="Arial" w:eastAsia="Arial"/>
+                <w:b w:val="0"/>
+                <w:sz w:val="14"/>
+              </w:rPr>
+              <w:t>microSD or ESP32 flash ring buffer</w:t>
+            </w:r>
+          </w:p>
+        </w:tc>
+        <w:tc>
+          <w:tcPr>
+            <w:tcW w:type="dxa" w:w="648"/>
+            <w:vAlign w:val="center"/>
+            <w:tcBorders>
+              <w:top w:val="single" w:sz="4" w:color="D9D9D9"/>
+              <w:left w:val="single" w:sz="4" w:color="D9D9D9"/>
+              <w:bottom w:val="single" w:sz="4" w:color="D9D9D9"/>
+              <w:right w:val="single" w:sz="4" w:color="D9D9D9"/>
+              <w:insideH w:val="single" w:sz="4" w:color="D9D9D9"/>
+              <w:insideV w:val="single" w:sz="4" w:color="D9D9D9"/>
+            </w:tcBorders>
+            <w:shd w:fill="F3F7FA"/>
+          </w:tcPr>
+          <w:p>
+            <w:pPr>
+              <w:spacing w:after="0" w:line="252" w:lineRule="auto"/>
+            </w:pPr>
+            <w:r/>
+            <w:r>
+              <w:rPr>
+                <w:rFonts w:ascii="Arial" w:hAnsi="Arial" w:eastAsia="Arial"/>
+                <w:b w:val="0"/>
+                <w:sz w:val="14"/>
+              </w:rPr>
+              <w:t>0–1</w:t>
+            </w:r>
+          </w:p>
+        </w:tc>
+        <w:tc>
+          <w:tcPr>
+            <w:tcW w:type="dxa" w:w="1440"/>
+            <w:vAlign w:val="center"/>
+            <w:tcBorders>
+              <w:top w:val="single" w:sz="4" w:color="D9D9D9"/>
+              <w:left w:val="single" w:sz="4" w:color="D9D9D9"/>
+              <w:bottom w:val="single" w:sz="4" w:color="D9D9D9"/>
+              <w:right w:val="single" w:sz="4" w:color="D9D9D9"/>
+              <w:insideH w:val="single" w:sz="4" w:color="D9D9D9"/>
+              <w:insideV w:val="single" w:sz="4" w:color="D9D9D9"/>
+            </w:tcBorders>
+            <w:shd w:fill="F3F7FA"/>
+          </w:tcPr>
+          <w:p>
+            <w:pPr>
+              <w:spacing w:after="0" w:line="252" w:lineRule="auto"/>
+            </w:pPr>
+            <w:r/>
+            <w:r>
+              <w:rPr>
+                <w:rFonts w:ascii="Arial" w:hAnsi="Arial" w:eastAsia="Arial"/>
+                <w:b w:val="0"/>
+                <w:sz w:val="14"/>
+              </w:rPr>
+              <w:t>₱250–₱700</w:t>
+            </w:r>
+          </w:p>
+        </w:tc>
+        <w:tc>
+          <w:tcPr>
+            <w:tcW w:type="dxa" w:w="4176"/>
+            <w:vAlign w:val="center"/>
+            <w:tcBorders>
+              <w:top w:val="single" w:sz="4" w:color="D9D9D9"/>
+              <w:left w:val="single" w:sz="4" w:color="D9D9D9"/>
+              <w:bottom w:val="single" w:sz="4" w:color="D9D9D9"/>
+              <w:right w:val="single" w:sz="4" w:color="D9D9D9"/>
+              <w:insideH w:val="single" w:sz="4" w:color="D9D9D9"/>
+              <w:insideV w:val="single" w:sz="4" w:color="D9D9D9"/>
+            </w:tcBorders>
+            <w:shd w:fill="F3F7FA"/>
+          </w:tcPr>
+          <w:p>
+            <w:pPr>
+              <w:spacing w:after="0" w:line="252" w:lineRule="auto"/>
+            </w:pPr>
+            <w:r/>
+            <w:r>
+              <w:rPr>
+                <w:rFonts w:ascii="Arial" w:hAnsi="Arial" w:eastAsia="Arial"/>
+                <w:b w:val="0"/>
+                <w:sz w:val="14"/>
+              </w:rPr>
+              <w:t>Offline storage during outage</w:t>
+            </w:r>
+          </w:p>
+        </w:tc>
+      </w:tr>
+      <w:tr>
+        <w:tc>
+          <w:tcPr>
+            <w:tcW w:type="dxa" w:w="1296"/>
+            <w:vAlign w:val="center"/>
+            <w:tcBorders>
+              <w:top w:val="single" w:sz="4" w:color="D9D9D9"/>
+              <w:left w:val="single" w:sz="4" w:color="D9D9D9"/>
+              <w:bottom w:val="single" w:sz="4" w:color="D9D9D9"/>
+              <w:right w:val="single" w:sz="4" w:color="D9D9D9"/>
+              <w:insideH w:val="single" w:sz="4" w:color="D9D9D9"/>
+              <w:insideV w:val="single" w:sz="4" w:color="D9D9D9"/>
+            </w:tcBorders>
+          </w:tcPr>
+          <w:p>
+            <w:pPr>
+              <w:spacing w:after="0" w:line="252" w:lineRule="auto"/>
+            </w:pPr>
+            <w:r/>
+            <w:r>
+              <w:rPr>
+                <w:rFonts w:ascii="Arial" w:hAnsi="Arial" w:eastAsia="Arial"/>
+                <w:b w:val="0"/>
+                <w:sz w:val="14"/>
+              </w:rPr>
+              <w:t>Optional event</w:t>
+            </w:r>
+          </w:p>
+        </w:tc>
+        <w:tc>
+          <w:tcPr>
+            <w:tcW w:type="dxa" w:w="2592"/>
+            <w:vAlign w:val="center"/>
+            <w:tcBorders>
+              <w:top w:val="single" w:sz="4" w:color="D9D9D9"/>
+              <w:left w:val="single" w:sz="4" w:color="D9D9D9"/>
+              <w:bottom w:val="single" w:sz="4" w:color="D9D9D9"/>
+              <w:right w:val="single" w:sz="4" w:color="D9D9D9"/>
+              <w:insideH w:val="single" w:sz="4" w:color="D9D9D9"/>
+              <w:insideV w:val="single" w:sz="4" w:color="D9D9D9"/>
+            </w:tcBorders>
+          </w:tcPr>
+          <w:p>
+            <w:pPr>
+              <w:spacing w:after="0" w:line="252" w:lineRule="auto"/>
+            </w:pPr>
+            <w:r/>
+            <w:r>
+              <w:rPr>
+                <w:rFonts w:ascii="Arial" w:hAnsi="Arial" w:eastAsia="Arial"/>
+                <w:b w:val="0"/>
+                <w:sz w:val="14"/>
+              </w:rPr>
+              <w:t>MPU6050, SW-420, reed/enclosure switch</w:t>
+            </w:r>
+          </w:p>
+        </w:tc>
+        <w:tc>
+          <w:tcPr>
+            <w:tcW w:type="dxa" w:w="648"/>
+            <w:vAlign w:val="center"/>
+            <w:tcBorders>
+              <w:top w:val="single" w:sz="4" w:color="D9D9D9"/>
+              <w:left w:val="single" w:sz="4" w:color="D9D9D9"/>
+              <w:bottom w:val="single" w:sz="4" w:color="D9D9D9"/>
+              <w:right w:val="single" w:sz="4" w:color="D9D9D9"/>
+              <w:insideH w:val="single" w:sz="4" w:color="D9D9D9"/>
+              <w:insideV w:val="single" w:sz="4" w:color="D9D9D9"/>
+            </w:tcBorders>
+          </w:tcPr>
+          <w:p>
+            <w:pPr>
+              <w:spacing w:after="0" w:line="252" w:lineRule="auto"/>
+            </w:pPr>
+            <w:r/>
+            <w:r>
+              <w:rPr>
+                <w:rFonts w:ascii="Arial" w:hAnsi="Arial" w:eastAsia="Arial"/>
+                <w:b w:val="0"/>
+                <w:sz w:val="14"/>
+              </w:rPr>
+              <w:t>0–1 lot</w:t>
+            </w:r>
+          </w:p>
+        </w:tc>
+        <w:tc>
+          <w:tcPr>
+            <w:tcW w:type="dxa" w:w="1440"/>
+            <w:vAlign w:val="center"/>
+            <w:tcBorders>
+              <w:top w:val="single" w:sz="4" w:color="D9D9D9"/>
+              <w:left w:val="single" w:sz="4" w:color="D9D9D9"/>
+              <w:bottom w:val="single" w:sz="4" w:color="D9D9D9"/>
+              <w:right w:val="single" w:sz="4" w:color="D9D9D9"/>
+              <w:insideH w:val="single" w:sz="4" w:color="D9D9D9"/>
+              <w:insideV w:val="single" w:sz="4" w:color="D9D9D9"/>
+            </w:tcBorders>
+          </w:tcPr>
+          <w:p>
+            <w:pPr>
+              <w:spacing w:after="0" w:line="252" w:lineRule="auto"/>
+            </w:pPr>
+            <w:r/>
+            <w:r>
+              <w:rPr>
+                <w:rFonts w:ascii="Arial" w:hAnsi="Arial" w:eastAsia="Arial"/>
+                <w:b w:val="0"/>
+                <w:sz w:val="14"/>
+              </w:rPr>
+              <w:t>₱100–₱900</w:t>
+            </w:r>
+          </w:p>
+        </w:tc>
+        <w:tc>
+          <w:tcPr>
+            <w:tcW w:type="dxa" w:w="4176"/>
+            <w:vAlign w:val="center"/>
+            <w:tcBorders>
+              <w:top w:val="single" w:sz="4" w:color="D9D9D9"/>
+              <w:left w:val="single" w:sz="4" w:color="D9D9D9"/>
+              <w:bottom w:val="single" w:sz="4" w:color="D9D9D9"/>
+              <w:right w:val="single" w:sz="4" w:color="D9D9D9"/>
+              <w:insideH w:val="single" w:sz="4" w:color="D9D9D9"/>
+              <w:insideV w:val="single" w:sz="4" w:color="D9D9D9"/>
+            </w:tcBorders>
+          </w:tcPr>
+          <w:p>
+            <w:pPr>
+              <w:spacing w:after="0" w:line="252" w:lineRule="auto"/>
+            </w:pPr>
+            <w:r/>
+            <w:r>
+              <w:rPr>
+                <w:rFonts w:ascii="Arial" w:hAnsi="Arial" w:eastAsia="Arial"/>
+                <w:b w:val="0"/>
+                <w:sz w:val="14"/>
+              </w:rPr>
+              <w:t>Movement/tamper trigger, not a wave sensor</w:t>
+            </w:r>
+          </w:p>
+        </w:tc>
+      </w:tr>
+    </w:tbl>
+    <w:p/>
     <w:p>
+      <w:pPr>
+        <w:pStyle w:val="Heading1"/>
+      </w:pPr>
       <w:r>
-        <w:t>The minimum field-capable build should measure the primary wave signal, detect movement, monitor power, and communicate with the cloud. GPS and wind are included when they remain part of the approved thesis scope.</w:t>
+        <w:t>3 Power enclosure and deployment hardware</w:t>
       </w:r>
     </w:p>
     <w:tbl>
@@ -393,41 +1983,42 @@
         <w:tblW w:type="auto" w:w="0"/>
         <w:jc w:val="center"/>
         <w:tblLook w:firstColumn="1" w:firstRow="1" w:lastColumn="0" w:lastRow="0" w:noHBand="0" w:noVBand="1" w:val="04A0"/>
-        <w:tblBorders>
-          <w:top w:val="single" w:sz="6" w:color="D9D9D9"/>
-          <w:left w:val="single" w:sz="6" w:color="D9D9D9"/>
-          <w:bottom w:val="single" w:sz="6" w:color="D9D9D9"/>
-          <w:right w:val="single" w:sz="6" w:color="D9D9D9"/>
-          <w:insideH w:val="single" w:sz="6" w:color="D9D9D9"/>
-          <w:insideV w:val="single" w:sz="6" w:color="D9D9D9"/>
-        </w:tblBorders>
       </w:tblPr>
       <w:tblGrid>
-        <w:gridCol w:w="2556"/>
-        <w:gridCol w:w="2556"/>
-        <w:gridCol w:w="2556"/>
-        <w:gridCol w:w="2556"/>
+        <w:gridCol w:w="3456"/>
+        <w:gridCol w:w="3456"/>
+        <w:gridCol w:w="3456"/>
       </w:tblGrid>
       <w:tr>
-        <w:trPr>
-          <w:tblHeader w:val="true"/>
-        </w:trPr>
         <w:tc>
           <w:tcPr>
-            <w:tcW w:type="dxa" w:w="2088"/>
+            <w:tcW w:type="dxa" w:w="3312"/>
             <w:vAlign w:val="center"/>
+            <w:tcBorders>
+              <w:top w:val="single" w:sz="4" w:color="D9D9D9"/>
+              <w:left w:val="single" w:sz="4" w:color="D9D9D9"/>
+              <w:bottom w:val="single" w:sz="4" w:color="D9D9D9"/>
+              <w:right w:val="single" w:sz="4" w:color="D9D9D9"/>
+              <w:insideH w:val="single" w:sz="4" w:color="D9D9D9"/>
+              <w:insideV w:val="single" w:sz="4" w:color="D9D9D9"/>
+            </w:tcBorders>
             <w:shd w:fill="1F4E79"/>
           </w:tcPr>
           <w:p>
             <w:pPr>
-              <w:spacing w:after="40"/>
+              <w:spacing w:after="0" w:line="252" w:lineRule="auto"/>
             </w:pPr>
-            <w:r/>
             <w:r>
               <w:rPr>
+                <w:color w:val="FFFFFF"/>
+              </w:rPr>
+            </w:r>
+            <w:r>
+              <w:rPr>
+                <w:rFonts w:ascii="Arial" w:hAnsi="Arial" w:eastAsia="Arial"/>
                 <w:b/>
                 <w:color w:val="FFFFFF"/>
-                <w:sz w:val="17"/>
+                <w:sz w:val="15"/>
               </w:rPr>
               <w:t>Item</w:t>
             </w:r>
@@ -435,915 +2026,789 @@
         </w:tc>
         <w:tc>
           <w:tcPr>
-            <w:tcW w:type="dxa" w:w="4680"/>
+            <w:tcW w:type="dxa" w:w="1656"/>
             <w:vAlign w:val="center"/>
+            <w:tcBorders>
+              <w:top w:val="single" w:sz="4" w:color="D9D9D9"/>
+              <w:left w:val="single" w:sz="4" w:color="D9D9D9"/>
+              <w:bottom w:val="single" w:sz="4" w:color="D9D9D9"/>
+              <w:right w:val="single" w:sz="4" w:color="D9D9D9"/>
+              <w:insideH w:val="single" w:sz="4" w:color="D9D9D9"/>
+              <w:insideV w:val="single" w:sz="4" w:color="D9D9D9"/>
+            </w:tcBorders>
             <w:shd w:fill="1F4E79"/>
           </w:tcPr>
           <w:p>
             <w:pPr>
-              <w:spacing w:after="40"/>
+              <w:spacing w:after="0" w:line="252" w:lineRule="auto"/>
             </w:pPr>
-            <w:r/>
             <w:r>
               <w:rPr>
+                <w:color w:val="FFFFFF"/>
+              </w:rPr>
+            </w:r>
+            <w:r>
+              <w:rPr>
+                <w:rFonts w:ascii="Arial" w:hAnsi="Arial" w:eastAsia="Arial"/>
                 <w:b/>
                 <w:color w:val="FFFFFF"/>
-                <w:sz w:val="17"/>
+                <w:sz w:val="15"/>
               </w:rPr>
-              <w:t>Recommended part</w:t>
+              <w:t>Planning cost</w:t>
             </w:r>
           </w:p>
         </w:tc>
         <w:tc>
           <w:tcPr>
-            <w:tcW w:type="dxa" w:w="792"/>
+            <w:tcW w:type="dxa" w:w="5112"/>
             <w:vAlign w:val="center"/>
+            <w:tcBorders>
+              <w:top w:val="single" w:sz="4" w:color="D9D9D9"/>
+              <w:left w:val="single" w:sz="4" w:color="D9D9D9"/>
+              <w:bottom w:val="single" w:sz="4" w:color="D9D9D9"/>
+              <w:right w:val="single" w:sz="4" w:color="D9D9D9"/>
+              <w:insideH w:val="single" w:sz="4" w:color="D9D9D9"/>
+              <w:insideV w:val="single" w:sz="4" w:color="D9D9D9"/>
+            </w:tcBorders>
             <w:shd w:fill="1F4E79"/>
           </w:tcPr>
           <w:p>
             <w:pPr>
-              <w:spacing w:after="40"/>
+              <w:spacing w:after="0" w:line="252" w:lineRule="auto"/>
+            </w:pPr>
+            <w:r>
+              <w:rPr>
+                <w:color w:val="FFFFFF"/>
+              </w:rPr>
+            </w:r>
+            <w:r>
+              <w:rPr>
+                <w:rFonts w:ascii="Arial" w:hAnsi="Arial" w:eastAsia="Arial"/>
+                <w:b/>
+                <w:color w:val="FFFFFF"/>
+                <w:sz w:val="15"/>
+              </w:rPr>
+              <w:t>Notes</w:t>
+            </w:r>
+          </w:p>
+        </w:tc>
+      </w:tr>
+      <w:tr>
+        <w:tc>
+          <w:tcPr>
+            <w:tcW w:type="dxa" w:w="3312"/>
+            <w:vAlign w:val="center"/>
+            <w:tcBorders>
+              <w:top w:val="single" w:sz="4" w:color="D9D9D9"/>
+              <w:left w:val="single" w:sz="4" w:color="D9D9D9"/>
+              <w:bottom w:val="single" w:sz="4" w:color="D9D9D9"/>
+              <w:right w:val="single" w:sz="4" w:color="D9D9D9"/>
+              <w:insideH w:val="single" w:sz="4" w:color="D9D9D9"/>
+              <w:insideV w:val="single" w:sz="4" w:color="D9D9D9"/>
+            </w:tcBorders>
+          </w:tcPr>
+          <w:p>
+            <w:pPr>
+              <w:spacing w:after="0" w:line="252" w:lineRule="auto"/>
             </w:pPr>
             <w:r/>
             <w:r>
               <w:rPr>
-                <w:b/>
-                <w:color w:val="FFFFFF"/>
-                <w:sz w:val="17"/>
+                <w:rFonts w:ascii="Arial" w:hAnsi="Arial" w:eastAsia="Arial"/>
+                <w:b w:val="0"/>
+                <w:sz w:val="15"/>
               </w:rPr>
-              <w:t>Quantity</w:t>
+              <w:t>12.8 V LiFePO4 6–10 Ah with BMS</w:t>
             </w:r>
           </w:p>
         </w:tc>
         <w:tc>
           <w:tcPr>
-            <w:tcW w:type="dxa" w:w="1584"/>
+            <w:tcW w:type="dxa" w:w="1656"/>
             <w:vAlign w:val="center"/>
-            <w:shd w:fill="1F4E79"/>
+            <w:tcBorders>
+              <w:top w:val="single" w:sz="4" w:color="D9D9D9"/>
+              <w:left w:val="single" w:sz="4" w:color="D9D9D9"/>
+              <w:bottom w:val="single" w:sz="4" w:color="D9D9D9"/>
+              <w:right w:val="single" w:sz="4" w:color="D9D9D9"/>
+              <w:insideH w:val="single" w:sz="4" w:color="D9D9D9"/>
+              <w:insideV w:val="single" w:sz="4" w:color="D9D9D9"/>
+            </w:tcBorders>
           </w:tcPr>
           <w:p>
             <w:pPr>
-              <w:spacing w:after="40"/>
+              <w:spacing w:after="0" w:line="252" w:lineRule="auto"/>
             </w:pPr>
             <w:r/>
             <w:r>
               <w:rPr>
-                <w:b/>
-                <w:color w:val="FFFFFF"/>
-                <w:sz w:val="17"/>
+                <w:rFonts w:ascii="Arial" w:hAnsi="Arial" w:eastAsia="Arial"/>
+                <w:b w:val="0"/>
+                <w:sz w:val="15"/>
               </w:rPr>
-              <w:t>Indicative cost</w:t>
+              <w:t>₱2,000–₱6,000</w:t>
+            </w:r>
+          </w:p>
+        </w:tc>
+        <w:tc>
+          <w:tcPr>
+            <w:tcW w:type="dxa" w:w="5112"/>
+            <w:vAlign w:val="center"/>
+            <w:tcBorders>
+              <w:top w:val="single" w:sz="4" w:color="D9D9D9"/>
+              <w:left w:val="single" w:sz="4" w:color="D9D9D9"/>
+              <w:bottom w:val="single" w:sz="4" w:color="D9D9D9"/>
+              <w:right w:val="single" w:sz="4" w:color="D9D9D9"/>
+              <w:insideH w:val="single" w:sz="4" w:color="D9D9D9"/>
+              <w:insideV w:val="single" w:sz="4" w:color="D9D9D9"/>
+            </w:tcBorders>
+          </w:tcPr>
+          <w:p>
+            <w:pPr>
+              <w:spacing w:after="0" w:line="252" w:lineRule="auto"/>
+            </w:pPr>
+            <w:r/>
+            <w:r>
+              <w:rPr>
+                <w:rFonts w:ascii="Arial" w:hAnsi="Arial" w:eastAsia="Arial"/>
+                <w:b w:val="0"/>
+                <w:sz w:val="15"/>
+              </w:rPr>
+              <w:t>Start small; final capacity follows LTE peak and overnight load test.</w:t>
             </w:r>
           </w:p>
         </w:tc>
       </w:tr>
       <w:tr>
-        <w:trPr>
-          <w:cantSplit/>
-        </w:trPr>
         <w:tc>
           <w:tcPr>
-            <w:tcW w:type="dxa" w:w="2088"/>
+            <w:tcW w:type="dxa" w:w="3312"/>
             <w:vAlign w:val="center"/>
+            <w:tcBorders>
+              <w:top w:val="single" w:sz="4" w:color="D9D9D9"/>
+              <w:left w:val="single" w:sz="4" w:color="D9D9D9"/>
+              <w:bottom w:val="single" w:sz="4" w:color="D9D9D9"/>
+              <w:right w:val="single" w:sz="4" w:color="D9D9D9"/>
+              <w:insideH w:val="single" w:sz="4" w:color="D9D9D9"/>
+              <w:insideV w:val="single" w:sz="4" w:color="D9D9D9"/>
+            </w:tcBorders>
+            <w:shd w:fill="F3F7FA"/>
           </w:tcPr>
           <w:p>
             <w:pPr>
-              <w:spacing w:after="40"/>
+              <w:spacing w:after="0" w:line="252" w:lineRule="auto"/>
             </w:pPr>
             <w:r/>
             <w:r>
               <w:rPr>
+                <w:rFonts w:ascii="Arial" w:hAnsi="Arial" w:eastAsia="Arial"/>
                 <w:b w:val="0"/>
-                <w:sz w:val="16"/>
+                <w:sz w:val="15"/>
               </w:rPr>
-              <w:t>Controller</w:t>
+              <w:t>10–30 W solar panel candidate</w:t>
             </w:r>
           </w:p>
         </w:tc>
         <w:tc>
           <w:tcPr>
-            <w:tcW w:type="dxa" w:w="4680"/>
+            <w:tcW w:type="dxa" w:w="1656"/>
             <w:vAlign w:val="center"/>
+            <w:tcBorders>
+              <w:top w:val="single" w:sz="4" w:color="D9D9D9"/>
+              <w:left w:val="single" w:sz="4" w:color="D9D9D9"/>
+              <w:bottom w:val="single" w:sz="4" w:color="D9D9D9"/>
+              <w:right w:val="single" w:sz="4" w:color="D9D9D9"/>
+              <w:insideH w:val="single" w:sz="4" w:color="D9D9D9"/>
+              <w:insideV w:val="single" w:sz="4" w:color="D9D9D9"/>
+            </w:tcBorders>
+            <w:shd w:fill="F3F7FA"/>
           </w:tcPr>
           <w:p>
             <w:pPr>
-              <w:spacing w:after="40"/>
+              <w:spacing w:after="0" w:line="252" w:lineRule="auto"/>
             </w:pPr>
             <w:r/>
             <w:r>
               <w:rPr>
+                <w:rFonts w:ascii="Arial" w:hAnsi="Arial" w:eastAsia="Arial"/>
                 <w:b w:val="0"/>
-                <w:sz w:val="16"/>
+                <w:sz w:val="15"/>
               </w:rPr>
-              <w:t>ESP32 DevKit 30/38-pin</w:t>
+              <w:t>₱1,000–₱3,000</w:t>
             </w:r>
           </w:p>
         </w:tc>
         <w:tc>
           <w:tcPr>
-            <w:tcW w:type="dxa" w:w="792"/>
+            <w:tcW w:type="dxa" w:w="5112"/>
             <w:vAlign w:val="center"/>
+            <w:tcBorders>
+              <w:top w:val="single" w:sz="4" w:color="D9D9D9"/>
+              <w:left w:val="single" w:sz="4" w:color="D9D9D9"/>
+              <w:bottom w:val="single" w:sz="4" w:color="D9D9D9"/>
+              <w:right w:val="single" w:sz="4" w:color="D9D9D9"/>
+              <w:insideH w:val="single" w:sz="4" w:color="D9D9D9"/>
+              <w:insideV w:val="single" w:sz="4" w:color="D9D9D9"/>
+            </w:tcBorders>
+            <w:shd w:fill="F3F7FA"/>
           </w:tcPr>
           <w:p>
             <w:pPr>
-              <w:spacing w:after="40"/>
+              <w:spacing w:after="0" w:line="252" w:lineRule="auto"/>
             </w:pPr>
             <w:r/>
             <w:r>
               <w:rPr>
+                <w:rFonts w:ascii="Arial" w:hAnsi="Arial" w:eastAsia="Arial"/>
                 <w:b w:val="0"/>
-                <w:sz w:val="16"/>
+                <w:sz w:val="15"/>
               </w:rPr>
-              <w:t>1</w:t>
+              <w:t>Keep compact; larger 40–100 W panel only if measured load requires it.</w:t>
+            </w:r>
+          </w:p>
+        </w:tc>
+      </w:tr>
+      <w:tr>
+        <w:tc>
+          <w:tcPr>
+            <w:tcW w:type="dxa" w:w="3312"/>
+            <w:vAlign w:val="center"/>
+            <w:tcBorders>
+              <w:top w:val="single" w:sz="4" w:color="D9D9D9"/>
+              <w:left w:val="single" w:sz="4" w:color="D9D9D9"/>
+              <w:bottom w:val="single" w:sz="4" w:color="D9D9D9"/>
+              <w:right w:val="single" w:sz="4" w:color="D9D9D9"/>
+              <w:insideH w:val="single" w:sz="4" w:color="D9D9D9"/>
+              <w:insideV w:val="single" w:sz="4" w:color="D9D9D9"/>
+            </w:tcBorders>
+          </w:tcPr>
+          <w:p>
+            <w:pPr>
+              <w:spacing w:after="0" w:line="252" w:lineRule="auto"/>
+            </w:pPr>
+            <w:r/>
+            <w:r>
+              <w:rPr>
+                <w:rFonts w:ascii="Arial" w:hAnsi="Arial" w:eastAsia="Arial"/>
+                <w:b w:val="0"/>
+                <w:sz w:val="15"/>
+              </w:rPr>
+              <w:t>LiFePO4 PWM/MPPT charge controller</w:t>
             </w:r>
           </w:p>
         </w:tc>
         <w:tc>
           <w:tcPr>
-            <w:tcW w:type="dxa" w:w="1584"/>
+            <w:tcW w:type="dxa" w:w="1656"/>
             <w:vAlign w:val="center"/>
+            <w:tcBorders>
+              <w:top w:val="single" w:sz="4" w:color="D9D9D9"/>
+              <w:left w:val="single" w:sz="4" w:color="D9D9D9"/>
+              <w:bottom w:val="single" w:sz="4" w:color="D9D9D9"/>
+              <w:right w:val="single" w:sz="4" w:color="D9D9D9"/>
+              <w:insideH w:val="single" w:sz="4" w:color="D9D9D9"/>
+              <w:insideV w:val="single" w:sz="4" w:color="D9D9D9"/>
+            </w:tcBorders>
           </w:tcPr>
           <w:p>
             <w:pPr>
-              <w:spacing w:after="40"/>
+              <w:spacing w:after="0" w:line="252" w:lineRule="auto"/>
             </w:pPr>
             <w:r/>
             <w:r>
               <w:rPr>
+                <w:rFonts w:ascii="Arial" w:hAnsi="Arial" w:eastAsia="Arial"/>
                 <w:b w:val="0"/>
-                <w:sz w:val="16"/>
+                <w:sz w:val="15"/>
               </w:rPr>
-              <w:t>₱349–₱500</w:t>
+              <w:t>₱850–₱3,500</w:t>
+            </w:r>
+          </w:p>
+        </w:tc>
+        <w:tc>
+          <w:tcPr>
+            <w:tcW w:type="dxa" w:w="5112"/>
+            <w:vAlign w:val="center"/>
+            <w:tcBorders>
+              <w:top w:val="single" w:sz="4" w:color="D9D9D9"/>
+              <w:left w:val="single" w:sz="4" w:color="D9D9D9"/>
+              <w:bottom w:val="single" w:sz="4" w:color="D9D9D9"/>
+              <w:right w:val="single" w:sz="4" w:color="D9D9D9"/>
+              <w:insideH w:val="single" w:sz="4" w:color="D9D9D9"/>
+              <w:insideV w:val="single" w:sz="4" w:color="D9D9D9"/>
+            </w:tcBorders>
+          </w:tcPr>
+          <w:p>
+            <w:pPr>
+              <w:spacing w:after="0" w:line="252" w:lineRule="auto"/>
+            </w:pPr>
+            <w:r/>
+            <w:r>
+              <w:rPr>
+                <w:rFonts w:ascii="Arial" w:hAnsi="Arial" w:eastAsia="Arial"/>
+                <w:b w:val="0"/>
+                <w:sz w:val="15"/>
+              </w:rPr>
+              <w:t>Must match battery chemistry and panel voltage.</w:t>
             </w:r>
           </w:p>
         </w:tc>
       </w:tr>
       <w:tr>
-        <w:trPr>
-          <w:cantSplit/>
-        </w:trPr>
         <w:tc>
           <w:tcPr>
-            <w:tcW w:type="dxa" w:w="2088"/>
+            <w:tcW w:type="dxa" w:w="3312"/>
             <w:vAlign w:val="center"/>
-            <w:shd w:fill="F2F6FA"/>
+            <w:tcBorders>
+              <w:top w:val="single" w:sz="4" w:color="D9D9D9"/>
+              <w:left w:val="single" w:sz="4" w:color="D9D9D9"/>
+              <w:bottom w:val="single" w:sz="4" w:color="D9D9D9"/>
+              <w:right w:val="single" w:sz="4" w:color="D9D9D9"/>
+              <w:insideH w:val="single" w:sz="4" w:color="D9D9D9"/>
+              <w:insideV w:val="single" w:sz="4" w:color="D9D9D9"/>
+            </w:tcBorders>
+            <w:shd w:fill="F3F7FA"/>
           </w:tcPr>
           <w:p>
             <w:pPr>
-              <w:spacing w:after="40"/>
+              <w:spacing w:after="0" w:line="252" w:lineRule="auto"/>
             </w:pPr>
             <w:r/>
             <w:r>
               <w:rPr>
+                <w:rFonts w:ascii="Arial" w:hAnsi="Arial" w:eastAsia="Arial"/>
                 <w:b w:val="0"/>
-                <w:sz w:val="16"/>
+                <w:sz w:val="15"/>
               </w:rPr>
-              <w:t>Primary wave channel</w:t>
+              <w:t>Regulators fuses TVS reverse protection</w:t>
             </w:r>
           </w:p>
         </w:tc>
         <w:tc>
           <w:tcPr>
-            <w:tcW w:type="dxa" w:w="4680"/>
+            <w:tcW w:type="dxa" w:w="1656"/>
             <w:vAlign w:val="center"/>
-            <w:shd w:fill="F2F6FA"/>
+            <w:tcBorders>
+              <w:top w:val="single" w:sz="4" w:color="D9D9D9"/>
+              <w:left w:val="single" w:sz="4" w:color="D9D9D9"/>
+              <w:bottom w:val="single" w:sz="4" w:color="D9D9D9"/>
+              <w:right w:val="single" w:sz="4" w:color="D9D9D9"/>
+              <w:insideH w:val="single" w:sz="4" w:color="D9D9D9"/>
+              <w:insideV w:val="single" w:sz="4" w:color="D9D9D9"/>
+            </w:tcBorders>
+            <w:shd w:fill="F3F7FA"/>
           </w:tcPr>
           <w:p>
             <w:pPr>
-              <w:spacing w:after="40"/>
+              <w:spacing w:after="0" w:line="252" w:lineRule="auto"/>
             </w:pPr>
             <w:r/>
             <w:r>
               <w:rPr>
+                <w:rFonts w:ascii="Arial" w:hAnsi="Arial" w:eastAsia="Arial"/>
                 <w:b w:val="0"/>
-                <w:sz w:val="16"/>
+                <w:sz w:val="15"/>
               </w:rPr>
-              <w:t>Low-range submersible 4–20 mA pressure transmitter</w:t>
+              <w:t>₱800–₱2,500</w:t>
             </w:r>
           </w:p>
         </w:tc>
         <w:tc>
           <w:tcPr>
-            <w:tcW w:type="dxa" w:w="792"/>
+            <w:tcW w:type="dxa" w:w="5112"/>
             <w:vAlign w:val="center"/>
-            <w:shd w:fill="F2F6FA"/>
+            <w:tcBorders>
+              <w:top w:val="single" w:sz="4" w:color="D9D9D9"/>
+              <w:left w:val="single" w:sz="4" w:color="D9D9D9"/>
+              <w:bottom w:val="single" w:sz="4" w:color="D9D9D9"/>
+              <w:right w:val="single" w:sz="4" w:color="D9D9D9"/>
+              <w:insideH w:val="single" w:sz="4" w:color="D9D9D9"/>
+              <w:insideV w:val="single" w:sz="4" w:color="D9D9D9"/>
+            </w:tcBorders>
+            <w:shd w:fill="F3F7FA"/>
           </w:tcPr>
           <w:p>
             <w:pPr>
-              <w:spacing w:after="40"/>
+              <w:spacing w:after="0" w:line="252" w:lineRule="auto"/>
             </w:pPr>
             <w:r/>
             <w:r>
               <w:rPr>
+                <w:rFonts w:ascii="Arial" w:hAnsi="Arial" w:eastAsia="Arial"/>
                 <w:b w:val="0"/>
-                <w:sz w:val="16"/>
+                <w:sz w:val="15"/>
               </w:rPr>
-              <w:t>1</w:t>
+              <w:t>Separate pressure loop, LTE, and sensor rails.</w:t>
+            </w:r>
+          </w:p>
+        </w:tc>
+      </w:tr>
+      <w:tr>
+        <w:tc>
+          <w:tcPr>
+            <w:tcW w:type="dxa" w:w="3312"/>
+            <w:vAlign w:val="center"/>
+            <w:tcBorders>
+              <w:top w:val="single" w:sz="4" w:color="D9D9D9"/>
+              <w:left w:val="single" w:sz="4" w:color="D9D9D9"/>
+              <w:bottom w:val="single" w:sz="4" w:color="D9D9D9"/>
+              <w:right w:val="single" w:sz="4" w:color="D9D9D9"/>
+              <w:insideH w:val="single" w:sz="4" w:color="D9D9D9"/>
+              <w:insideV w:val="single" w:sz="4" w:color="D9D9D9"/>
+            </w:tcBorders>
+          </w:tcPr>
+          <w:p>
+            <w:pPr>
+              <w:spacing w:after="0" w:line="252" w:lineRule="auto"/>
+            </w:pPr>
+            <w:r/>
+            <w:r>
+              <w:rPr>
+                <w:rFonts w:ascii="Arial" w:hAnsi="Arial" w:eastAsia="Arial"/>
+                <w:b w:val="0"/>
+                <w:sz w:val="15"/>
+              </w:rPr>
+              <w:t>Waterproof enclosure glands sealants vent/desiccant</w:t>
             </w:r>
           </w:p>
         </w:tc>
         <w:tc>
           <w:tcPr>
-            <w:tcW w:type="dxa" w:w="1584"/>
+            <w:tcW w:type="dxa" w:w="1656"/>
             <w:vAlign w:val="center"/>
-            <w:shd w:fill="F2F6FA"/>
+            <w:tcBorders>
+              <w:top w:val="single" w:sz="4" w:color="D9D9D9"/>
+              <w:left w:val="single" w:sz="4" w:color="D9D9D9"/>
+              <w:bottom w:val="single" w:sz="4" w:color="D9D9D9"/>
+              <w:right w:val="single" w:sz="4" w:color="D9D9D9"/>
+              <w:insideH w:val="single" w:sz="4" w:color="D9D9D9"/>
+              <w:insideV w:val="single" w:sz="4" w:color="D9D9D9"/>
+            </w:tcBorders>
           </w:tcPr>
           <w:p>
             <w:pPr>
-              <w:spacing w:after="40"/>
+              <w:spacing w:after="0" w:line="252" w:lineRule="auto"/>
             </w:pPr>
             <w:r/>
             <w:r>
               <w:rPr>
+                <w:rFonts w:ascii="Arial" w:hAnsi="Arial" w:eastAsia="Arial"/>
                 <w:b w:val="0"/>
-                <w:sz w:val="16"/>
+                <w:sz w:val="15"/>
               </w:rPr>
-              <w:t>₱1,690–₱4,278</w:t>
+              <w:t>₱2,500–₱7,000</w:t>
+            </w:r>
+          </w:p>
+        </w:tc>
+        <w:tc>
+          <w:tcPr>
+            <w:tcW w:type="dxa" w:w="5112"/>
+            <w:vAlign w:val="center"/>
+            <w:tcBorders>
+              <w:top w:val="single" w:sz="4" w:color="D9D9D9"/>
+              <w:left w:val="single" w:sz="4" w:color="D9D9D9"/>
+              <w:bottom w:val="single" w:sz="4" w:color="D9D9D9"/>
+              <w:right w:val="single" w:sz="4" w:color="D9D9D9"/>
+              <w:insideH w:val="single" w:sz="4" w:color="D9D9D9"/>
+              <w:insideV w:val="single" w:sz="4" w:color="D9D9D9"/>
+            </w:tcBorders>
+          </w:tcPr>
+          <w:p>
+            <w:pPr>
+              <w:spacing w:after="0" w:line="252" w:lineRule="auto"/>
+            </w:pPr>
+            <w:r/>
+            <w:r>
+              <w:rPr>
+                <w:rFonts w:ascii="Arial" w:hAnsi="Arial" w:eastAsia="Arial"/>
+                <w:b w:val="0"/>
+                <w:sz w:val="15"/>
+              </w:rPr>
+              <w:t>Required for marine protection and pressure-sensor cable routing.</w:t>
             </w:r>
           </w:p>
         </w:tc>
       </w:tr>
       <w:tr>
-        <w:trPr>
-          <w:cantSplit/>
-        </w:trPr>
         <w:tc>
           <w:tcPr>
-            <w:tcW w:type="dxa" w:w="2088"/>
+            <w:tcW w:type="dxa" w:w="3312"/>
             <w:vAlign w:val="center"/>
+            <w:tcBorders>
+              <w:top w:val="single" w:sz="4" w:color="D9D9D9"/>
+              <w:left w:val="single" w:sz="4" w:color="D9D9D9"/>
+              <w:bottom w:val="single" w:sz="4" w:color="D9D9D9"/>
+              <w:right w:val="single" w:sz="4" w:color="D9D9D9"/>
+              <w:insideH w:val="single" w:sz="4" w:color="D9D9D9"/>
+              <w:insideV w:val="single" w:sz="4" w:color="D9D9D9"/>
+            </w:tcBorders>
+            <w:shd w:fill="F3F7FA"/>
           </w:tcPr>
           <w:p>
             <w:pPr>
-              <w:spacing w:after="40"/>
+              <w:spacing w:after="0" w:line="252" w:lineRule="auto"/>
             </w:pPr>
             <w:r/>
             <w:r>
               <w:rPr>
+                <w:rFonts w:ascii="Arial" w:hAnsi="Arial" w:eastAsia="Arial"/>
                 <w:b w:val="0"/>
-                <w:sz w:val="16"/>
+                <w:sz w:val="15"/>
               </w:rPr>
-              <w:t>Pressure interface</w:t>
+              <w:t>Float body compact housing ballast</w:t>
             </w:r>
           </w:p>
         </w:tc>
         <w:tc>
           <w:tcPr>
-            <w:tcW w:type="dxa" w:w="4680"/>
+            <w:tcW w:type="dxa" w:w="1656"/>
             <w:vAlign w:val="center"/>
+            <w:tcBorders>
+              <w:top w:val="single" w:sz="4" w:color="D9D9D9"/>
+              <w:left w:val="single" w:sz="4" w:color="D9D9D9"/>
+              <w:bottom w:val="single" w:sz="4" w:color="D9D9D9"/>
+              <w:right w:val="single" w:sz="4" w:color="D9D9D9"/>
+              <w:insideH w:val="single" w:sz="4" w:color="D9D9D9"/>
+              <w:insideV w:val="single" w:sz="4" w:color="D9D9D9"/>
+            </w:tcBorders>
+            <w:shd w:fill="F3F7FA"/>
           </w:tcPr>
           <w:p>
             <w:pPr>
-              <w:spacing w:after="40"/>
+              <w:spacing w:after="0" w:line="252" w:lineRule="auto"/>
             </w:pPr>
             <w:r/>
             <w:r>
               <w:rPr>
+                <w:rFonts w:ascii="Arial" w:hAnsi="Arial" w:eastAsia="Arial"/>
                 <w:b w:val="0"/>
-                <w:sz w:val="16"/>
+                <w:sz w:val="15"/>
               </w:rPr>
-              <w:t>ADS1115 16-bit ADC plus 150 Ω precision shunt</w:t>
+              <w:t>₱2,000–₱8,000</w:t>
             </w:r>
           </w:p>
         </w:tc>
         <w:tc>
           <w:tcPr>
-            <w:tcW w:type="dxa" w:w="792"/>
+            <w:tcW w:type="dxa" w:w="5112"/>
             <w:vAlign w:val="center"/>
+            <w:tcBorders>
+              <w:top w:val="single" w:sz="4" w:color="D9D9D9"/>
+              <w:left w:val="single" w:sz="4" w:color="D9D9D9"/>
+              <w:bottom w:val="single" w:sz="4" w:color="D9D9D9"/>
+              <w:right w:val="single" w:sz="4" w:color="D9D9D9"/>
+              <w:insideH w:val="single" w:sz="4" w:color="D9D9D9"/>
+              <w:insideV w:val="single" w:sz="4" w:color="D9D9D9"/>
+            </w:tcBorders>
+            <w:shd w:fill="F3F7FA"/>
           </w:tcPr>
           <w:p>
             <w:pPr>
-              <w:spacing w:after="40"/>
+              <w:spacing w:after="0" w:line="252" w:lineRule="auto"/>
             </w:pPr>
             <w:r/>
             <w:r>
               <w:rPr>
+                <w:rFonts w:ascii="Arial" w:hAnsi="Arial" w:eastAsia="Arial"/>
                 <w:b w:val="0"/>
-                <w:sz w:val="16"/>
+                <w:sz w:val="15"/>
               </w:rPr>
-              <w:t>1</w:t>
+              <w:t>Must pass displacement, ballast, leak, and recovery tests.</w:t>
+            </w:r>
+          </w:p>
+        </w:tc>
+      </w:tr>
+      <w:tr>
+        <w:tc>
+          <w:tcPr>
+            <w:tcW w:type="dxa" w:w="3312"/>
+            <w:vAlign w:val="center"/>
+            <w:tcBorders>
+              <w:top w:val="single" w:sz="4" w:color="D9D9D9"/>
+              <w:left w:val="single" w:sz="4" w:color="D9D9D9"/>
+              <w:bottom w:val="single" w:sz="4" w:color="D9D9D9"/>
+              <w:right w:val="single" w:sz="4" w:color="D9D9D9"/>
+              <w:insideH w:val="single" w:sz="4" w:color="D9D9D9"/>
+              <w:insideV w:val="single" w:sz="4" w:color="D9D9D9"/>
+            </w:tcBorders>
+          </w:tcPr>
+          <w:p>
+            <w:pPr>
+              <w:spacing w:after="0" w:line="252" w:lineRule="auto"/>
+            </w:pPr>
+            <w:r/>
+            <w:r>
+              <w:rPr>
+                <w:rFonts w:ascii="Arial" w:hAnsi="Arial" w:eastAsia="Arial"/>
+                <w:b w:val="0"/>
+                <w:sz w:val="15"/>
+              </w:rPr>
+              <w:t>Mooring chain rope shackle swivel anchor recovery line</w:t>
             </w:r>
           </w:p>
         </w:tc>
         <w:tc>
           <w:tcPr>
-            <w:tcW w:type="dxa" w:w="1584"/>
+            <w:tcW w:type="dxa" w:w="1656"/>
             <w:vAlign w:val="center"/>
+            <w:tcBorders>
+              <w:top w:val="single" w:sz="4" w:color="D9D9D9"/>
+              <w:left w:val="single" w:sz="4" w:color="D9D9D9"/>
+              <w:bottom w:val="single" w:sz="4" w:color="D9D9D9"/>
+              <w:right w:val="single" w:sz="4" w:color="D9D9D9"/>
+              <w:insideH w:val="single" w:sz="4" w:color="D9D9D9"/>
+              <w:insideV w:val="single" w:sz="4" w:color="D9D9D9"/>
+            </w:tcBorders>
           </w:tcPr>
           <w:p>
             <w:pPr>
-              <w:spacing w:after="40"/>
+              <w:spacing w:after="0" w:line="252" w:lineRule="auto"/>
             </w:pPr>
             <w:r/>
             <w:r>
               <w:rPr>
+                <w:rFonts w:ascii="Arial" w:hAnsi="Arial" w:eastAsia="Arial"/>
                 <w:b w:val="0"/>
-                <w:sz w:val="16"/>
+                <w:sz w:val="15"/>
               </w:rPr>
-              <w:t>₱200–₱600</w:t>
+              <w:t>₱2,000–₱6,000</w:t>
+            </w:r>
+          </w:p>
+        </w:tc>
+        <w:tc>
+          <w:tcPr>
+            <w:tcW w:type="dxa" w:w="5112"/>
+            <w:vAlign w:val="center"/>
+            <w:tcBorders>
+              <w:top w:val="single" w:sz="4" w:color="D9D9D9"/>
+              <w:left w:val="single" w:sz="4" w:color="D9D9D9"/>
+              <w:bottom w:val="single" w:sz="4" w:color="D9D9D9"/>
+              <w:right w:val="single" w:sz="4" w:color="D9D9D9"/>
+              <w:insideH w:val="single" w:sz="4" w:color="D9D9D9"/>
+              <w:insideV w:val="single" w:sz="4" w:color="D9D9D9"/>
+            </w:tcBorders>
+          </w:tcPr>
+          <w:p>
+            <w:pPr>
+              <w:spacing w:after="0" w:line="252" w:lineRule="auto"/>
+            </w:pPr>
+            <w:r/>
+            <w:r>
+              <w:rPr>
+                <w:rFonts w:ascii="Arial" w:hAnsi="Arial" w:eastAsia="Arial"/>
+                <w:b w:val="0"/>
+                <w:sz w:val="15"/>
+              </w:rPr>
+              <w:t>Missing in earlier draft; size by depth, current, seabed, and retrieval method.</w:t>
             </w:r>
           </w:p>
         </w:tc>
       </w:tr>
       <w:tr>
-        <w:trPr>
-          <w:cantSplit/>
-        </w:trPr>
         <w:tc>
           <w:tcPr>
-            <w:tcW w:type="dxa" w:w="2088"/>
+            <w:tcW w:type="dxa" w:w="3312"/>
             <w:vAlign w:val="center"/>
-            <w:shd w:fill="F2F6FA"/>
+            <w:tcBorders>
+              <w:top w:val="single" w:sz="4" w:color="D9D9D9"/>
+              <w:left w:val="single" w:sz="4" w:color="D9D9D9"/>
+              <w:bottom w:val="single" w:sz="4" w:color="D9D9D9"/>
+              <w:right w:val="single" w:sz="4" w:color="D9D9D9"/>
+              <w:insideH w:val="single" w:sz="4" w:color="D9D9D9"/>
+              <w:insideV w:val="single" w:sz="4" w:color="D9D9D9"/>
+            </w:tcBorders>
+            <w:shd w:fill="F3F7FA"/>
           </w:tcPr>
           <w:p>
             <w:pPr>
-              <w:spacing w:after="40"/>
+              <w:spacing w:after="0" w:line="252" w:lineRule="auto"/>
             </w:pPr>
             <w:r/>
             <w:r>
               <w:rPr>
+                <w:rFonts w:ascii="Arial" w:hAnsi="Arial" w:eastAsia="Arial"/>
                 <w:b w:val="0"/>
-                <w:sz w:val="16"/>
+                <w:sz w:val="15"/>
               </w:rPr>
-              <w:t>Movement</w:t>
+              <w:t>Fabrication calibration spares transport</w:t>
             </w:r>
           </w:p>
         </w:tc>
         <w:tc>
           <w:tcPr>
-            <w:tcW w:type="dxa" w:w="4680"/>
+            <w:tcW w:type="dxa" w:w="1656"/>
             <w:vAlign w:val="center"/>
-            <w:shd w:fill="F2F6FA"/>
+            <w:tcBorders>
+              <w:top w:val="single" w:sz="4" w:color="D9D9D9"/>
+              <w:left w:val="single" w:sz="4" w:color="D9D9D9"/>
+              <w:bottom w:val="single" w:sz="4" w:color="D9D9D9"/>
+              <w:right w:val="single" w:sz="4" w:color="D9D9D9"/>
+              <w:insideH w:val="single" w:sz="4" w:color="D9D9D9"/>
+              <w:insideV w:val="single" w:sz="4" w:color="D9D9D9"/>
+            </w:tcBorders>
+            <w:shd w:fill="F3F7FA"/>
           </w:tcPr>
           <w:p>
             <w:pPr>
-              <w:spacing w:after="40"/>
+              <w:spacing w:after="0" w:line="252" w:lineRule="auto"/>
             </w:pPr>
             <w:r/>
             <w:r>
               <w:rPr>
+                <w:rFonts w:ascii="Arial" w:hAnsi="Arial" w:eastAsia="Arial"/>
                 <w:b w:val="0"/>
-                <w:sz w:val="16"/>
+                <w:sz w:val="15"/>
               </w:rPr>
-              <w:t>MPU6050/GY-521 accelerometer and gyroscope</w:t>
+              <w:t>₱2,000–₱5,000</w:t>
             </w:r>
           </w:p>
         </w:tc>
         <w:tc>
           <w:tcPr>
-            <w:tcW w:type="dxa" w:w="792"/>
+            <w:tcW w:type="dxa" w:w="5112"/>
             <w:vAlign w:val="center"/>
-            <w:shd w:fill="F2F6FA"/>
+            <w:tcBorders>
+              <w:top w:val="single" w:sz="4" w:color="D9D9D9"/>
+              <w:left w:val="single" w:sz="4" w:color="D9D9D9"/>
+              <w:bottom w:val="single" w:sz="4" w:color="D9D9D9"/>
+              <w:right w:val="single" w:sz="4" w:color="D9D9D9"/>
+              <w:insideH w:val="single" w:sz="4" w:color="D9D9D9"/>
+              <w:insideV w:val="single" w:sz="4" w:color="D9D9D9"/>
+            </w:tcBorders>
+            <w:shd w:fill="F3F7FA"/>
           </w:tcPr>
           <w:p>
             <w:pPr>
-              <w:spacing w:after="40"/>
+              <w:spacing w:after="0" w:line="252" w:lineRule="auto"/>
             </w:pPr>
             <w:r/>
             <w:r>
               <w:rPr>
+                <w:rFonts w:ascii="Arial" w:hAnsi="Arial" w:eastAsia="Arial"/>
                 <w:b w:val="0"/>
-                <w:sz w:val="16"/>
+                <w:sz w:val="15"/>
               </w:rPr>
-              <w:t>1</w:t>
-            </w:r>
-          </w:p>
-        </w:tc>
-        <w:tc>
-          <w:tcPr>
-            <w:tcW w:type="dxa" w:w="1584"/>
-            <w:vAlign w:val="center"/>
-            <w:shd w:fill="F2F6FA"/>
-          </w:tcPr>
-          <w:p>
-            <w:pPr>
-              <w:spacing w:after="40"/>
-            </w:pPr>
-            <w:r/>
-            <w:r>
-              <w:rPr>
-                <w:b w:val="0"/>
-                <w:sz w:val="16"/>
-              </w:rPr>
-              <w:t>₱533–₱923</w:t>
-            </w:r>
-          </w:p>
-        </w:tc>
-      </w:tr>
-      <w:tr>
-        <w:trPr>
-          <w:cantSplit/>
-        </w:trPr>
-        <w:tc>
-          <w:tcPr>
-            <w:tcW w:type="dxa" w:w="2088"/>
-            <w:vAlign w:val="center"/>
-          </w:tcPr>
-          <w:p>
-            <w:pPr>
-              <w:spacing w:after="40"/>
-            </w:pPr>
-            <w:r/>
-            <w:r>
-              <w:rPr>
-                <w:b w:val="0"/>
-                <w:sz w:val="16"/>
-              </w:rPr>
-              <w:t>Cloud link</w:t>
-            </w:r>
-          </w:p>
-        </w:tc>
-        <w:tc>
-          <w:tcPr>
-            <w:tcW w:type="dxa" w:w="4680"/>
-            <w:vAlign w:val="center"/>
-          </w:tcPr>
-          <w:p>
-            <w:pPr>
-              <w:spacing w:after="40"/>
-            </w:pPr>
-            <w:r/>
-            <w:r>
-              <w:rPr>
-                <w:b w:val="0"/>
-                <w:sz w:val="16"/>
-              </w:rPr>
-              <w:t>A7670E or SIM7600 4G/LTE board with antenna</w:t>
-            </w:r>
-          </w:p>
-        </w:tc>
-        <w:tc>
-          <w:tcPr>
-            <w:tcW w:type="dxa" w:w="792"/>
-            <w:vAlign w:val="center"/>
-          </w:tcPr>
-          <w:p>
-            <w:pPr>
-              <w:spacing w:after="40"/>
-            </w:pPr>
-            <w:r/>
-            <w:r>
-              <w:rPr>
-                <w:b w:val="0"/>
-                <w:sz w:val="16"/>
-              </w:rPr>
-              <w:t>1</w:t>
-            </w:r>
-          </w:p>
-        </w:tc>
-        <w:tc>
-          <w:tcPr>
-            <w:tcW w:type="dxa" w:w="1584"/>
-            <w:vAlign w:val="center"/>
-          </w:tcPr>
-          <w:p>
-            <w:pPr>
-              <w:spacing w:after="40"/>
-            </w:pPr>
-            <w:r/>
-            <w:r>
-              <w:rPr>
-                <w:b w:val="0"/>
-                <w:sz w:val="16"/>
-              </w:rPr>
-              <w:t>₱1,100–₱4,500</w:t>
-            </w:r>
-          </w:p>
-        </w:tc>
-      </w:tr>
-      <w:tr>
-        <w:trPr>
-          <w:cantSplit/>
-        </w:trPr>
-        <w:tc>
-          <w:tcPr>
-            <w:tcW w:type="dxa" w:w="2088"/>
-            <w:vAlign w:val="center"/>
-            <w:shd w:fill="F2F6FA"/>
-          </w:tcPr>
-          <w:p>
-            <w:pPr>
-              <w:spacing w:after="40"/>
-            </w:pPr>
-            <w:r/>
-            <w:r>
-              <w:rPr>
-                <w:b w:val="0"/>
-                <w:sz w:val="16"/>
-              </w:rPr>
-              <w:t>Power telemetry</w:t>
-            </w:r>
-          </w:p>
-        </w:tc>
-        <w:tc>
-          <w:tcPr>
-            <w:tcW w:type="dxa" w:w="4680"/>
-            <w:vAlign w:val="center"/>
-            <w:shd w:fill="F2F6FA"/>
-          </w:tcPr>
-          <w:p>
-            <w:pPr>
-              <w:spacing w:after="40"/>
-            </w:pPr>
-            <w:r/>
-            <w:r>
-              <w:rPr>
-                <w:b w:val="0"/>
-                <w:sz w:val="16"/>
-              </w:rPr>
-              <w:t>INA219 voltage/current monitor</w:t>
-            </w:r>
-          </w:p>
-        </w:tc>
-        <w:tc>
-          <w:tcPr>
-            <w:tcW w:type="dxa" w:w="792"/>
-            <w:vAlign w:val="center"/>
-            <w:shd w:fill="F2F6FA"/>
-          </w:tcPr>
-          <w:p>
-            <w:pPr>
-              <w:spacing w:after="40"/>
-            </w:pPr>
-            <w:r/>
-            <w:r>
-              <w:rPr>
-                <w:b w:val="0"/>
-                <w:sz w:val="16"/>
-              </w:rPr>
-              <w:t>1</w:t>
-            </w:r>
-          </w:p>
-        </w:tc>
-        <w:tc>
-          <w:tcPr>
-            <w:tcW w:type="dxa" w:w="1584"/>
-            <w:vAlign w:val="center"/>
-            <w:shd w:fill="F2F6FA"/>
-          </w:tcPr>
-          <w:p>
-            <w:pPr>
-              <w:spacing w:after="40"/>
-            </w:pPr>
-            <w:r/>
-            <w:r>
-              <w:rPr>
-                <w:b w:val="0"/>
-                <w:sz w:val="16"/>
-              </w:rPr>
-              <w:t>₱116–₱250</w:t>
-            </w:r>
-          </w:p>
-        </w:tc>
-      </w:tr>
-      <w:tr>
-        <w:trPr>
-          <w:cantSplit/>
-        </w:trPr>
-        <w:tc>
-          <w:tcPr>
-            <w:tcW w:type="dxa" w:w="2088"/>
-            <w:vAlign w:val="center"/>
-          </w:tcPr>
-          <w:p>
-            <w:pPr>
-              <w:spacing w:after="40"/>
-            </w:pPr>
-            <w:r/>
-            <w:r>
-              <w:rPr>
-                <w:b w:val="0"/>
-                <w:sz w:val="16"/>
-              </w:rPr>
-              <w:t>Local buffer</w:t>
-            </w:r>
-          </w:p>
-        </w:tc>
-        <w:tc>
-          <w:tcPr>
-            <w:tcW w:type="dxa" w:w="4680"/>
-            <w:vAlign w:val="center"/>
-          </w:tcPr>
-          <w:p>
-            <w:pPr>
-              <w:spacing w:after="40"/>
-            </w:pPr>
-            <w:r/>
-            <w:r>
-              <w:rPr>
-                <w:b w:val="0"/>
-                <w:sz w:val="16"/>
-              </w:rPr>
-              <w:t>microSD module and 8–32 GB card</w:t>
-            </w:r>
-          </w:p>
-        </w:tc>
-        <w:tc>
-          <w:tcPr>
-            <w:tcW w:type="dxa" w:w="792"/>
-            <w:vAlign w:val="center"/>
-          </w:tcPr>
-          <w:p>
-            <w:pPr>
-              <w:spacing w:after="40"/>
-            </w:pPr>
-            <w:r/>
-            <w:r>
-              <w:rPr>
-                <w:b w:val="0"/>
-                <w:sz w:val="16"/>
-              </w:rPr>
-              <w:t>1</w:t>
-            </w:r>
-          </w:p>
-        </w:tc>
-        <w:tc>
-          <w:tcPr>
-            <w:tcW w:type="dxa" w:w="1584"/>
-            <w:vAlign w:val="center"/>
-          </w:tcPr>
-          <w:p>
-            <w:pPr>
-              <w:spacing w:after="40"/>
-            </w:pPr>
-            <w:r/>
-            <w:r>
-              <w:rPr>
-                <w:b w:val="0"/>
-                <w:sz w:val="16"/>
-              </w:rPr>
-              <w:t>₱250–₱700</w:t>
-            </w:r>
-          </w:p>
-        </w:tc>
-      </w:tr>
-      <w:tr>
-        <w:trPr>
-          <w:cantSplit/>
-        </w:trPr>
-        <w:tc>
-          <w:tcPr>
-            <w:tcW w:type="dxa" w:w="2088"/>
-            <w:vAlign w:val="center"/>
-            <w:shd w:fill="F2F6FA"/>
-          </w:tcPr>
-          <w:p>
-            <w:pPr>
-              <w:spacing w:after="40"/>
-            </w:pPr>
-            <w:r/>
-            <w:r>
-              <w:rPr>
-                <w:b w:val="0"/>
-                <w:sz w:val="16"/>
-              </w:rPr>
-              <w:t>Optional security position</w:t>
-            </w:r>
-          </w:p>
-        </w:tc>
-        <w:tc>
-          <w:tcPr>
-            <w:tcW w:type="dxa" w:w="4680"/>
-            <w:vAlign w:val="center"/>
-            <w:shd w:fill="F2F6FA"/>
-          </w:tcPr>
-          <w:p>
-            <w:pPr>
-              <w:spacing w:after="40"/>
-            </w:pPr>
-            <w:r/>
-            <w:r>
-              <w:rPr>
-                <w:b w:val="0"/>
-                <w:sz w:val="16"/>
-              </w:rPr>
-              <w:t>NEO-6M GPS module</w:t>
-            </w:r>
-          </w:p>
-        </w:tc>
-        <w:tc>
-          <w:tcPr>
-            <w:tcW w:type="dxa" w:w="792"/>
-            <w:vAlign w:val="center"/>
-            <w:shd w:fill="F2F6FA"/>
-          </w:tcPr>
-          <w:p>
-            <w:pPr>
-              <w:spacing w:after="40"/>
-            </w:pPr>
-            <w:r/>
-            <w:r>
-              <w:rPr>
-                <w:b w:val="0"/>
-                <w:sz w:val="16"/>
-              </w:rPr>
-              <w:t>1</w:t>
-            </w:r>
-          </w:p>
-        </w:tc>
-        <w:tc>
-          <w:tcPr>
-            <w:tcW w:type="dxa" w:w="1584"/>
-            <w:vAlign w:val="center"/>
-            <w:shd w:fill="F2F6FA"/>
-          </w:tcPr>
-          <w:p>
-            <w:pPr>
-              <w:spacing w:after="40"/>
-            </w:pPr>
-            <w:r/>
-            <w:r>
-              <w:rPr>
-                <w:b w:val="0"/>
-                <w:sz w:val="16"/>
-              </w:rPr>
-              <w:t>₱208–₱598</w:t>
-            </w:r>
-          </w:p>
-        </w:tc>
-      </w:tr>
-      <w:tr>
-        <w:trPr>
-          <w:cantSplit/>
-        </w:trPr>
-        <w:tc>
-          <w:tcPr>
-            <w:tcW w:type="dxa" w:w="2088"/>
-            <w:vAlign w:val="center"/>
-          </w:tcPr>
-          <w:p>
-            <w:pPr>
-              <w:spacing w:after="40"/>
-            </w:pPr>
-            <w:r/>
-            <w:r>
-              <w:rPr>
-                <w:b w:val="0"/>
-                <w:sz w:val="16"/>
-              </w:rPr>
-              <w:t>Optional wind channel</w:t>
-            </w:r>
-          </w:p>
-        </w:tc>
-        <w:tc>
-          <w:tcPr>
-            <w:tcW w:type="dxa" w:w="4680"/>
-            <w:vAlign w:val="center"/>
-          </w:tcPr>
-          <w:p>
-            <w:pPr>
-              <w:spacing w:after="40"/>
-            </w:pPr>
-            <w:r/>
-            <w:r>
-              <w:rPr>
-                <w:b w:val="0"/>
-                <w:sz w:val="16"/>
-              </w:rPr>
-              <w:t>Pulse-output cup anemometer</w:t>
-            </w:r>
-          </w:p>
-        </w:tc>
-        <w:tc>
-          <w:tcPr>
-            <w:tcW w:type="dxa" w:w="792"/>
-            <w:vAlign w:val="center"/>
-          </w:tcPr>
-          <w:p>
-            <w:pPr>
-              <w:spacing w:after="40"/>
-            </w:pPr>
-            <w:r/>
-            <w:r>
-              <w:rPr>
-                <w:b w:val="0"/>
-                <w:sz w:val="16"/>
-              </w:rPr>
-              <w:t>1</w:t>
-            </w:r>
-          </w:p>
-        </w:tc>
-        <w:tc>
-          <w:tcPr>
-            <w:tcW w:type="dxa" w:w="1584"/>
-            <w:vAlign w:val="center"/>
-          </w:tcPr>
-          <w:p>
-            <w:pPr>
-              <w:spacing w:after="40"/>
-            </w:pPr>
-            <w:r/>
-            <w:r>
-              <w:rPr>
-                <w:b w:val="0"/>
-                <w:sz w:val="16"/>
-              </w:rPr>
-              <w:t>₱1,350–₱2,500</w:t>
-            </w:r>
-          </w:p>
-        </w:tc>
-      </w:tr>
-      <w:tr>
-        <w:trPr>
-          <w:cantSplit/>
-        </w:trPr>
-        <w:tc>
-          <w:tcPr>
-            <w:tcW w:type="dxa" w:w="2088"/>
-            <w:vAlign w:val="center"/>
-            <w:shd w:fill="F2F6FA"/>
-          </w:tcPr>
-          <w:p>
-            <w:pPr>
-              <w:spacing w:after="40"/>
-            </w:pPr>
-            <w:r/>
-            <w:r>
-              <w:rPr>
-                <w:b w:val="0"/>
-                <w:sz w:val="16"/>
-              </w:rPr>
-              <w:t>Optional water temperature</w:t>
-            </w:r>
-          </w:p>
-        </w:tc>
-        <w:tc>
-          <w:tcPr>
-            <w:tcW w:type="dxa" w:w="4680"/>
-            <w:vAlign w:val="center"/>
-            <w:shd w:fill="F2F6FA"/>
-          </w:tcPr>
-          <w:p>
-            <w:pPr>
-              <w:spacing w:after="40"/>
-            </w:pPr>
-            <w:r/>
-            <w:r>
-              <w:rPr>
-                <w:b w:val="0"/>
-                <w:sz w:val="16"/>
-              </w:rPr>
-              <w:t>Waterproof DS18B20</w:t>
-            </w:r>
-          </w:p>
-        </w:tc>
-        <w:tc>
-          <w:tcPr>
-            <w:tcW w:type="dxa" w:w="792"/>
-            <w:vAlign w:val="center"/>
-            <w:shd w:fill="F2F6FA"/>
-          </w:tcPr>
-          <w:p>
-            <w:pPr>
-              <w:spacing w:after="40"/>
-            </w:pPr>
-            <w:r/>
-            <w:r>
-              <w:rPr>
-                <w:b w:val="0"/>
-                <w:sz w:val="16"/>
-              </w:rPr>
-              <w:t>1</w:t>
-            </w:r>
-          </w:p>
-        </w:tc>
-        <w:tc>
-          <w:tcPr>
-            <w:tcW w:type="dxa" w:w="1584"/>
-            <w:vAlign w:val="center"/>
-            <w:shd w:fill="F2F6FA"/>
-          </w:tcPr>
-          <w:p>
-            <w:pPr>
-              <w:spacing w:after="40"/>
-            </w:pPr>
-            <w:r/>
-            <w:r>
-              <w:rPr>
-                <w:b w:val="0"/>
-                <w:sz w:val="16"/>
-              </w:rPr>
-              <w:t>₱65–₱180</w:t>
+              <w:t>Needed before validation claims.</w:t>
             </w:r>
           </w:p>
         </w:tc>
       </w:tr>
     </w:tbl>
-    <w:p>
-      <w:pPr>
-        <w:spacing w:after="40"/>
-      </w:pPr>
-    </w:p>
+    <w:p/>
     <w:p>
       <w:pPr>
         <w:pStyle w:val="Heading1"/>
       </w:pPr>
       <w:r>
-        <w:t>3 Water pressure sensor options</w:t>
+        <w:t>4 Water pressure sensor options</w:t>
       </w:r>
     </w:p>
     <w:p>
+      <w:pPr>
+        <w:spacing w:after="100"/>
+      </w:pPr>
       <w:r>
-        <w:t>Water pressure is the main technical selection. The sensor must match the expected pressure range, have a sealed cable and suitable wetted materials, and be explicitly approved for continuous saltwater exposure. A cheap listing is not automatically suitable for the ocean.</w:t>
+        <w:t>Recommended choice for first procurement: a low-range 4–20 mA submersible transmitter, preferably 0–1 mH2O or 0–2 mH2O, only after seller confirmation of range, output, cable sealing, wetted materials, and continuous immersion suitability.</w:t>
       </w:r>
     </w:p>
     <w:tbl>
@@ -1352,42 +2817,44 @@
         <w:tblW w:type="auto" w:w="0"/>
         <w:jc w:val="center"/>
         <w:tblLook w:firstColumn="1" w:firstRow="1" w:lastColumn="0" w:lastRow="0" w:noHBand="0" w:noVBand="1" w:val="04A0"/>
-        <w:tblBorders>
-          <w:top w:val="single" w:sz="6" w:color="D9D9D9"/>
-          <w:left w:val="single" w:sz="6" w:color="D9D9D9"/>
-          <w:bottom w:val="single" w:sz="6" w:color="D9D9D9"/>
-          <w:right w:val="single" w:sz="6" w:color="D9D9D9"/>
-          <w:insideH w:val="single" w:sz="6" w:color="D9D9D9"/>
-          <w:insideV w:val="single" w:sz="6" w:color="D9D9D9"/>
-        </w:tblBorders>
       </w:tblPr>
       <w:tblGrid>
-        <w:gridCol w:w="2045"/>
-        <w:gridCol w:w="2045"/>
-        <w:gridCol w:w="2045"/>
-        <w:gridCol w:w="2045"/>
-        <w:gridCol w:w="2045"/>
+        <w:gridCol w:w="2074"/>
+        <w:gridCol w:w="2074"/>
+        <w:gridCol w:w="2074"/>
+        <w:gridCol w:w="2074"/>
+        <w:gridCol w:w="2074"/>
       </w:tblGrid>
       <w:tr>
-        <w:trPr>
-          <w:tblHeader w:val="true"/>
-        </w:trPr>
         <w:tc>
           <w:tcPr>
-            <w:tcW w:type="dxa" w:w="1656"/>
+            <w:tcW w:type="dxa" w:w="1800"/>
             <w:vAlign w:val="center"/>
+            <w:tcBorders>
+              <w:top w:val="single" w:sz="4" w:color="D9D9D9"/>
+              <w:left w:val="single" w:sz="4" w:color="D9D9D9"/>
+              <w:bottom w:val="single" w:sz="4" w:color="D9D9D9"/>
+              <w:right w:val="single" w:sz="4" w:color="D9D9D9"/>
+              <w:insideH w:val="single" w:sz="4" w:color="D9D9D9"/>
+              <w:insideV w:val="single" w:sz="4" w:color="D9D9D9"/>
+            </w:tcBorders>
             <w:shd w:fill="1F4E79"/>
           </w:tcPr>
           <w:p>
             <w:pPr>
-              <w:spacing w:after="40"/>
+              <w:spacing w:after="0" w:line="252" w:lineRule="auto"/>
             </w:pPr>
-            <w:r/>
             <w:r>
               <w:rPr>
+                <w:color w:val="FFFFFF"/>
+              </w:rPr>
+            </w:r>
+            <w:r>
+              <w:rPr>
+                <w:rFonts w:ascii="Arial" w:hAnsi="Arial" w:eastAsia="Arial"/>
                 <w:b/>
                 <w:color w:val="FFFFFF"/>
-                <w:sz w:val="17"/>
+                <w:sz w:val="13"/>
               </w:rPr>
               <w:t>Option</w:t>
             </w:r>
@@ -1395,248 +2862,510 @@
         </w:tc>
         <w:tc>
           <w:tcPr>
-            <w:tcW w:type="dxa" w:w="2952"/>
+            <w:tcW w:type="dxa" w:w="1224"/>
             <w:vAlign w:val="center"/>
+            <w:tcBorders>
+              <w:top w:val="single" w:sz="4" w:color="D9D9D9"/>
+              <w:left w:val="single" w:sz="4" w:color="D9D9D9"/>
+              <w:bottom w:val="single" w:sz="4" w:color="D9D9D9"/>
+              <w:right w:val="single" w:sz="4" w:color="D9D9D9"/>
+              <w:insideH w:val="single" w:sz="4" w:color="D9D9D9"/>
+              <w:insideV w:val="single" w:sz="4" w:color="D9D9D9"/>
+            </w:tcBorders>
             <w:shd w:fill="1F4E79"/>
           </w:tcPr>
           <w:p>
             <w:pPr>
-              <w:spacing w:after="40"/>
+              <w:spacing w:after="0" w:line="252" w:lineRule="auto"/>
             </w:pPr>
-            <w:r/>
             <w:r>
               <w:rPr>
+                <w:color w:val="FFFFFF"/>
+              </w:rPr>
+            </w:r>
+            <w:r>
+              <w:rPr>
+                <w:rFonts w:ascii="Arial" w:hAnsi="Arial" w:eastAsia="Arial"/>
                 <w:b/>
                 <w:color w:val="FFFFFF"/>
-                <w:sz w:val="17"/>
+                <w:sz w:val="13"/>
               </w:rPr>
-              <w:t>How it works</w:t>
+              <w:t>Interface</w:t>
             </w:r>
           </w:p>
         </w:tc>
         <w:tc>
           <w:tcPr>
-            <w:tcW w:type="dxa" w:w="1296"/>
+            <w:tcW w:type="dxa" w:w="1512"/>
             <w:vAlign w:val="center"/>
+            <w:tcBorders>
+              <w:top w:val="single" w:sz="4" w:color="D9D9D9"/>
+              <w:left w:val="single" w:sz="4" w:color="D9D9D9"/>
+              <w:bottom w:val="single" w:sz="4" w:color="D9D9D9"/>
+              <w:right w:val="single" w:sz="4" w:color="D9D9D9"/>
+              <w:insideH w:val="single" w:sz="4" w:color="D9D9D9"/>
+              <w:insideV w:val="single" w:sz="4" w:color="D9D9D9"/>
+            </w:tcBorders>
             <w:shd w:fill="1F4E79"/>
           </w:tcPr>
           <w:p>
             <w:pPr>
-              <w:spacing w:after="40"/>
+              <w:spacing w:after="0" w:line="252" w:lineRule="auto"/>
             </w:pPr>
-            <w:r/>
             <w:r>
               <w:rPr>
+                <w:color w:val="FFFFFF"/>
+              </w:rPr>
+            </w:r>
+            <w:r>
+              <w:rPr>
+                <w:rFonts w:ascii="Arial" w:hAnsi="Arial" w:eastAsia="Arial"/>
                 <w:b/>
                 <w:color w:val="FFFFFF"/>
-                <w:sz w:val="17"/>
+                <w:sz w:val="13"/>
               </w:rPr>
-              <w:t>Indicative cost</w:t>
+              <w:t>Planning cost</w:t>
             </w:r>
           </w:p>
         </w:tc>
         <w:tc>
           <w:tcPr>
-            <w:tcW w:type="dxa" w:w="2232"/>
+            <w:tcW w:type="dxa" w:w="2880"/>
             <w:vAlign w:val="center"/>
+            <w:tcBorders>
+              <w:top w:val="single" w:sz="4" w:color="D9D9D9"/>
+              <w:left w:val="single" w:sz="4" w:color="D9D9D9"/>
+              <w:bottom w:val="single" w:sz="4" w:color="D9D9D9"/>
+              <w:right w:val="single" w:sz="4" w:color="D9D9D9"/>
+              <w:insideH w:val="single" w:sz="4" w:color="D9D9D9"/>
+              <w:insideV w:val="single" w:sz="4" w:color="D9D9D9"/>
+            </w:tcBorders>
             <w:shd w:fill="1F4E79"/>
           </w:tcPr>
           <w:p>
             <w:pPr>
-              <w:spacing w:after="40"/>
+              <w:spacing w:after="0" w:line="252" w:lineRule="auto"/>
             </w:pPr>
-            <w:r/>
             <w:r>
               <w:rPr>
+                <w:color w:val="FFFFFF"/>
+              </w:rPr>
+            </w:r>
+            <w:r>
+              <w:rPr>
+                <w:rFonts w:ascii="Arial" w:hAnsi="Arial" w:eastAsia="Arial"/>
                 <w:b/>
                 <w:color w:val="FFFFFF"/>
-                <w:sz w:val="17"/>
+                <w:sz w:val="13"/>
               </w:rPr>
-              <w:t>Advantages</w:t>
+              <w:t>Use</w:t>
             </w:r>
           </w:p>
         </w:tc>
         <w:tc>
           <w:tcPr>
-            <w:tcW w:type="dxa" w:w="2232"/>
+            <w:tcW w:type="dxa" w:w="2664"/>
             <w:vAlign w:val="center"/>
+            <w:tcBorders>
+              <w:top w:val="single" w:sz="4" w:color="D9D9D9"/>
+              <w:left w:val="single" w:sz="4" w:color="D9D9D9"/>
+              <w:bottom w:val="single" w:sz="4" w:color="D9D9D9"/>
+              <w:right w:val="single" w:sz="4" w:color="D9D9D9"/>
+              <w:insideH w:val="single" w:sz="4" w:color="D9D9D9"/>
+              <w:insideV w:val="single" w:sz="4" w:color="D9D9D9"/>
+            </w:tcBorders>
             <w:shd w:fill="1F4E79"/>
           </w:tcPr>
           <w:p>
             <w:pPr>
-              <w:spacing w:after="40"/>
+              <w:spacing w:after="0" w:line="252" w:lineRule="auto"/>
             </w:pPr>
-            <w:r/>
             <w:r>
               <w:rPr>
+                <w:color w:val="FFFFFF"/>
+              </w:rPr>
+            </w:r>
+            <w:r>
+              <w:rPr>
+                <w:rFonts w:ascii="Arial" w:hAnsi="Arial" w:eastAsia="Arial"/>
                 <w:b/>
                 <w:color w:val="FFFFFF"/>
-                <w:sz w:val="17"/>
+                <w:sz w:val="13"/>
               </w:rPr>
-              <w:t>Limitations</w:t>
+              <w:t>Main limitation</w:t>
             </w:r>
           </w:p>
         </w:tc>
       </w:tr>
       <w:tr>
-        <w:trPr>
-          <w:cantSplit/>
-        </w:trPr>
         <w:tc>
           <w:tcPr>
-            <w:tcW w:type="dxa" w:w="1656"/>
+            <w:tcW w:type="dxa" w:w="1800"/>
             <w:vAlign w:val="center"/>
+            <w:tcBorders>
+              <w:top w:val="single" w:sz="4" w:color="D9D9D9"/>
+              <w:left w:val="single" w:sz="4" w:color="D9D9D9"/>
+              <w:bottom w:val="single" w:sz="4" w:color="D9D9D9"/>
+              <w:right w:val="single" w:sz="4" w:color="D9D9D9"/>
+              <w:insideH w:val="single" w:sz="4" w:color="D9D9D9"/>
+              <w:insideV w:val="single" w:sz="4" w:color="D9D9D9"/>
+            </w:tcBorders>
           </w:tcPr>
           <w:p>
             <w:pPr>
-              <w:spacing w:after="40"/>
+              <w:spacing w:after="0" w:line="252" w:lineRule="auto"/>
             </w:pPr>
             <w:r/>
             <w:r>
               <w:rPr>
+                <w:rFonts w:ascii="Arial" w:hAnsi="Arial" w:eastAsia="Arial"/>
                 <w:b w:val="0"/>
-                <w:sz w:val="16"/>
+                <w:sz w:val="13"/>
               </w:rPr>
-              <w:t>A 4–20 mA submersible pressure transmitter</w:t>
+              <w:t>A Low-range submersible transmitter</w:t>
             </w:r>
           </w:p>
         </w:tc>
         <w:tc>
           <w:tcPr>
-            <w:tcW w:type="dxa" w:w="2952"/>
+            <w:tcW w:type="dxa" w:w="1224"/>
             <w:vAlign w:val="center"/>
+            <w:tcBorders>
+              <w:top w:val="single" w:sz="4" w:color="D9D9D9"/>
+              <w:left w:val="single" w:sz="4" w:color="D9D9D9"/>
+              <w:bottom w:val="single" w:sz="4" w:color="D9D9D9"/>
+              <w:right w:val="single" w:sz="4" w:color="D9D9D9"/>
+              <w:insideH w:val="single" w:sz="4" w:color="D9D9D9"/>
+              <w:insideV w:val="single" w:sz="4" w:color="D9D9D9"/>
+            </w:tcBorders>
           </w:tcPr>
           <w:p>
             <w:pPr>
-              <w:spacing w:after="40"/>
+              <w:spacing w:after="0" w:line="252" w:lineRule="auto"/>
             </w:pPr>
             <w:r/>
             <w:r>
               <w:rPr>
+                <w:rFonts w:ascii="Arial" w:hAnsi="Arial" w:eastAsia="Arial"/>
                 <w:b w:val="0"/>
-                <w:sz w:val="16"/>
+                <w:sz w:val="13"/>
               </w:rPr>
-              <w:t>Measures hydrostatic pressure through a diaphragm and sends a current loop to the ESP32 ADC.</w:t>
+              <w:t>4–20 mA</w:t>
             </w:r>
           </w:p>
         </w:tc>
         <w:tc>
           <w:tcPr>
-            <w:tcW w:type="dxa" w:w="1296"/>
+            <w:tcW w:type="dxa" w:w="1512"/>
             <w:vAlign w:val="center"/>
+            <w:tcBorders>
+              <w:top w:val="single" w:sz="4" w:color="D9D9D9"/>
+              <w:left w:val="single" w:sz="4" w:color="D9D9D9"/>
+              <w:bottom w:val="single" w:sz="4" w:color="D9D9D9"/>
+              <w:right w:val="single" w:sz="4" w:color="D9D9D9"/>
+              <w:insideH w:val="single" w:sz="4" w:color="D9D9D9"/>
+              <w:insideV w:val="single" w:sz="4" w:color="D9D9D9"/>
+            </w:tcBorders>
           </w:tcPr>
           <w:p>
             <w:pPr>
-              <w:spacing w:after="40"/>
+              <w:spacing w:after="0" w:line="252" w:lineRule="auto"/>
             </w:pPr>
             <w:r/>
             <w:r>
               <w:rPr>
+                <w:rFonts w:ascii="Arial" w:hAnsi="Arial" w:eastAsia="Arial"/>
                 <w:b w:val="0"/>
-                <w:sz w:val="16"/>
+                <w:sz w:val="13"/>
               </w:rPr>
-              <w:t>₱1,690–₱4,278</w:t>
+              <w:t>₱1,997–₱3,444</w:t>
             </w:r>
           </w:p>
         </w:tc>
         <w:tc>
           <w:tcPr>
-            <w:tcW w:type="dxa" w:w="2232"/>
+            <w:tcW w:type="dxa" w:w="2880"/>
             <w:vAlign w:val="center"/>
+            <w:tcBorders>
+              <w:top w:val="single" w:sz="4" w:color="D9D9D9"/>
+              <w:left w:val="single" w:sz="4" w:color="D9D9D9"/>
+              <w:bottom w:val="single" w:sz="4" w:color="D9D9D9"/>
+              <w:right w:val="single" w:sz="4" w:color="D9D9D9"/>
+              <w:insideH w:val="single" w:sz="4" w:color="D9D9D9"/>
+              <w:insideV w:val="single" w:sz="4" w:color="D9D9D9"/>
+            </w:tcBorders>
           </w:tcPr>
           <w:p>
             <w:pPr>
-              <w:spacing w:after="40"/>
+              <w:spacing w:after="0" w:line="252" w:lineRule="auto"/>
             </w:pPr>
             <w:r/>
             <w:r>
               <w:rPr>
+                <w:rFonts w:ascii="Arial" w:hAnsi="Arial" w:eastAsia="Arial"/>
                 <w:b w:val="0"/>
-                <w:sz w:val="16"/>
+                <w:sz w:val="13"/>
               </w:rPr>
-              <w:t>Good noise immunity; long cable; easy to validate with a reference gauge.</w:t>
+              <w:t>Recommended low-cost field candidate</w:t>
             </w:r>
           </w:p>
         </w:tc>
         <w:tc>
           <w:tcPr>
-            <w:tcW w:type="dxa" w:w="2232"/>
+            <w:tcW w:type="dxa" w:w="2664"/>
             <w:vAlign w:val="center"/>
+            <w:tcBorders>
+              <w:top w:val="single" w:sz="4" w:color="D9D9D9"/>
+              <w:left w:val="single" w:sz="4" w:color="D9D9D9"/>
+              <w:bottom w:val="single" w:sz="4" w:color="D9D9D9"/>
+              <w:right w:val="single" w:sz="4" w:color="D9D9D9"/>
+              <w:insideH w:val="single" w:sz="4" w:color="D9D9D9"/>
+              <w:insideV w:val="single" w:sz="4" w:color="D9D9D9"/>
+            </w:tcBorders>
           </w:tcPr>
           <w:p>
             <w:pPr>
-              <w:spacing w:after="40"/>
+              <w:spacing w:after="0" w:line="252" w:lineRule="auto"/>
             </w:pPr>
             <w:r/>
             <w:r>
               <w:rPr>
+                <w:rFonts w:ascii="Arial" w:hAnsi="Arial" w:eastAsia="Arial"/>
                 <w:b w:val="0"/>
-                <w:sz w:val="16"/>
+                <w:sz w:val="13"/>
               </w:rPr>
-              <w:t>Needs 12 V loop power, shunt resistor, ADC, and seawater/material verification.</w:t>
+              <w:t>Needs 12 V loop, shunt, ADC, protection, and material confirmation</w:t>
             </w:r>
           </w:p>
         </w:tc>
       </w:tr>
       <w:tr>
-        <w:trPr>
-          <w:cantSplit/>
-        </w:trPr>
         <w:tc>
           <w:tcPr>
-            <w:tcW w:type="dxa" w:w="1656"/>
+            <w:tcW w:type="dxa" w:w="1800"/>
             <w:vAlign w:val="center"/>
-            <w:shd w:fill="F2F6FA"/>
+            <w:tcBorders>
+              <w:top w:val="single" w:sz="4" w:color="D9D9D9"/>
+              <w:left w:val="single" w:sz="4" w:color="D9D9D9"/>
+              <w:bottom w:val="single" w:sz="4" w:color="D9D9D9"/>
+              <w:right w:val="single" w:sz="4" w:color="D9D9D9"/>
+              <w:insideH w:val="single" w:sz="4" w:color="D9D9D9"/>
+              <w:insideV w:val="single" w:sz="4" w:color="D9D9D9"/>
+            </w:tcBorders>
+            <w:shd w:fill="F3F7FA"/>
           </w:tcPr>
           <w:p>
             <w:pPr>
-              <w:spacing w:after="40"/>
+              <w:spacing w:after="0" w:line="252" w:lineRule="auto"/>
             </w:pPr>
             <w:r/>
             <w:r>
               <w:rPr>
+                <w:rFonts w:ascii="Arial" w:hAnsi="Arial" w:eastAsia="Arial"/>
                 <w:b w:val="0"/>
-                <w:sz w:val="16"/>
+                <w:sz w:val="13"/>
               </w:rPr>
-              <w:t>B 0–5 V or 0–10 V submersible transmitter</w:t>
+              <w:t>B Quoted industrial unit such as HPT604</w:t>
             </w:r>
           </w:p>
         </w:tc>
         <w:tc>
           <w:tcPr>
-            <w:tcW w:type="dxa" w:w="2952"/>
+            <w:tcW w:type="dxa" w:w="1224"/>
             <w:vAlign w:val="center"/>
-            <w:shd w:fill="F2F6FA"/>
+            <w:tcBorders>
+              <w:top w:val="single" w:sz="4" w:color="D9D9D9"/>
+              <w:left w:val="single" w:sz="4" w:color="D9D9D9"/>
+              <w:bottom w:val="single" w:sz="4" w:color="D9D9D9"/>
+              <w:right w:val="single" w:sz="4" w:color="D9D9D9"/>
+              <w:insideH w:val="single" w:sz="4" w:color="D9D9D9"/>
+              <w:insideV w:val="single" w:sz="4" w:color="D9D9D9"/>
+            </w:tcBorders>
+            <w:shd w:fill="F3F7FA"/>
           </w:tcPr>
           <w:p>
             <w:pPr>
-              <w:spacing w:after="40"/>
+              <w:spacing w:after="0" w:line="252" w:lineRule="auto"/>
             </w:pPr>
             <w:r/>
             <w:r>
               <w:rPr>
+                <w:rFonts w:ascii="Arial" w:hAnsi="Arial" w:eastAsia="Arial"/>
                 <w:b w:val="0"/>
-                <w:sz w:val="16"/>
+                <w:sz w:val="13"/>
               </w:rPr>
-              <w:t>Outputs analog voltage proportional to pressure.</w:t>
+              <w:t>4–20 mA</w:t>
             </w:r>
           </w:p>
         </w:tc>
         <w:tc>
           <w:tcPr>
-            <w:tcW w:type="dxa" w:w="1296"/>
+            <w:tcW w:type="dxa" w:w="1512"/>
             <w:vAlign w:val="center"/>
-            <w:shd w:fill="F2F6FA"/>
+            <w:tcBorders>
+              <w:top w:val="single" w:sz="4" w:color="D9D9D9"/>
+              <w:left w:val="single" w:sz="4" w:color="D9D9D9"/>
+              <w:bottom w:val="single" w:sz="4" w:color="D9D9D9"/>
+              <w:right w:val="single" w:sz="4" w:color="D9D9D9"/>
+              <w:insideH w:val="single" w:sz="4" w:color="D9D9D9"/>
+              <w:insideV w:val="single" w:sz="4" w:color="D9D9D9"/>
+            </w:tcBorders>
+            <w:shd w:fill="F3F7FA"/>
           </w:tcPr>
           <w:p>
             <w:pPr>
-              <w:spacing w:after="40"/>
+              <w:spacing w:after="0" w:line="252" w:lineRule="auto"/>
             </w:pPr>
             <w:r/>
             <w:r>
               <w:rPr>
+                <w:rFonts w:ascii="Arial" w:hAnsi="Arial" w:eastAsia="Arial"/>
                 <w:b w:val="0"/>
-                <w:sz w:val="16"/>
+                <w:sz w:val="13"/>
+              </w:rPr>
+              <w:t>Target below ₱10,000 sensor-only</w:t>
+            </w:r>
+          </w:p>
+        </w:tc>
+        <w:tc>
+          <w:tcPr>
+            <w:tcW w:type="dxa" w:w="2880"/>
+            <w:vAlign w:val="center"/>
+            <w:tcBorders>
+              <w:top w:val="single" w:sz="4" w:color="D9D9D9"/>
+              <w:left w:val="single" w:sz="4" w:color="D9D9D9"/>
+              <w:bottom w:val="single" w:sz="4" w:color="D9D9D9"/>
+              <w:right w:val="single" w:sz="4" w:color="D9D9D9"/>
+              <w:insideH w:val="single" w:sz="4" w:color="D9D9D9"/>
+              <w:insideV w:val="single" w:sz="4" w:color="D9D9D9"/>
+            </w:tcBorders>
+            <w:shd w:fill="F3F7FA"/>
+          </w:tcPr>
+          <w:p>
+            <w:pPr>
+              <w:spacing w:after="0" w:line="252" w:lineRule="auto"/>
+            </w:pPr>
+            <w:r/>
+            <w:r>
+              <w:rPr>
+                <w:rFonts w:ascii="Arial" w:hAnsi="Arial" w:eastAsia="Arial"/>
+                <w:b w:val="0"/>
+                <w:sz w:val="13"/>
+              </w:rPr>
+              <w:t>Best documented candidate if budget allows</w:t>
+            </w:r>
+          </w:p>
+        </w:tc>
+        <w:tc>
+          <w:tcPr>
+            <w:tcW w:type="dxa" w:w="2664"/>
+            <w:vAlign w:val="center"/>
+            <w:tcBorders>
+              <w:top w:val="single" w:sz="4" w:color="D9D9D9"/>
+              <w:left w:val="single" w:sz="4" w:color="D9D9D9"/>
+              <w:bottom w:val="single" w:sz="4" w:color="D9D9D9"/>
+              <w:right w:val="single" w:sz="4" w:color="D9D9D9"/>
+              <w:insideH w:val="single" w:sz="4" w:color="D9D9D9"/>
+              <w:insideV w:val="single" w:sz="4" w:color="D9D9D9"/>
+            </w:tcBorders>
+            <w:shd w:fill="F3F7FA"/>
+          </w:tcPr>
+          <w:p>
+            <w:pPr>
+              <w:spacing w:after="0" w:line="252" w:lineRule="auto"/>
+            </w:pPr>
+            <w:r/>
+            <w:r>
+              <w:rPr>
+                <w:rFonts w:ascii="Arial" w:hAnsi="Arial" w:eastAsia="Arial"/>
+                <w:b w:val="0"/>
+                <w:sz w:val="13"/>
+              </w:rPr>
+              <w:t>Needs supplier quotation and exact order code</w:t>
+            </w:r>
+          </w:p>
+        </w:tc>
+      </w:tr>
+      <w:tr>
+        <w:tc>
+          <w:tcPr>
+            <w:tcW w:type="dxa" w:w="1800"/>
+            <w:vAlign w:val="center"/>
+            <w:tcBorders>
+              <w:top w:val="single" w:sz="4" w:color="D9D9D9"/>
+              <w:left w:val="single" w:sz="4" w:color="D9D9D9"/>
+              <w:bottom w:val="single" w:sz="4" w:color="D9D9D9"/>
+              <w:right w:val="single" w:sz="4" w:color="D9D9D9"/>
+              <w:insideH w:val="single" w:sz="4" w:color="D9D9D9"/>
+              <w:insideV w:val="single" w:sz="4" w:color="D9D9D9"/>
+            </w:tcBorders>
+          </w:tcPr>
+          <w:p>
+            <w:pPr>
+              <w:spacing w:after="0" w:line="252" w:lineRule="auto"/>
+            </w:pPr>
+            <w:r/>
+            <w:r>
+              <w:rPr>
+                <w:rFonts w:ascii="Arial" w:hAnsi="Arial" w:eastAsia="Arial"/>
+                <w:b w:val="0"/>
+                <w:sz w:val="13"/>
+              </w:rPr>
+              <w:t>C Analog transmitter</w:t>
+            </w:r>
+          </w:p>
+        </w:tc>
+        <w:tc>
+          <w:tcPr>
+            <w:tcW w:type="dxa" w:w="1224"/>
+            <w:vAlign w:val="center"/>
+            <w:tcBorders>
+              <w:top w:val="single" w:sz="4" w:color="D9D9D9"/>
+              <w:left w:val="single" w:sz="4" w:color="D9D9D9"/>
+              <w:bottom w:val="single" w:sz="4" w:color="D9D9D9"/>
+              <w:right w:val="single" w:sz="4" w:color="D9D9D9"/>
+              <w:insideH w:val="single" w:sz="4" w:color="D9D9D9"/>
+              <w:insideV w:val="single" w:sz="4" w:color="D9D9D9"/>
+            </w:tcBorders>
+          </w:tcPr>
+          <w:p>
+            <w:pPr>
+              <w:spacing w:after="0" w:line="252" w:lineRule="auto"/>
+            </w:pPr>
+            <w:r/>
+            <w:r>
+              <w:rPr>
+                <w:rFonts w:ascii="Arial" w:hAnsi="Arial" w:eastAsia="Arial"/>
+                <w:b w:val="0"/>
+                <w:sz w:val="13"/>
+              </w:rPr>
+              <w:t>0–5 V or 0–10 V</w:t>
+            </w:r>
+          </w:p>
+        </w:tc>
+        <w:tc>
+          <w:tcPr>
+            <w:tcW w:type="dxa" w:w="1512"/>
+            <w:vAlign w:val="center"/>
+            <w:tcBorders>
+              <w:top w:val="single" w:sz="4" w:color="D9D9D9"/>
+              <w:left w:val="single" w:sz="4" w:color="D9D9D9"/>
+              <w:bottom w:val="single" w:sz="4" w:color="D9D9D9"/>
+              <w:right w:val="single" w:sz="4" w:color="D9D9D9"/>
+              <w:insideH w:val="single" w:sz="4" w:color="D9D9D9"/>
+              <w:insideV w:val="single" w:sz="4" w:color="D9D9D9"/>
+            </w:tcBorders>
+          </w:tcPr>
+          <w:p>
+            <w:pPr>
+              <w:spacing w:after="0" w:line="252" w:lineRule="auto"/>
+            </w:pPr>
+            <w:r/>
+            <w:r>
+              <w:rPr>
+                <w:rFonts w:ascii="Arial" w:hAnsi="Arial" w:eastAsia="Arial"/>
+                <w:b w:val="0"/>
+                <w:sz w:val="13"/>
               </w:rPr>
               <w:t>₱1,500–₱4,500</w:t>
             </w:r>
@@ -1644,101 +3373,144 @@
         </w:tc>
         <w:tc>
           <w:tcPr>
-            <w:tcW w:type="dxa" w:w="2232"/>
+            <w:tcW w:type="dxa" w:w="2880"/>
             <w:vAlign w:val="center"/>
-            <w:shd w:fill="F2F6FA"/>
+            <w:tcBorders>
+              <w:top w:val="single" w:sz="4" w:color="D9D9D9"/>
+              <w:left w:val="single" w:sz="4" w:color="D9D9D9"/>
+              <w:bottom w:val="single" w:sz="4" w:color="D9D9D9"/>
+              <w:right w:val="single" w:sz="4" w:color="D9D9D9"/>
+              <w:insideH w:val="single" w:sz="4" w:color="D9D9D9"/>
+              <w:insideV w:val="single" w:sz="4" w:color="D9D9D9"/>
+            </w:tcBorders>
           </w:tcPr>
           <w:p>
             <w:pPr>
-              <w:spacing w:after="40"/>
+              <w:spacing w:after="0" w:line="252" w:lineRule="auto"/>
             </w:pPr>
             <w:r/>
             <w:r>
               <w:rPr>
+                <w:rFonts w:ascii="Arial" w:hAnsi="Arial" w:eastAsia="Arial"/>
                 <w:b w:val="0"/>
-                <w:sz w:val="16"/>
+                <w:sz w:val="13"/>
               </w:rPr>
-              <w:t>Simpler wiring than 4–20 mA.</w:t>
+              <w:t>Backup if current loop unavailable</w:t>
             </w:r>
           </w:p>
         </w:tc>
         <w:tc>
           <w:tcPr>
-            <w:tcW w:type="dxa" w:w="2232"/>
+            <w:tcW w:type="dxa" w:w="2664"/>
             <w:vAlign w:val="center"/>
-            <w:shd w:fill="F2F6FA"/>
+            <w:tcBorders>
+              <w:top w:val="single" w:sz="4" w:color="D9D9D9"/>
+              <w:left w:val="single" w:sz="4" w:color="D9D9D9"/>
+              <w:bottom w:val="single" w:sz="4" w:color="D9D9D9"/>
+              <w:right w:val="single" w:sz="4" w:color="D9D9D9"/>
+              <w:insideH w:val="single" w:sz="4" w:color="D9D9D9"/>
+              <w:insideV w:val="single" w:sz="4" w:color="D9D9D9"/>
+            </w:tcBorders>
           </w:tcPr>
           <w:p>
             <w:pPr>
-              <w:spacing w:after="40"/>
+              <w:spacing w:after="0" w:line="252" w:lineRule="auto"/>
             </w:pPr>
             <w:r/>
             <w:r>
               <w:rPr>
+                <w:rFonts w:ascii="Arial" w:hAnsi="Arial" w:eastAsia="Arial"/>
                 <w:b w:val="0"/>
-                <w:sz w:val="16"/>
+                <w:sz w:val="13"/>
               </w:rPr>
-              <w:t>More sensitive to cable voltage drop and electrical noise; needs level protection for ESP32.</w:t>
+              <w:t>More cable noise and voltage-drop risk</w:t>
             </w:r>
           </w:p>
         </w:tc>
       </w:tr>
       <w:tr>
-        <w:trPr>
-          <w:cantSplit/>
-        </w:trPr>
         <w:tc>
           <w:tcPr>
-            <w:tcW w:type="dxa" w:w="1656"/>
+            <w:tcW w:type="dxa" w:w="1800"/>
             <w:vAlign w:val="center"/>
+            <w:tcBorders>
+              <w:top w:val="single" w:sz="4" w:color="D9D9D9"/>
+              <w:left w:val="single" w:sz="4" w:color="D9D9D9"/>
+              <w:bottom w:val="single" w:sz="4" w:color="D9D9D9"/>
+              <w:right w:val="single" w:sz="4" w:color="D9D9D9"/>
+              <w:insideH w:val="single" w:sz="4" w:color="D9D9D9"/>
+              <w:insideV w:val="single" w:sz="4" w:color="D9D9D9"/>
+            </w:tcBorders>
+            <w:shd w:fill="F3F7FA"/>
           </w:tcPr>
           <w:p>
             <w:pPr>
-              <w:spacing w:after="40"/>
+              <w:spacing w:after="0" w:line="252" w:lineRule="auto"/>
             </w:pPr>
             <w:r/>
             <w:r>
               <w:rPr>
+                <w:rFonts w:ascii="Arial" w:hAnsi="Arial" w:eastAsia="Arial"/>
                 <w:b w:val="0"/>
-                <w:sz w:val="16"/>
+                <w:sz w:val="13"/>
               </w:rPr>
-              <w:t>C Industrial RS485/Modbus pressure transmitter</w:t>
+              <w:t>D Digital transmitter</w:t>
             </w:r>
           </w:p>
         </w:tc>
         <w:tc>
           <w:tcPr>
-            <w:tcW w:type="dxa" w:w="2952"/>
+            <w:tcW w:type="dxa" w:w="1224"/>
             <w:vAlign w:val="center"/>
+            <w:tcBorders>
+              <w:top w:val="single" w:sz="4" w:color="D9D9D9"/>
+              <w:left w:val="single" w:sz="4" w:color="D9D9D9"/>
+              <w:bottom w:val="single" w:sz="4" w:color="D9D9D9"/>
+              <w:right w:val="single" w:sz="4" w:color="D9D9D9"/>
+              <w:insideH w:val="single" w:sz="4" w:color="D9D9D9"/>
+              <w:insideV w:val="single" w:sz="4" w:color="D9D9D9"/>
+            </w:tcBorders>
+            <w:shd w:fill="F3F7FA"/>
           </w:tcPr>
           <w:p>
             <w:pPr>
-              <w:spacing w:after="40"/>
+              <w:spacing w:after="0" w:line="252" w:lineRule="auto"/>
             </w:pPr>
             <w:r/>
             <w:r>
               <w:rPr>
+                <w:rFonts w:ascii="Arial" w:hAnsi="Arial" w:eastAsia="Arial"/>
                 <w:b w:val="0"/>
-                <w:sz w:val="16"/>
+                <w:sz w:val="13"/>
               </w:rPr>
-              <w:t>Sends a digital pressure value over RS485.</w:t>
+              <w:t>RS485 Modbus</w:t>
             </w:r>
           </w:p>
         </w:tc>
         <w:tc>
           <w:tcPr>
-            <w:tcW w:type="dxa" w:w="1296"/>
+            <w:tcW w:type="dxa" w:w="1512"/>
             <w:vAlign w:val="center"/>
+            <w:tcBorders>
+              <w:top w:val="single" w:sz="4" w:color="D9D9D9"/>
+              <w:left w:val="single" w:sz="4" w:color="D9D9D9"/>
+              <w:bottom w:val="single" w:sz="4" w:color="D9D9D9"/>
+              <w:right w:val="single" w:sz="4" w:color="D9D9D9"/>
+              <w:insideH w:val="single" w:sz="4" w:color="D9D9D9"/>
+              <w:insideV w:val="single" w:sz="4" w:color="D9D9D9"/>
+            </w:tcBorders>
+            <w:shd w:fill="F3F7FA"/>
           </w:tcPr>
           <w:p>
             <w:pPr>
-              <w:spacing w:after="40"/>
+              <w:spacing w:after="0" w:line="252" w:lineRule="auto"/>
             </w:pPr>
             <w:r/>
             <w:r>
               <w:rPr>
+                <w:rFonts w:ascii="Arial" w:hAnsi="Arial" w:eastAsia="Arial"/>
                 <w:b w:val="0"/>
-                <w:sz w:val="16"/>
+                <w:sz w:val="13"/>
               </w:rPr>
               <w:t>₱2,500–₱6,000</w:t>
             </w:r>
@@ -1746,470 +3518,360 @@
         </w:tc>
         <w:tc>
           <w:tcPr>
-            <w:tcW w:type="dxa" w:w="2232"/>
+            <w:tcW w:type="dxa" w:w="2880"/>
             <w:vAlign w:val="center"/>
+            <w:tcBorders>
+              <w:top w:val="single" w:sz="4" w:color="D9D9D9"/>
+              <w:left w:val="single" w:sz="4" w:color="D9D9D9"/>
+              <w:bottom w:val="single" w:sz="4" w:color="D9D9D9"/>
+              <w:right w:val="single" w:sz="4" w:color="D9D9D9"/>
+              <w:insideH w:val="single" w:sz="4" w:color="D9D9D9"/>
+              <w:insideV w:val="single" w:sz="4" w:color="D9D9D9"/>
+            </w:tcBorders>
+            <w:shd w:fill="F3F7FA"/>
           </w:tcPr>
           <w:p>
             <w:pPr>
-              <w:spacing w:after="40"/>
+              <w:spacing w:after="0" w:line="252" w:lineRule="auto"/>
             </w:pPr>
             <w:r/>
             <w:r>
               <w:rPr>
+                <w:rFonts w:ascii="Arial" w:hAnsi="Arial" w:eastAsia="Arial"/>
                 <w:b w:val="0"/>
-                <w:sz w:val="16"/>
+                <w:sz w:val="13"/>
               </w:rPr>
-              <w:t>Digital signal and longer cable capability.</w:t>
+              <w:t>Backup for longer cable/digital integrity</w:t>
             </w:r>
           </w:p>
         </w:tc>
         <w:tc>
           <w:tcPr>
-            <w:tcW w:type="dxa" w:w="2232"/>
+            <w:tcW w:type="dxa" w:w="2664"/>
             <w:vAlign w:val="center"/>
+            <w:tcBorders>
+              <w:top w:val="single" w:sz="4" w:color="D9D9D9"/>
+              <w:left w:val="single" w:sz="4" w:color="D9D9D9"/>
+              <w:bottom w:val="single" w:sz="4" w:color="D9D9D9"/>
+              <w:right w:val="single" w:sz="4" w:color="D9D9D9"/>
+              <w:insideH w:val="single" w:sz="4" w:color="D9D9D9"/>
+              <w:insideV w:val="single" w:sz="4" w:color="D9D9D9"/>
+            </w:tcBorders>
+            <w:shd w:fill="F3F7FA"/>
           </w:tcPr>
           <w:p>
             <w:pPr>
-              <w:spacing w:after="40"/>
+              <w:spacing w:after="0" w:line="252" w:lineRule="auto"/>
             </w:pPr>
             <w:r/>
             <w:r>
               <w:rPr>
+                <w:rFonts w:ascii="Arial" w:hAnsi="Arial" w:eastAsia="Arial"/>
                 <w:b w:val="0"/>
-                <w:sz w:val="16"/>
+                <w:sz w:val="13"/>
               </w:rPr>
-              <w:t>Needs RS485 transceiver and protocol integration; more expensive.</w:t>
+              <w:t>More software/protocol integration</w:t>
             </w:r>
           </w:p>
         </w:tc>
       </w:tr>
       <w:tr>
-        <w:trPr>
-          <w:cantSplit/>
-        </w:trPr>
         <w:tc>
           <w:tcPr>
-            <w:tcW w:type="dxa" w:w="1656"/>
+            <w:tcW w:type="dxa" w:w="1800"/>
             <w:vAlign w:val="center"/>
-            <w:shd w:fill="F2F6FA"/>
+            <w:tcBorders>
+              <w:top w:val="single" w:sz="4" w:color="D9D9D9"/>
+              <w:left w:val="single" w:sz="4" w:color="D9D9D9"/>
+              <w:bottom w:val="single" w:sz="4" w:color="D9D9D9"/>
+              <w:right w:val="single" w:sz="4" w:color="D9D9D9"/>
+              <w:insideH w:val="single" w:sz="4" w:color="D9D9D9"/>
+              <w:insideV w:val="single" w:sz="4" w:color="D9D9D9"/>
+            </w:tcBorders>
           </w:tcPr>
           <w:p>
             <w:pPr>
-              <w:spacing w:after="40"/>
+              <w:spacing w:after="0" w:line="252" w:lineRule="auto"/>
             </w:pPr>
             <w:r/>
             <w:r>
               <w:rPr>
+                <w:rFonts w:ascii="Arial" w:hAnsi="Arial" w:eastAsia="Arial"/>
                 <w:b w:val="0"/>
-                <w:sz w:val="16"/>
+                <w:sz w:val="13"/>
               </w:rPr>
-              <w:t>D Blue Robotics Bar high-resolution sensor</w:t>
+              <w:t>E Bar02 Bar30 MS5837</w:t>
             </w:r>
           </w:p>
         </w:tc>
         <w:tc>
           <w:tcPr>
-            <w:tcW w:type="dxa" w:w="2952"/>
+            <w:tcW w:type="dxa" w:w="1224"/>
             <w:vAlign w:val="center"/>
-            <w:shd w:fill="F2F6FA"/>
+            <w:tcBorders>
+              <w:top w:val="single" w:sz="4" w:color="D9D9D9"/>
+              <w:left w:val="single" w:sz="4" w:color="D9D9D9"/>
+              <w:bottom w:val="single" w:sz="4" w:color="D9D9D9"/>
+              <w:right w:val="single" w:sz="4" w:color="D9D9D9"/>
+              <w:insideH w:val="single" w:sz="4" w:color="D9D9D9"/>
+              <w:insideV w:val="single" w:sz="4" w:color="D9D9D9"/>
+            </w:tcBorders>
           </w:tcPr>
           <w:p>
             <w:pPr>
-              <w:spacing w:after="40"/>
+              <w:spacing w:after="0" w:line="252" w:lineRule="auto"/>
             </w:pPr>
             <w:r/>
             <w:r>
               <w:rPr>
+                <w:rFonts w:ascii="Arial" w:hAnsi="Arial" w:eastAsia="Arial"/>
                 <w:b w:val="0"/>
-                <w:sz w:val="16"/>
+                <w:sz w:val="13"/>
               </w:rPr>
-              <w:t>Digital pressure sensor intended for marine robotics and depth measurement.</w:t>
+              <w:t>Digital/I2C</w:t>
             </w:r>
           </w:p>
         </w:tc>
         <w:tc>
           <w:tcPr>
-            <w:tcW w:type="dxa" w:w="1296"/>
+            <w:tcW w:type="dxa" w:w="1512"/>
             <w:vAlign w:val="center"/>
-            <w:shd w:fill="F2F6FA"/>
+            <w:tcBorders>
+              <w:top w:val="single" w:sz="4" w:color="D9D9D9"/>
+              <w:left w:val="single" w:sz="4" w:color="D9D9D9"/>
+              <w:bottom w:val="single" w:sz="4" w:color="D9D9D9"/>
+              <w:right w:val="single" w:sz="4" w:color="D9D9D9"/>
+              <w:insideH w:val="single" w:sz="4" w:color="D9D9D9"/>
+              <w:insideV w:val="single" w:sz="4" w:color="D9D9D9"/>
+            </w:tcBorders>
           </w:tcPr>
           <w:p>
             <w:pPr>
-              <w:spacing w:after="40"/>
+              <w:spacing w:after="0" w:line="252" w:lineRule="auto"/>
             </w:pPr>
             <w:r/>
             <w:r>
               <w:rPr>
+                <w:rFonts w:ascii="Arial" w:hAnsi="Arial" w:eastAsia="Arial"/>
                 <w:b w:val="0"/>
-                <w:sz w:val="16"/>
+                <w:sz w:val="13"/>
               </w:rPr>
-              <w:t>Usually higher-cost imported option</w:t>
+              <w:t>Higher-cost or bench module</w:t>
             </w:r>
           </w:p>
         </w:tc>
         <w:tc>
           <w:tcPr>
-            <w:tcW w:type="dxa" w:w="2232"/>
+            <w:tcW w:type="dxa" w:w="2880"/>
             <w:vAlign w:val="center"/>
-            <w:shd w:fill="F2F6FA"/>
+            <w:tcBorders>
+              <w:top w:val="single" w:sz="4" w:color="D9D9D9"/>
+              <w:left w:val="single" w:sz="4" w:color="D9D9D9"/>
+              <w:bottom w:val="single" w:sz="4" w:color="D9D9D9"/>
+              <w:right w:val="single" w:sz="4" w:color="D9D9D9"/>
+              <w:insideH w:val="single" w:sz="4" w:color="D9D9D9"/>
+              <w:insideV w:val="single" w:sz="4" w:color="D9D9D9"/>
+            </w:tcBorders>
           </w:tcPr>
           <w:p>
             <w:pPr>
-              <w:spacing w:after="40"/>
+              <w:spacing w:after="0" w:line="252" w:lineRule="auto"/>
             </w:pPr>
             <w:r/>
             <w:r>
               <w:rPr>
+                <w:rFonts w:ascii="Arial" w:hAnsi="Arial" w:eastAsia="Arial"/>
                 <w:b w:val="0"/>
-                <w:sz w:val="16"/>
+                <w:sz w:val="13"/>
               </w:rPr>
-              <w:t>Better documentation and marine-oriented ecosystem.</w:t>
+              <w:t>Bench comparison and short supervised tests</w:t>
             </w:r>
           </w:p>
         </w:tc>
         <w:tc>
           <w:tcPr>
-            <w:tcW w:type="dxa" w:w="2232"/>
+            <w:tcW w:type="dxa" w:w="2664"/>
             <w:vAlign w:val="center"/>
-            <w:shd w:fill="F2F6FA"/>
+            <w:tcBorders>
+              <w:top w:val="single" w:sz="4" w:color="D9D9D9"/>
+              <w:left w:val="single" w:sz="4" w:color="D9D9D9"/>
+              <w:bottom w:val="single" w:sz="4" w:color="D9D9D9"/>
+              <w:right w:val="single" w:sz="4" w:color="D9D9D9"/>
+              <w:insideH w:val="single" w:sz="4" w:color="D9D9D9"/>
+              <w:insideV w:val="single" w:sz="4" w:color="D9D9D9"/>
+            </w:tcBorders>
           </w:tcPr>
           <w:p>
             <w:pPr>
-              <w:spacing w:after="40"/>
+              <w:spacing w:after="0" w:line="252" w:lineRule="auto"/>
             </w:pPr>
             <w:r/>
             <w:r>
               <w:rPr>
+                <w:rFonts w:ascii="Arial" w:hAnsi="Arial" w:eastAsia="Arial"/>
                 <w:b w:val="0"/>
-                <w:sz w:val="16"/>
+                <w:sz w:val="13"/>
               </w:rPr>
-              <w:t>Higher price and availability; confirm depth range and continuous deployment conditions.</w:t>
+              <w:t>Not default unattended baseline without immersion proof</w:t>
             </w:r>
           </w:p>
         </w:tc>
       </w:tr>
       <w:tr>
-        <w:trPr>
-          <w:cantSplit/>
-        </w:trPr>
         <w:tc>
           <w:tcPr>
-            <w:tcW w:type="dxa" w:w="1656"/>
+            <w:tcW w:type="dxa" w:w="1800"/>
             <w:vAlign w:val="center"/>
+            <w:tcBorders>
+              <w:top w:val="single" w:sz="4" w:color="D9D9D9"/>
+              <w:left w:val="single" w:sz="4" w:color="D9D9D9"/>
+              <w:bottom w:val="single" w:sz="4" w:color="D9D9D9"/>
+              <w:right w:val="single" w:sz="4" w:color="D9D9D9"/>
+              <w:insideH w:val="single" w:sz="4" w:color="D9D9D9"/>
+              <w:insideV w:val="single" w:sz="4" w:color="D9D9D9"/>
+            </w:tcBorders>
+            <w:shd w:fill="F3F7FA"/>
           </w:tcPr>
           <w:p>
             <w:pPr>
-              <w:spacing w:after="40"/>
+              <w:spacing w:after="0" w:line="252" w:lineRule="auto"/>
             </w:pPr>
             <w:r/>
             <w:r>
               <w:rPr>
+                <w:rFonts w:ascii="Arial" w:hAnsi="Arial" w:eastAsia="Arial"/>
                 <w:b w:val="0"/>
-                <w:sz w:val="16"/>
+                <w:sz w:val="13"/>
               </w:rPr>
-              <w:t>E Bar02 bench sensor</w:t>
+              <w:t>F Ultrasonic radar float camera</w:t>
             </w:r>
           </w:p>
         </w:tc>
         <w:tc>
           <w:tcPr>
-            <w:tcW w:type="dxa" w:w="2952"/>
+            <w:tcW w:type="dxa" w:w="1224"/>
             <w:vAlign w:val="center"/>
+            <w:tcBorders>
+              <w:top w:val="single" w:sz="4" w:color="D9D9D9"/>
+              <w:left w:val="single" w:sz="4" w:color="D9D9D9"/>
+              <w:bottom w:val="single" w:sz="4" w:color="D9D9D9"/>
+              <w:right w:val="single" w:sz="4" w:color="D9D9D9"/>
+              <w:insideH w:val="single" w:sz="4" w:color="D9D9D9"/>
+              <w:insideV w:val="single" w:sz="4" w:color="D9D9D9"/>
+            </w:tcBorders>
+            <w:shd w:fill="F3F7FA"/>
           </w:tcPr>
           <w:p>
             <w:pPr>
-              <w:spacing w:after="40"/>
+              <w:spacing w:after="0" w:line="252" w:lineRule="auto"/>
             </w:pPr>
             <w:r/>
             <w:r>
               <w:rPr>
+                <w:rFonts w:ascii="Arial" w:hAnsi="Arial" w:eastAsia="Arial"/>
                 <w:b w:val="0"/>
-                <w:sz w:val="16"/>
+                <w:sz w:val="13"/>
               </w:rPr>
-              <w:t>I2C pressure sensor for laboratory or short controlled water tests.</w:t>
+              <w:t>Non-pressure</w:t>
             </w:r>
           </w:p>
         </w:tc>
         <w:tc>
           <w:tcPr>
-            <w:tcW w:type="dxa" w:w="1296"/>
+            <w:tcW w:type="dxa" w:w="1512"/>
             <w:vAlign w:val="center"/>
+            <w:tcBorders>
+              <w:top w:val="single" w:sz="4" w:color="D9D9D9"/>
+              <w:left w:val="single" w:sz="4" w:color="D9D9D9"/>
+              <w:bottom w:val="single" w:sz="4" w:color="D9D9D9"/>
+              <w:right w:val="single" w:sz="4" w:color="D9D9D9"/>
+              <w:insideH w:val="single" w:sz="4" w:color="D9D9D9"/>
+              <w:insideV w:val="single" w:sz="4" w:color="D9D9D9"/>
+            </w:tcBorders>
+            <w:shd w:fill="F3F7FA"/>
           </w:tcPr>
           <w:p>
             <w:pPr>
-              <w:spacing w:after="40"/>
+              <w:spacing w:after="0" w:line="252" w:lineRule="auto"/>
             </w:pPr>
             <w:r/>
             <w:r>
               <w:rPr>
+                <w:rFonts w:ascii="Arial" w:hAnsi="Arial" w:eastAsia="Arial"/>
                 <w:b w:val="0"/>
-                <w:sz w:val="16"/>
+                <w:sz w:val="13"/>
               </w:rPr>
-              <w:t>Low-cost hobby module</w:t>
+              <w:t>TBD</w:t>
             </w:r>
           </w:p>
         </w:tc>
         <w:tc>
           <w:tcPr>
-            <w:tcW w:type="dxa" w:w="2232"/>
+            <w:tcW w:type="dxa" w:w="2880"/>
             <w:vAlign w:val="center"/>
+            <w:tcBorders>
+              <w:top w:val="single" w:sz="4" w:color="D9D9D9"/>
+              <w:left w:val="single" w:sz="4" w:color="D9D9D9"/>
+              <w:bottom w:val="single" w:sz="4" w:color="D9D9D9"/>
+              <w:right w:val="single" w:sz="4" w:color="D9D9D9"/>
+              <w:insideH w:val="single" w:sz="4" w:color="D9D9D9"/>
+              <w:insideV w:val="single" w:sz="4" w:color="D9D9D9"/>
+            </w:tcBorders>
+            <w:shd w:fill="F3F7FA"/>
           </w:tcPr>
           <w:p>
             <w:pPr>
-              <w:spacing w:after="40"/>
+              <w:spacing w:after="0" w:line="252" w:lineRule="auto"/>
             </w:pPr>
             <w:r/>
             <w:r>
               <w:rPr>
+                <w:rFonts w:ascii="Arial" w:hAnsi="Arial" w:eastAsia="Arial"/>
                 <w:b w:val="0"/>
-                <w:sz w:val="16"/>
+                <w:sz w:val="13"/>
               </w:rPr>
-              <w:t>Easy ESP32 wiring and useful for bench demonstrations.</w:t>
+              <w:t>Future research only</w:t>
             </w:r>
           </w:p>
         </w:tc>
         <w:tc>
           <w:tcPr>
-            <w:tcW w:type="dxa" w:w="2232"/>
+            <w:tcW w:type="dxa" w:w="2664"/>
             <w:vAlign w:val="center"/>
+            <w:tcBorders>
+              <w:top w:val="single" w:sz="4" w:color="D9D9D9"/>
+              <w:left w:val="single" w:sz="4" w:color="D9D9D9"/>
+              <w:bottom w:val="single" w:sz="4" w:color="D9D9D9"/>
+              <w:right w:val="single" w:sz="4" w:color="D9D9D9"/>
+              <w:insideH w:val="single" w:sz="4" w:color="D9D9D9"/>
+              <w:insideV w:val="single" w:sz="4" w:color="D9D9D9"/>
+            </w:tcBorders>
+            <w:shd w:fill="F3F7FA"/>
           </w:tcPr>
           <w:p>
             <w:pPr>
-              <w:spacing w:after="40"/>
+              <w:spacing w:after="0" w:line="252" w:lineRule="auto"/>
             </w:pPr>
             <w:r/>
             <w:r>
               <w:rPr>
+                <w:rFonts w:ascii="Arial" w:hAnsi="Arial" w:eastAsia="Arial"/>
                 <w:b w:val="0"/>
-                <w:sz w:val="16"/>
+                <w:sz w:val="13"/>
               </w:rPr>
-              <w:t>Keep as bench-only unless immersion and drying requirements are satisfied; not the preferred final seawater sensor.</w:t>
-            </w:r>
-          </w:p>
-        </w:tc>
-      </w:tr>
-      <w:tr>
-        <w:trPr>
-          <w:cantSplit/>
-        </w:trPr>
-        <w:tc>
-          <w:tcPr>
-            <w:tcW w:type="dxa" w:w="1656"/>
-            <w:vAlign w:val="center"/>
-            <w:shd w:fill="F2F6FA"/>
-          </w:tcPr>
-          <w:p>
-            <w:pPr>
-              <w:spacing w:after="40"/>
-            </w:pPr>
-            <w:r/>
-            <w:r>
-              <w:rPr>
-                <w:b w:val="0"/>
-                <w:sz w:val="16"/>
-              </w:rPr>
-              <w:t>F External water-level or pressure transducer with protective stilling tube</w:t>
-            </w:r>
-          </w:p>
-        </w:tc>
-        <w:tc>
-          <w:tcPr>
-            <w:tcW w:type="dxa" w:w="2952"/>
-            <w:vAlign w:val="center"/>
-            <w:shd w:fill="F2F6FA"/>
-          </w:tcPr>
-          <w:p>
-            <w:pPr>
-              <w:spacing w:after="40"/>
-            </w:pPr>
-            <w:r/>
-            <w:r>
-              <w:rPr>
-                <w:b w:val="0"/>
-                <w:sz w:val="16"/>
-              </w:rPr>
-              <w:t>Uses a protected chamber/tube to reduce turbulence around the sensing face.</w:t>
-            </w:r>
-          </w:p>
-        </w:tc>
-        <w:tc>
-          <w:tcPr>
-            <w:tcW w:type="dxa" w:w="1296"/>
-            <w:vAlign w:val="center"/>
-            <w:shd w:fill="F2F6FA"/>
-          </w:tcPr>
-          <w:p>
-            <w:pPr>
-              <w:spacing w:after="40"/>
-            </w:pPr>
-            <w:r/>
-            <w:r>
-              <w:rPr>
-                <w:b w:val="0"/>
-                <w:sz w:val="16"/>
-              </w:rPr>
-              <w:t>Sensor plus fabrication cost</w:t>
-            </w:r>
-          </w:p>
-        </w:tc>
-        <w:tc>
-          <w:tcPr>
-            <w:tcW w:type="dxa" w:w="2232"/>
-            <w:vAlign w:val="center"/>
-            <w:shd w:fill="F2F6FA"/>
-          </w:tcPr>
-          <w:p>
-            <w:pPr>
-              <w:spacing w:after="40"/>
-            </w:pPr>
-            <w:r/>
-            <w:r>
-              <w:rPr>
-                <w:b w:val="0"/>
-                <w:sz w:val="16"/>
-              </w:rPr>
-              <w:t>Can reduce wave splash and mechanical impact.</w:t>
-            </w:r>
-          </w:p>
-        </w:tc>
-        <w:tc>
-          <w:tcPr>
-            <w:tcW w:type="dxa" w:w="2232"/>
-            <w:vAlign w:val="center"/>
-            <w:shd w:fill="F2F6FA"/>
-          </w:tcPr>
-          <w:p>
-            <w:pPr>
-              <w:spacing w:after="40"/>
-            </w:pPr>
-            <w:r/>
-            <w:r>
-              <w:rPr>
-                <w:b w:val="0"/>
-                <w:sz w:val="16"/>
-              </w:rPr>
-              <w:t>Still needs a suitable pressure sensor; chamber design can attenuate fast wave changes.</w:t>
-            </w:r>
-          </w:p>
-        </w:tc>
-      </w:tr>
-      <w:tr>
-        <w:trPr>
-          <w:cantSplit/>
-        </w:trPr>
-        <w:tc>
-          <w:tcPr>
-            <w:tcW w:type="dxa" w:w="1656"/>
-            <w:vAlign w:val="center"/>
-          </w:tcPr>
-          <w:p>
-            <w:pPr>
-              <w:spacing w:after="40"/>
-            </w:pPr>
-            <w:r/>
-            <w:r>
-              <w:rPr>
-                <w:b w:val="0"/>
-                <w:sz w:val="16"/>
-              </w:rPr>
-              <w:t>G Differential air-pressure approach</w:t>
-            </w:r>
-          </w:p>
-        </w:tc>
-        <w:tc>
-          <w:tcPr>
-            <w:tcW w:type="dxa" w:w="2952"/>
-            <w:vAlign w:val="center"/>
-          </w:tcPr>
-          <w:p>
-            <w:pPr>
-              <w:spacing w:after="40"/>
-            </w:pPr>
-            <w:r/>
-            <w:r>
-              <w:rPr>
-                <w:b w:val="0"/>
-                <w:sz w:val="16"/>
-              </w:rPr>
-              <w:t>Measures pressure difference between a protected reference air volume and the water side.</w:t>
-            </w:r>
-          </w:p>
-        </w:tc>
-        <w:tc>
-          <w:tcPr>
-            <w:tcW w:type="dxa" w:w="1296"/>
-            <w:vAlign w:val="center"/>
-          </w:tcPr>
-          <w:p>
-            <w:pPr>
-              <w:spacing w:after="40"/>
-            </w:pPr>
-            <w:r/>
-            <w:r>
-              <w:rPr>
-                <w:b w:val="0"/>
-                <w:sz w:val="16"/>
-              </w:rPr>
-              <w:t>Custom build cost</w:t>
-            </w:r>
-          </w:p>
-        </w:tc>
-        <w:tc>
-          <w:tcPr>
-            <w:tcW w:type="dxa" w:w="2232"/>
-            <w:vAlign w:val="center"/>
-          </w:tcPr>
-          <w:p>
-            <w:pPr>
-              <w:spacing w:after="40"/>
-            </w:pPr>
-            <w:r/>
-            <w:r>
-              <w:rPr>
-                <w:b w:val="0"/>
-                <w:sz w:val="16"/>
-              </w:rPr>
-              <w:t>Can reduce direct exposure of electronics.</w:t>
-            </w:r>
-          </w:p>
-        </w:tc>
-        <w:tc>
-          <w:tcPr>
-            <w:tcW w:type="dxa" w:w="2232"/>
-            <w:vAlign w:val="center"/>
-          </w:tcPr>
-          <w:p>
-            <w:pPr>
-              <w:spacing w:after="40"/>
-            </w:pPr>
-            <w:r/>
-            <w:r>
-              <w:rPr>
-                <w:b w:val="0"/>
-                <w:sz w:val="16"/>
-              </w:rPr>
-              <w:t>Complex calibration, condensation control, and tubing response; not recommended for the first prototype.</w:t>
+              <w:t>Changes thesis method and validation plan</w:t>
             </w:r>
           </w:p>
         </w:tc>
       </w:tr>
     </w:tbl>
-    <w:p>
-      <w:pPr>
-        <w:spacing w:after="40"/>
-      </w:pPr>
-    </w:p>
-    <w:p>
-      <w:r>
-        <w:t>Recommended choice for the first procurement: Option A, a low-range submersible 4–20 mA transmitter, only after the seller confirms the pressure range, wetted material, cable sealing, venting requirements, and continuous saltwater suitability. Option B is the next low-cost alternative if the exact voltage output and protection circuit are documented.</w:t>
-      </w:r>
-    </w:p>
+    <w:p/>
     <w:p>
       <w:pPr>
         <w:pStyle w:val="Heading1"/>
       </w:pPr>
       <w:r>
-        <w:t>4 Sensor and electronics alternatives</w:t>
+        <w:t>5 Sensor alternatives and scope control</w:t>
       </w:r>
     </w:p>
     <w:tbl>
@@ -2218,294 +3880,290 @@
         <w:tblW w:type="auto" w:w="0"/>
         <w:jc w:val="center"/>
         <w:tblLook w:firstColumn="1" w:firstRow="1" w:lastColumn="0" w:lastRow="0" w:noHBand="0" w:noVBand="1" w:val="04A0"/>
-        <w:tblBorders>
-          <w:top w:val="single" w:sz="6" w:color="D9D9D9"/>
-          <w:left w:val="single" w:sz="6" w:color="D9D9D9"/>
-          <w:bottom w:val="single" w:sz="6" w:color="D9D9D9"/>
-          <w:right w:val="single" w:sz="6" w:color="D9D9D9"/>
-          <w:insideH w:val="single" w:sz="6" w:color="D9D9D9"/>
-          <w:insideV w:val="single" w:sz="6" w:color="D9D9D9"/>
-        </w:tblBorders>
       </w:tblPr>
       <w:tblGrid>
-        <w:gridCol w:w="2556"/>
-        <w:gridCol w:w="2556"/>
-        <w:gridCol w:w="2556"/>
-        <w:gridCol w:w="2556"/>
+        <w:gridCol w:w="2592"/>
+        <w:gridCol w:w="2592"/>
+        <w:gridCol w:w="2592"/>
+        <w:gridCol w:w="2592"/>
       </w:tblGrid>
       <w:tr>
-        <w:trPr>
-          <w:tblHeader w:val="true"/>
-        </w:trPr>
         <w:tc>
           <w:tcPr>
-            <w:tcW w:type="dxa" w:w="1800"/>
+            <w:tcW w:type="dxa" w:w="1584"/>
             <w:vAlign w:val="center"/>
+            <w:tcBorders>
+              <w:top w:val="single" w:sz="4" w:color="D9D9D9"/>
+              <w:left w:val="single" w:sz="4" w:color="D9D9D9"/>
+              <w:bottom w:val="single" w:sz="4" w:color="D9D9D9"/>
+              <w:right w:val="single" w:sz="4" w:color="D9D9D9"/>
+              <w:insideH w:val="single" w:sz="4" w:color="D9D9D9"/>
+              <w:insideV w:val="single" w:sz="4" w:color="D9D9D9"/>
+            </w:tcBorders>
             <w:shd w:fill="1F4E79"/>
           </w:tcPr>
           <w:p>
             <w:pPr>
-              <w:spacing w:after="40"/>
+              <w:spacing w:after="0" w:line="252" w:lineRule="auto"/>
             </w:pPr>
-            <w:r/>
             <w:r>
               <w:rPr>
+                <w:color w:val="FFFFFF"/>
+              </w:rPr>
+            </w:r>
+            <w:r>
+              <w:rPr>
+                <w:rFonts w:ascii="Arial" w:hAnsi="Arial" w:eastAsia="Arial"/>
                 <w:b/>
                 <w:color w:val="FFFFFF"/>
-                <w:sz w:val="17"/>
+                <w:sz w:val="14"/>
               </w:rPr>
-              <w:t>Function</w:t>
+              <w:t>Channel</w:t>
             </w:r>
           </w:p>
         </w:tc>
         <w:tc>
           <w:tcPr>
-            <w:tcW w:type="dxa" w:w="2232"/>
+            <w:tcW w:type="dxa" w:w="2376"/>
             <w:vAlign w:val="center"/>
+            <w:tcBorders>
+              <w:top w:val="single" w:sz="4" w:color="D9D9D9"/>
+              <w:left w:val="single" w:sz="4" w:color="D9D9D9"/>
+              <w:bottom w:val="single" w:sz="4" w:color="D9D9D9"/>
+              <w:right w:val="single" w:sz="4" w:color="D9D9D9"/>
+              <w:insideH w:val="single" w:sz="4" w:color="D9D9D9"/>
+              <w:insideV w:val="single" w:sz="4" w:color="D9D9D9"/>
+            </w:tcBorders>
             <w:shd w:fill="1F4E79"/>
           </w:tcPr>
           <w:p>
             <w:pPr>
-              <w:spacing w:after="40"/>
+              <w:spacing w:after="0" w:line="252" w:lineRule="auto"/>
             </w:pPr>
-            <w:r/>
             <w:r>
               <w:rPr>
+                <w:color w:val="FFFFFF"/>
+              </w:rPr>
+            </w:r>
+            <w:r>
+              <w:rPr>
+                <w:rFonts w:ascii="Arial" w:hAnsi="Arial" w:eastAsia="Arial"/>
                 <w:b/>
                 <w:color w:val="FFFFFF"/>
-                <w:sz w:val="17"/>
+                <w:sz w:val="14"/>
               </w:rPr>
-              <w:t>Preferred</w:t>
+              <w:t>Baseline</w:t>
             </w:r>
           </w:p>
         </w:tc>
         <w:tc>
           <w:tcPr>
-            <w:tcW w:type="dxa" w:w="2520"/>
+            <w:tcW w:type="dxa" w:w="2448"/>
             <w:vAlign w:val="center"/>
+            <w:tcBorders>
+              <w:top w:val="single" w:sz="4" w:color="D9D9D9"/>
+              <w:left w:val="single" w:sz="4" w:color="D9D9D9"/>
+              <w:bottom w:val="single" w:sz="4" w:color="D9D9D9"/>
+              <w:right w:val="single" w:sz="4" w:color="D9D9D9"/>
+              <w:insideH w:val="single" w:sz="4" w:color="D9D9D9"/>
+              <w:insideV w:val="single" w:sz="4" w:color="D9D9D9"/>
+            </w:tcBorders>
             <w:shd w:fill="1F4E79"/>
           </w:tcPr>
           <w:p>
             <w:pPr>
-              <w:spacing w:after="40"/>
+              <w:spacing w:after="0" w:line="252" w:lineRule="auto"/>
             </w:pPr>
-            <w:r/>
             <w:r>
               <w:rPr>
+                <w:color w:val="FFFFFF"/>
+              </w:rPr>
+            </w:r>
+            <w:r>
+              <w:rPr>
+                <w:rFonts w:ascii="Arial" w:hAnsi="Arial" w:eastAsia="Arial"/>
                 <w:b/>
                 <w:color w:val="FFFFFF"/>
-                <w:sz w:val="17"/>
+                <w:sz w:val="14"/>
               </w:rPr>
-              <w:t>Lower-cost alternative</w:t>
+              <w:t>Acceptable alternate</w:t>
             </w:r>
           </w:p>
         </w:tc>
         <w:tc>
           <w:tcPr>
-            <w:tcW w:type="dxa" w:w="3312"/>
+            <w:tcW w:type="dxa" w:w="3672"/>
             <w:vAlign w:val="center"/>
+            <w:tcBorders>
+              <w:top w:val="single" w:sz="4" w:color="D9D9D9"/>
+              <w:left w:val="single" w:sz="4" w:color="D9D9D9"/>
+              <w:bottom w:val="single" w:sz="4" w:color="D9D9D9"/>
+              <w:right w:val="single" w:sz="4" w:color="D9D9D9"/>
+              <w:insideH w:val="single" w:sz="4" w:color="D9D9D9"/>
+              <w:insideV w:val="single" w:sz="4" w:color="D9D9D9"/>
+            </w:tcBorders>
             <w:shd w:fill="1F4E79"/>
           </w:tcPr>
           <w:p>
             <w:pPr>
-              <w:spacing w:after="40"/>
+              <w:spacing w:after="0" w:line="252" w:lineRule="auto"/>
             </w:pPr>
-            <w:r/>
             <w:r>
               <w:rPr>
+                <w:color w:val="FFFFFF"/>
+              </w:rPr>
+            </w:r>
+            <w:r>
+              <w:rPr>
+                <w:rFonts w:ascii="Arial" w:hAnsi="Arial" w:eastAsia="Arial"/>
                 <w:b/>
                 <w:color w:val="FFFFFF"/>
-                <w:sz w:val="17"/>
+                <w:sz w:val="14"/>
               </w:rPr>
-              <w:t>When to use the alternative</w:t>
+              <w:t>Recommendation</w:t>
             </w:r>
           </w:p>
         </w:tc>
       </w:tr>
       <w:tr>
-        <w:trPr>
-          <w:cantSplit/>
-        </w:trPr>
         <w:tc>
           <w:tcPr>
-            <w:tcW w:type="dxa" w:w="1800"/>
+            <w:tcW w:type="dxa" w:w="1584"/>
             <w:vAlign w:val="center"/>
+            <w:tcBorders>
+              <w:top w:val="single" w:sz="4" w:color="D9D9D9"/>
+              <w:left w:val="single" w:sz="4" w:color="D9D9D9"/>
+              <w:bottom w:val="single" w:sz="4" w:color="D9D9D9"/>
+              <w:right w:val="single" w:sz="4" w:color="D9D9D9"/>
+              <w:insideH w:val="single" w:sz="4" w:color="D9D9D9"/>
+              <w:insideV w:val="single" w:sz="4" w:color="D9D9D9"/>
+            </w:tcBorders>
           </w:tcPr>
           <w:p>
             <w:pPr>
-              <w:spacing w:after="40"/>
+              <w:spacing w:after="0" w:line="252" w:lineRule="auto"/>
             </w:pPr>
             <w:r/>
             <w:r>
               <w:rPr>
+                <w:rFonts w:ascii="Arial" w:hAnsi="Arial" w:eastAsia="Arial"/>
                 <w:b w:val="0"/>
-                <w:sz w:val="16"/>
+                <w:sz w:val="14"/>
               </w:rPr>
-              <w:t>Movement and tilt</w:t>
+              <w:t>Pressure</w:t>
             </w:r>
           </w:p>
         </w:tc>
         <w:tc>
           <w:tcPr>
-            <w:tcW w:type="dxa" w:w="2232"/>
+            <w:tcW w:type="dxa" w:w="2376"/>
             <w:vAlign w:val="center"/>
+            <w:tcBorders>
+              <w:top w:val="single" w:sz="4" w:color="D9D9D9"/>
+              <w:left w:val="single" w:sz="4" w:color="D9D9D9"/>
+              <w:bottom w:val="single" w:sz="4" w:color="D9D9D9"/>
+              <w:right w:val="single" w:sz="4" w:color="D9D9D9"/>
+              <w:insideH w:val="single" w:sz="4" w:color="D9D9D9"/>
+              <w:insideV w:val="single" w:sz="4" w:color="D9D9D9"/>
+            </w:tcBorders>
           </w:tcPr>
           <w:p>
             <w:pPr>
-              <w:spacing w:after="40"/>
+              <w:spacing w:after="0" w:line="252" w:lineRule="auto"/>
             </w:pPr>
             <w:r/>
             <w:r>
               <w:rPr>
+                <w:rFonts w:ascii="Arial" w:hAnsi="Arial" w:eastAsia="Arial"/>
                 <w:b w:val="0"/>
-                <w:sz w:val="16"/>
+                <w:sz w:val="14"/>
               </w:rPr>
-              <w:t>MPU6050/GY-521</w:t>
+              <w:t>4–20 mA submersible transmitter</w:t>
             </w:r>
           </w:p>
         </w:tc>
         <w:tc>
           <w:tcPr>
-            <w:tcW w:type="dxa" w:w="2520"/>
+            <w:tcW w:type="dxa" w:w="2448"/>
             <w:vAlign w:val="center"/>
+            <w:tcBorders>
+              <w:top w:val="single" w:sz="4" w:color="D9D9D9"/>
+              <w:left w:val="single" w:sz="4" w:color="D9D9D9"/>
+              <w:bottom w:val="single" w:sz="4" w:color="D9D9D9"/>
+              <w:right w:val="single" w:sz="4" w:color="D9D9D9"/>
+              <w:insideH w:val="single" w:sz="4" w:color="D9D9D9"/>
+              <w:insideV w:val="single" w:sz="4" w:color="D9D9D9"/>
+            </w:tcBorders>
           </w:tcPr>
           <w:p>
             <w:pPr>
-              <w:spacing w:after="40"/>
+              <w:spacing w:after="0" w:line="252" w:lineRule="auto"/>
             </w:pPr>
             <w:r/>
             <w:r>
               <w:rPr>
+                <w:rFonts w:ascii="Arial" w:hAnsi="Arial" w:eastAsia="Arial"/>
                 <w:b w:val="0"/>
-                <w:sz w:val="16"/>
+                <w:sz w:val="14"/>
               </w:rPr>
-              <w:t>SW-420 vibration module or ball tilt switch</w:t>
+              <w:t>0–5 V, 0–10 V, RS485, marine digital sensor</w:t>
             </w:r>
           </w:p>
         </w:tc>
         <w:tc>
           <w:tcPr>
-            <w:tcW w:type="dxa" w:w="3312"/>
+            <w:tcW w:type="dxa" w:w="3672"/>
             <w:vAlign w:val="center"/>
+            <w:tcBorders>
+              <w:top w:val="single" w:sz="4" w:color="D9D9D9"/>
+              <w:left w:val="single" w:sz="4" w:color="D9D9D9"/>
+              <w:bottom w:val="single" w:sz="4" w:color="D9D9D9"/>
+              <w:right w:val="single" w:sz="4" w:color="D9D9D9"/>
+              <w:insideH w:val="single" w:sz="4" w:color="D9D9D9"/>
+              <w:insideV w:val="single" w:sz="4" w:color="D9D9D9"/>
+            </w:tcBorders>
           </w:tcPr>
           <w:p>
             <w:pPr>
-              <w:spacing w:after="40"/>
+              <w:spacing w:after="0" w:line="252" w:lineRule="auto"/>
             </w:pPr>
             <w:r/>
             <w:r>
               <w:rPr>
+                <w:rFonts w:ascii="Arial" w:hAnsi="Arial" w:eastAsia="Arial"/>
                 <w:b w:val="0"/>
-                <w:sz w:val="16"/>
+                <w:sz w:val="14"/>
               </w:rPr>
-              <w:t>Only for simple tamper/shock detection; not suitable for quantitative motion analysis.</w:t>
+              <w:t>Keep pressure as the core wave input.</w:t>
             </w:r>
           </w:p>
         </w:tc>
       </w:tr>
       <w:tr>
-        <w:trPr>
-          <w:cantSplit/>
-        </w:trPr>
         <w:tc>
           <w:tcPr>
-            <w:tcW w:type="dxa" w:w="1800"/>
+            <w:tcW w:type="dxa" w:w="1584"/>
             <w:vAlign w:val="center"/>
-            <w:shd w:fill="F2F6FA"/>
+            <w:tcBorders>
+              <w:top w:val="single" w:sz="4" w:color="D9D9D9"/>
+              <w:left w:val="single" w:sz="4" w:color="D9D9D9"/>
+              <w:bottom w:val="single" w:sz="4" w:color="D9D9D9"/>
+              <w:right w:val="single" w:sz="4" w:color="D9D9D9"/>
+              <w:insideH w:val="single" w:sz="4" w:color="D9D9D9"/>
+              <w:insideV w:val="single" w:sz="4" w:color="D9D9D9"/>
+            </w:tcBorders>
+            <w:shd w:fill="F3F7FA"/>
           </w:tcPr>
           <w:p>
             <w:pPr>
-              <w:spacing w:after="40"/>
+              <w:spacing w:after="0" w:line="252" w:lineRule="auto"/>
             </w:pPr>
             <w:r/>
             <w:r>
               <w:rPr>
+                <w:rFonts w:ascii="Arial" w:hAnsi="Arial" w:eastAsia="Arial"/>
                 <w:b w:val="0"/>
-                <w:sz w:val="16"/>
-              </w:rPr>
-              <w:t>GPS position</w:t>
-            </w:r>
-          </w:p>
-        </w:tc>
-        <w:tc>
-          <w:tcPr>
-            <w:tcW w:type="dxa" w:w="2232"/>
-            <w:vAlign w:val="center"/>
-            <w:shd w:fill="F2F6FA"/>
-          </w:tcPr>
-          <w:p>
-            <w:pPr>
-              <w:spacing w:after="40"/>
-            </w:pPr>
-            <w:r/>
-            <w:r>
-              <w:rPr>
-                <w:b w:val="0"/>
-                <w:sz w:val="16"/>
-              </w:rPr>
-              <w:t>NEO-6M</w:t>
-            </w:r>
-          </w:p>
-        </w:tc>
-        <w:tc>
-          <w:tcPr>
-            <w:tcW w:type="dxa" w:w="2520"/>
-            <w:vAlign w:val="center"/>
-            <w:shd w:fill="F2F6FA"/>
-          </w:tcPr>
-          <w:p>
-            <w:pPr>
-              <w:spacing w:after="40"/>
-            </w:pPr>
-            <w:r/>
-            <w:r>
-              <w:rPr>
-                <w:b w:val="0"/>
-                <w:sz w:val="16"/>
-              </w:rPr>
-              <w:t>No GPS for bench prototype</w:t>
-            </w:r>
-          </w:p>
-        </w:tc>
-        <w:tc>
-          <w:tcPr>
-            <w:tcW w:type="dxa" w:w="3312"/>
-            <w:vAlign w:val="center"/>
-            <w:shd w:fill="F2F6FA"/>
-          </w:tcPr>
-          <w:p>
-            <w:pPr>
-              <w:spacing w:after="40"/>
-            </w:pPr>
-            <w:r/>
-            <w:r>
-              <w:rPr>
-                <w:b w:val="0"/>
-                <w:sz w:val="16"/>
-              </w:rPr>
-              <w:t>Remove only if displacement/security is not part of the first validation.</w:t>
-            </w:r>
-          </w:p>
-        </w:tc>
-      </w:tr>
-      <w:tr>
-        <w:trPr>
-          <w:cantSplit/>
-        </w:trPr>
-        <w:tc>
-          <w:tcPr>
-            <w:tcW w:type="dxa" w:w="1800"/>
-            <w:vAlign w:val="center"/>
-          </w:tcPr>
-          <w:p>
-            <w:pPr>
-              <w:spacing w:after="40"/>
-            </w:pPr>
-            <w:r/>
-            <w:r>
-              <w:rPr>
-                <w:b w:val="0"/>
-                <w:sz w:val="16"/>
+                <w:sz w:val="14"/>
               </w:rPr>
               <w:t>Wind speed</w:t>
             </w:r>
@@ -2513,81 +4171,116 @@
         </w:tc>
         <w:tc>
           <w:tcPr>
-            <w:tcW w:type="dxa" w:w="2232"/>
+            <w:tcW w:type="dxa" w:w="2376"/>
             <w:vAlign w:val="center"/>
+            <w:tcBorders>
+              <w:top w:val="single" w:sz="4" w:color="D9D9D9"/>
+              <w:left w:val="single" w:sz="4" w:color="D9D9D9"/>
+              <w:bottom w:val="single" w:sz="4" w:color="D9D9D9"/>
+              <w:right w:val="single" w:sz="4" w:color="D9D9D9"/>
+              <w:insideH w:val="single" w:sz="4" w:color="D9D9D9"/>
+              <w:insideV w:val="single" w:sz="4" w:color="D9D9D9"/>
+            </w:tcBorders>
+            <w:shd w:fill="F3F7FA"/>
           </w:tcPr>
           <w:p>
             <w:pPr>
-              <w:spacing w:after="40"/>
+              <w:spacing w:after="0" w:line="252" w:lineRule="auto"/>
             </w:pPr>
             <w:r/>
             <w:r>
               <w:rPr>
+                <w:rFonts w:ascii="Arial" w:hAnsi="Arial" w:eastAsia="Arial"/>
                 <w:b w:val="0"/>
-                <w:sz w:val="16"/>
+                <w:sz w:val="14"/>
               </w:rPr>
-              <w:t>Pulse-output cup anemometer</w:t>
+              <w:t>Cup anemometer</w:t>
             </w:r>
           </w:p>
         </w:tc>
         <w:tc>
           <w:tcPr>
-            <w:tcW w:type="dxa" w:w="2520"/>
+            <w:tcW w:type="dxa" w:w="2448"/>
             <w:vAlign w:val="center"/>
+            <w:tcBorders>
+              <w:top w:val="single" w:sz="4" w:color="D9D9D9"/>
+              <w:left w:val="single" w:sz="4" w:color="D9D9D9"/>
+              <w:bottom w:val="single" w:sz="4" w:color="D9D9D9"/>
+              <w:right w:val="single" w:sz="4" w:color="D9D9D9"/>
+              <w:insideH w:val="single" w:sz="4" w:color="D9D9D9"/>
+              <w:insideV w:val="single" w:sz="4" w:color="D9D9D9"/>
+            </w:tcBorders>
+            <w:shd w:fill="F3F7FA"/>
           </w:tcPr>
           <w:p>
             <w:pPr>
-              <w:spacing w:after="40"/>
+              <w:spacing w:after="0" w:line="252" w:lineRule="auto"/>
             </w:pPr>
             <w:r/>
             <w:r>
               <w:rPr>
+                <w:rFonts w:ascii="Arial" w:hAnsi="Arial" w:eastAsia="Arial"/>
                 <w:b w:val="0"/>
-                <w:sz w:val="16"/>
+                <w:sz w:val="14"/>
               </w:rPr>
-              <w:t>DIY reed-switch cup anemometer</w:t>
+              <w:t>DIY reed-switch cup for bench only</w:t>
             </w:r>
           </w:p>
         </w:tc>
         <w:tc>
           <w:tcPr>
-            <w:tcW w:type="dxa" w:w="3312"/>
+            <w:tcW w:type="dxa" w:w="3672"/>
             <w:vAlign w:val="center"/>
+            <w:tcBorders>
+              <w:top w:val="single" w:sz="4" w:color="D9D9D9"/>
+              <w:left w:val="single" w:sz="4" w:color="D9D9D9"/>
+              <w:bottom w:val="single" w:sz="4" w:color="D9D9D9"/>
+              <w:right w:val="single" w:sz="4" w:color="D9D9D9"/>
+              <w:insideH w:val="single" w:sz="4" w:color="D9D9D9"/>
+              <w:insideV w:val="single" w:sz="4" w:color="D9D9D9"/>
+            </w:tcBorders>
+            <w:shd w:fill="F3F7FA"/>
           </w:tcPr>
           <w:p>
             <w:pPr>
-              <w:spacing w:after="40"/>
+              <w:spacing w:after="0" w:line="252" w:lineRule="auto"/>
             </w:pPr>
             <w:r/>
             <w:r>
               <w:rPr>
+                <w:rFonts w:ascii="Arial" w:hAnsi="Arial" w:eastAsia="Arial"/>
                 <w:b w:val="0"/>
-                <w:sz w:val="16"/>
+                <w:sz w:val="14"/>
               </w:rPr>
-              <w:t>Use for low-cost speed measurement after local calibration.</w:t>
+              <w:t>Required; compare with reference anemometer.</w:t>
             </w:r>
           </w:p>
         </w:tc>
       </w:tr>
       <w:tr>
-        <w:trPr>
-          <w:cantSplit/>
-        </w:trPr>
         <w:tc>
           <w:tcPr>
-            <w:tcW w:type="dxa" w:w="1800"/>
+            <w:tcW w:type="dxa" w:w="1584"/>
             <w:vAlign w:val="center"/>
-            <w:shd w:fill="F2F6FA"/>
+            <w:tcBorders>
+              <w:top w:val="single" w:sz="4" w:color="D9D9D9"/>
+              <w:left w:val="single" w:sz="4" w:color="D9D9D9"/>
+              <w:bottom w:val="single" w:sz="4" w:color="D9D9D9"/>
+              <w:right w:val="single" w:sz="4" w:color="D9D9D9"/>
+              <w:insideH w:val="single" w:sz="4" w:color="D9D9D9"/>
+              <w:insideV w:val="single" w:sz="4" w:color="D9D9D9"/>
+            </w:tcBorders>
           </w:tcPr>
           <w:p>
             <w:pPr>
-              <w:spacing w:after="40"/>
+              <w:spacing w:after="0" w:line="252" w:lineRule="auto"/>
             </w:pPr>
             <w:r/>
             <w:r>
               <w:rPr>
+                <w:rFonts w:ascii="Arial" w:hAnsi="Arial" w:eastAsia="Arial"/>
                 <w:b w:val="0"/>
-                <w:sz w:val="16"/>
+                <w:sz w:val="14"/>
               </w:rPr>
               <w:t>Wind direction</w:t>
             </w:r>
@@ -2595,83 +4288,346 @@
         </w:tc>
         <w:tc>
           <w:tcPr>
-            <w:tcW w:type="dxa" w:w="2232"/>
+            <w:tcW w:type="dxa" w:w="2376"/>
             <w:vAlign w:val="center"/>
-            <w:shd w:fill="F2F6FA"/>
+            <w:tcBorders>
+              <w:top w:val="single" w:sz="4" w:color="D9D9D9"/>
+              <w:left w:val="single" w:sz="4" w:color="D9D9D9"/>
+              <w:bottom w:val="single" w:sz="4" w:color="D9D9D9"/>
+              <w:right w:val="single" w:sz="4" w:color="D9D9D9"/>
+              <w:insideH w:val="single" w:sz="4" w:color="D9D9D9"/>
+              <w:insideV w:val="single" w:sz="4" w:color="D9D9D9"/>
+            </w:tcBorders>
           </w:tcPr>
           <w:p>
             <w:pPr>
-              <w:spacing w:after="40"/>
+              <w:spacing w:after="0" w:line="252" w:lineRule="auto"/>
             </w:pPr>
             <w:r/>
             <w:r>
               <w:rPr>
+                <w:rFonts w:ascii="Arial" w:hAnsi="Arial" w:eastAsia="Arial"/>
                 <w:b w:val="0"/>
-                <w:sz w:val="16"/>
+                <w:sz w:val="14"/>
               </w:rPr>
-              <w:t>Combined vane/anemometer</w:t>
+              <w:t>Matched vane or combined sensor</w:t>
             </w:r>
           </w:p>
         </w:tc>
         <w:tc>
           <w:tcPr>
-            <w:tcW w:type="dxa" w:w="2520"/>
+            <w:tcW w:type="dxa" w:w="2448"/>
             <w:vAlign w:val="center"/>
-            <w:shd w:fill="F2F6FA"/>
+            <w:tcBorders>
+              <w:top w:val="single" w:sz="4" w:color="D9D9D9"/>
+              <w:left w:val="single" w:sz="4" w:color="D9D9D9"/>
+              <w:bottom w:val="single" w:sz="4" w:color="D9D9D9"/>
+              <w:right w:val="single" w:sz="4" w:color="D9D9D9"/>
+              <w:insideH w:val="single" w:sz="4" w:color="D9D9D9"/>
+              <w:insideV w:val="single" w:sz="4" w:color="D9D9D9"/>
+            </w:tcBorders>
           </w:tcPr>
           <w:p>
             <w:pPr>
-              <w:spacing w:after="40"/>
+              <w:spacing w:after="0" w:line="252" w:lineRule="auto"/>
             </w:pPr>
             <w:r/>
             <w:r>
               <w:rPr>
+                <w:rFonts w:ascii="Arial" w:hAnsi="Arial" w:eastAsia="Arial"/>
                 <w:b w:val="0"/>
-                <w:sz w:val="16"/>
+                <w:sz w:val="14"/>
               </w:rPr>
-              <w:t>Potentiometer wind vane</w:t>
+              <w:t>Potentiometer vane</w:t>
             </w:r>
           </w:p>
         </w:tc>
         <w:tc>
           <w:tcPr>
-            <w:tcW w:type="dxa" w:w="3312"/>
+            <w:tcW w:type="dxa" w:w="3672"/>
             <w:vAlign w:val="center"/>
-            <w:shd w:fill="F2F6FA"/>
+            <w:tcBorders>
+              <w:top w:val="single" w:sz="4" w:color="D9D9D9"/>
+              <w:left w:val="single" w:sz="4" w:color="D9D9D9"/>
+              <w:bottom w:val="single" w:sz="4" w:color="D9D9D9"/>
+              <w:right w:val="single" w:sz="4" w:color="D9D9D9"/>
+              <w:insideH w:val="single" w:sz="4" w:color="D9D9D9"/>
+              <w:insideV w:val="single" w:sz="4" w:color="D9D9D9"/>
+            </w:tcBorders>
           </w:tcPr>
           <w:p>
             <w:pPr>
-              <w:spacing w:after="40"/>
+              <w:spacing w:after="0" w:line="252" w:lineRule="auto"/>
             </w:pPr>
             <w:r/>
             <w:r>
               <w:rPr>
+                <w:rFonts w:ascii="Arial" w:hAnsi="Arial" w:eastAsia="Arial"/>
                 <w:b w:val="0"/>
-                <w:sz w:val="16"/>
+                <w:sz w:val="14"/>
               </w:rPr>
-              <w:t>Use the cheaper vane only if direction is required and calibration is possible.</w:t>
+              <w:t>Required; document north alignment and deadband.</w:t>
             </w:r>
           </w:p>
         </w:tc>
       </w:tr>
       <w:tr>
-        <w:trPr>
-          <w:cantSplit/>
-        </w:trPr>
         <w:tc>
           <w:tcPr>
-            <w:tcW w:type="dxa" w:w="1800"/>
+            <w:tcW w:type="dxa" w:w="1584"/>
             <w:vAlign w:val="center"/>
+            <w:tcBorders>
+              <w:top w:val="single" w:sz="4" w:color="D9D9D9"/>
+              <w:left w:val="single" w:sz="4" w:color="D9D9D9"/>
+              <w:bottom w:val="single" w:sz="4" w:color="D9D9D9"/>
+              <w:right w:val="single" w:sz="4" w:color="D9D9D9"/>
+              <w:insideH w:val="single" w:sz="4" w:color="D9D9D9"/>
+              <w:insideV w:val="single" w:sz="4" w:color="D9D9D9"/>
+            </w:tcBorders>
+            <w:shd w:fill="F3F7FA"/>
           </w:tcPr>
           <w:p>
             <w:pPr>
-              <w:spacing w:after="40"/>
+              <w:spacing w:after="0" w:line="252" w:lineRule="auto"/>
             </w:pPr>
             <w:r/>
             <w:r>
               <w:rPr>
+                <w:rFonts w:ascii="Arial" w:hAnsi="Arial" w:eastAsia="Arial"/>
                 <w:b w:val="0"/>
-                <w:sz w:val="16"/>
+                <w:sz w:val="14"/>
+              </w:rPr>
+              <w:t>GPS</w:t>
+            </w:r>
+          </w:p>
+        </w:tc>
+        <w:tc>
+          <w:tcPr>
+            <w:tcW w:type="dxa" w:w="2376"/>
+            <w:vAlign w:val="center"/>
+            <w:tcBorders>
+              <w:top w:val="single" w:sz="4" w:color="D9D9D9"/>
+              <w:left w:val="single" w:sz="4" w:color="D9D9D9"/>
+              <w:bottom w:val="single" w:sz="4" w:color="D9D9D9"/>
+              <w:right w:val="single" w:sz="4" w:color="D9D9D9"/>
+              <w:insideH w:val="single" w:sz="4" w:color="D9D9D9"/>
+              <w:insideV w:val="single" w:sz="4" w:color="D9D9D9"/>
+            </w:tcBorders>
+            <w:shd w:fill="F3F7FA"/>
+          </w:tcPr>
+          <w:p>
+            <w:pPr>
+              <w:spacing w:after="0" w:line="252" w:lineRule="auto"/>
+            </w:pPr>
+            <w:r/>
+            <w:r>
+              <w:rPr>
+                <w:rFonts w:ascii="Arial" w:hAnsi="Arial" w:eastAsia="Arial"/>
+                <w:b w:val="0"/>
+                <w:sz w:val="14"/>
+              </w:rPr>
+              <w:t>NEO-6M or equivalent</w:t>
+            </w:r>
+          </w:p>
+        </w:tc>
+        <w:tc>
+          <w:tcPr>
+            <w:tcW w:type="dxa" w:w="2448"/>
+            <w:vAlign w:val="center"/>
+            <w:tcBorders>
+              <w:top w:val="single" w:sz="4" w:color="D9D9D9"/>
+              <w:left w:val="single" w:sz="4" w:color="D9D9D9"/>
+              <w:bottom w:val="single" w:sz="4" w:color="D9D9D9"/>
+              <w:right w:val="single" w:sz="4" w:color="D9D9D9"/>
+              <w:insideH w:val="single" w:sz="4" w:color="D9D9D9"/>
+              <w:insideV w:val="single" w:sz="4" w:color="D9D9D9"/>
+            </w:tcBorders>
+            <w:shd w:fill="F3F7FA"/>
+          </w:tcPr>
+          <w:p>
+            <w:pPr>
+              <w:spacing w:after="0" w:line="252" w:lineRule="auto"/>
+            </w:pPr>
+            <w:r/>
+            <w:r>
+              <w:rPr>
+                <w:rFonts w:ascii="Arial" w:hAnsi="Arial" w:eastAsia="Arial"/>
+                <w:b w:val="0"/>
+                <w:sz w:val="14"/>
+              </w:rPr>
+              <w:t>LTE module GNSS if available</w:t>
+            </w:r>
+          </w:p>
+        </w:tc>
+        <w:tc>
+          <w:tcPr>
+            <w:tcW w:type="dxa" w:w="3672"/>
+            <w:vAlign w:val="center"/>
+            <w:tcBorders>
+              <w:top w:val="single" w:sz="4" w:color="D9D9D9"/>
+              <w:left w:val="single" w:sz="4" w:color="D9D9D9"/>
+              <w:bottom w:val="single" w:sz="4" w:color="D9D9D9"/>
+              <w:right w:val="single" w:sz="4" w:color="D9D9D9"/>
+              <w:insideH w:val="single" w:sz="4" w:color="D9D9D9"/>
+              <w:insideV w:val="single" w:sz="4" w:color="D9D9D9"/>
+            </w:tcBorders>
+            <w:shd w:fill="F3F7FA"/>
+          </w:tcPr>
+          <w:p>
+            <w:pPr>
+              <w:spacing w:after="0" w:line="252" w:lineRule="auto"/>
+            </w:pPr>
+            <w:r/>
+            <w:r>
+              <w:rPr>
+                <w:rFonts w:ascii="Arial" w:hAnsi="Arial" w:eastAsia="Arial"/>
+                <w:b w:val="0"/>
+                <w:sz w:val="14"/>
+              </w:rPr>
+              <w:t>Required for position/security.</w:t>
+            </w:r>
+          </w:p>
+        </w:tc>
+      </w:tr>
+      <w:tr>
+        <w:tc>
+          <w:tcPr>
+            <w:tcW w:type="dxa" w:w="1584"/>
+            <w:vAlign w:val="center"/>
+            <w:tcBorders>
+              <w:top w:val="single" w:sz="4" w:color="D9D9D9"/>
+              <w:left w:val="single" w:sz="4" w:color="D9D9D9"/>
+              <w:bottom w:val="single" w:sz="4" w:color="D9D9D9"/>
+              <w:right w:val="single" w:sz="4" w:color="D9D9D9"/>
+              <w:insideH w:val="single" w:sz="4" w:color="D9D9D9"/>
+              <w:insideV w:val="single" w:sz="4" w:color="D9D9D9"/>
+            </w:tcBorders>
+          </w:tcPr>
+          <w:p>
+            <w:pPr>
+              <w:spacing w:after="0" w:line="252" w:lineRule="auto"/>
+            </w:pPr>
+            <w:r/>
+            <w:r>
+              <w:rPr>
+                <w:rFonts w:ascii="Arial" w:hAnsi="Arial" w:eastAsia="Arial"/>
+                <w:b w:val="0"/>
+                <w:sz w:val="14"/>
+              </w:rPr>
+              <w:t>Movement/tamper</w:t>
+            </w:r>
+          </w:p>
+        </w:tc>
+        <w:tc>
+          <w:tcPr>
+            <w:tcW w:type="dxa" w:w="2376"/>
+            <w:vAlign w:val="center"/>
+            <w:tcBorders>
+              <w:top w:val="single" w:sz="4" w:color="D9D9D9"/>
+              <w:left w:val="single" w:sz="4" w:color="D9D9D9"/>
+              <w:bottom w:val="single" w:sz="4" w:color="D9D9D9"/>
+              <w:right w:val="single" w:sz="4" w:color="D9D9D9"/>
+              <w:insideH w:val="single" w:sz="4" w:color="D9D9D9"/>
+              <w:insideV w:val="single" w:sz="4" w:color="D9D9D9"/>
+            </w:tcBorders>
+          </w:tcPr>
+          <w:p>
+            <w:pPr>
+              <w:spacing w:after="0" w:line="252" w:lineRule="auto"/>
+            </w:pPr>
+            <w:r/>
+            <w:r>
+              <w:rPr>
+                <w:rFonts w:ascii="Arial" w:hAnsi="Arial" w:eastAsia="Arial"/>
+                <w:b w:val="0"/>
+                <w:sz w:val="14"/>
+              </w:rPr>
+              <w:t>Optional MPU6050 or switch</w:t>
+            </w:r>
+          </w:p>
+        </w:tc>
+        <w:tc>
+          <w:tcPr>
+            <w:tcW w:type="dxa" w:w="2448"/>
+            <w:vAlign w:val="center"/>
+            <w:tcBorders>
+              <w:top w:val="single" w:sz="4" w:color="D9D9D9"/>
+              <w:left w:val="single" w:sz="4" w:color="D9D9D9"/>
+              <w:bottom w:val="single" w:sz="4" w:color="D9D9D9"/>
+              <w:right w:val="single" w:sz="4" w:color="D9D9D9"/>
+              <w:insideH w:val="single" w:sz="4" w:color="D9D9D9"/>
+              <w:insideV w:val="single" w:sz="4" w:color="D9D9D9"/>
+            </w:tcBorders>
+          </w:tcPr>
+          <w:p>
+            <w:pPr>
+              <w:spacing w:after="0" w:line="252" w:lineRule="auto"/>
+            </w:pPr>
+            <w:r/>
+            <w:r>
+              <w:rPr>
+                <w:rFonts w:ascii="Arial" w:hAnsi="Arial" w:eastAsia="Arial"/>
+                <w:b w:val="0"/>
+                <w:sz w:val="14"/>
+              </w:rPr>
+              <w:t>SW-420/reed switch</w:t>
+            </w:r>
+          </w:p>
+        </w:tc>
+        <w:tc>
+          <w:tcPr>
+            <w:tcW w:type="dxa" w:w="3672"/>
+            <w:vAlign w:val="center"/>
+            <w:tcBorders>
+              <w:top w:val="single" w:sz="4" w:color="D9D9D9"/>
+              <w:left w:val="single" w:sz="4" w:color="D9D9D9"/>
+              <w:bottom w:val="single" w:sz="4" w:color="D9D9D9"/>
+              <w:right w:val="single" w:sz="4" w:color="D9D9D9"/>
+              <w:insideH w:val="single" w:sz="4" w:color="D9D9D9"/>
+              <w:insideV w:val="single" w:sz="4" w:color="D9D9D9"/>
+            </w:tcBorders>
+          </w:tcPr>
+          <w:p>
+            <w:pPr>
+              <w:spacing w:after="0" w:line="252" w:lineRule="auto"/>
+            </w:pPr>
+            <w:r/>
+            <w:r>
+              <w:rPr>
+                <w:rFonts w:ascii="Arial" w:hAnsi="Arial" w:eastAsia="Arial"/>
+                <w:b w:val="0"/>
+                <w:sz w:val="14"/>
+              </w:rPr>
+              <w:t>Use for event/security only.</w:t>
+            </w:r>
+          </w:p>
+        </w:tc>
+      </w:tr>
+      <w:tr>
+        <w:tc>
+          <w:tcPr>
+            <w:tcW w:type="dxa" w:w="1584"/>
+            <w:vAlign w:val="center"/>
+            <w:tcBorders>
+              <w:top w:val="single" w:sz="4" w:color="D9D9D9"/>
+              <w:left w:val="single" w:sz="4" w:color="D9D9D9"/>
+              <w:bottom w:val="single" w:sz="4" w:color="D9D9D9"/>
+              <w:right w:val="single" w:sz="4" w:color="D9D9D9"/>
+              <w:insideH w:val="single" w:sz="4" w:color="D9D9D9"/>
+              <w:insideV w:val="single" w:sz="4" w:color="D9D9D9"/>
+            </w:tcBorders>
+            <w:shd w:fill="F3F7FA"/>
+          </w:tcPr>
+          <w:p>
+            <w:pPr>
+              <w:spacing w:after="0" w:line="252" w:lineRule="auto"/>
+            </w:pPr>
+            <w:r/>
+            <w:r>
+              <w:rPr>
+                <w:rFonts w:ascii="Arial" w:hAnsi="Arial" w:eastAsia="Arial"/>
+                <w:b w:val="0"/>
+                <w:sz w:val="14"/>
               </w:rPr>
               <w:t>Water temperature</w:t>
             </w:r>
@@ -2679,823 +4635,208 @@
         </w:tc>
         <w:tc>
           <w:tcPr>
-            <w:tcW w:type="dxa" w:w="2232"/>
+            <w:tcW w:type="dxa" w:w="2376"/>
             <w:vAlign w:val="center"/>
+            <w:tcBorders>
+              <w:top w:val="single" w:sz="4" w:color="D9D9D9"/>
+              <w:left w:val="single" w:sz="4" w:color="D9D9D9"/>
+              <w:bottom w:val="single" w:sz="4" w:color="D9D9D9"/>
+              <w:right w:val="single" w:sz="4" w:color="D9D9D9"/>
+              <w:insideH w:val="single" w:sz="4" w:color="D9D9D9"/>
+              <w:insideV w:val="single" w:sz="4" w:color="D9D9D9"/>
+            </w:tcBorders>
+            <w:shd w:fill="F3F7FA"/>
           </w:tcPr>
           <w:p>
             <w:pPr>
-              <w:spacing w:after="40"/>
+              <w:spacing w:after="0" w:line="252" w:lineRule="auto"/>
             </w:pPr>
             <w:r/>
             <w:r>
               <w:rPr>
+                <w:rFonts w:ascii="Arial" w:hAnsi="Arial" w:eastAsia="Arial"/>
                 <w:b w:val="0"/>
-                <w:sz w:val="16"/>
+                <w:sz w:val="14"/>
               </w:rPr>
-              <w:t>DS18B20 waterproof probe</w:t>
+              <w:t>Optional DS18B20</w:t>
             </w:r>
           </w:p>
         </w:tc>
         <w:tc>
           <w:tcPr>
-            <w:tcW w:type="dxa" w:w="2520"/>
+            <w:tcW w:type="dxa" w:w="2448"/>
             <w:vAlign w:val="center"/>
+            <w:tcBorders>
+              <w:top w:val="single" w:sz="4" w:color="D9D9D9"/>
+              <w:left w:val="single" w:sz="4" w:color="D9D9D9"/>
+              <w:bottom w:val="single" w:sz="4" w:color="D9D9D9"/>
+              <w:right w:val="single" w:sz="4" w:color="D9D9D9"/>
+              <w:insideH w:val="single" w:sz="4" w:color="D9D9D9"/>
+              <w:insideV w:val="single" w:sz="4" w:color="D9D9D9"/>
+            </w:tcBorders>
+            <w:shd w:fill="F3F7FA"/>
           </w:tcPr>
           <w:p>
             <w:pPr>
-              <w:spacing w:after="40"/>
+              <w:spacing w:after="0" w:line="252" w:lineRule="auto"/>
             </w:pPr>
             <w:r/>
             <w:r>
               <w:rPr>
+                <w:rFonts w:ascii="Arial" w:hAnsi="Arial" w:eastAsia="Arial"/>
                 <w:b w:val="0"/>
-                <w:sz w:val="16"/>
+                <w:sz w:val="14"/>
               </w:rPr>
-              <w:t>NTC waterproof probe</w:t>
+              <w:t>NTC probe</w:t>
             </w:r>
           </w:p>
         </w:tc>
         <w:tc>
           <w:tcPr>
-            <w:tcW w:type="dxa" w:w="3312"/>
+            <w:tcW w:type="dxa" w:w="3672"/>
             <w:vAlign w:val="center"/>
+            <w:tcBorders>
+              <w:top w:val="single" w:sz="4" w:color="D9D9D9"/>
+              <w:left w:val="single" w:sz="4" w:color="D9D9D9"/>
+              <w:bottom w:val="single" w:sz="4" w:color="D9D9D9"/>
+              <w:right w:val="single" w:sz="4" w:color="D9D9D9"/>
+              <w:insideH w:val="single" w:sz="4" w:color="D9D9D9"/>
+              <w:insideV w:val="single" w:sz="4" w:color="D9D9D9"/>
+            </w:tcBorders>
+            <w:shd w:fill="F3F7FA"/>
           </w:tcPr>
           <w:p>
             <w:pPr>
-              <w:spacing w:after="40"/>
+              <w:spacing w:after="0" w:line="252" w:lineRule="auto"/>
             </w:pPr>
             <w:r/>
             <w:r>
               <w:rPr>
+                <w:rFonts w:ascii="Arial" w:hAnsi="Arial" w:eastAsia="Arial"/>
                 <w:b w:val="0"/>
-                <w:sz w:val="16"/>
+                <w:sz w:val="14"/>
               </w:rPr>
-              <w:t>Use only when temperature is supporting information, not a primary research variable.</w:t>
+              <w:t>Context only; defer if budget is tight.</w:t>
             </w:r>
           </w:p>
         </w:tc>
       </w:tr>
       <w:tr>
-        <w:trPr>
-          <w:cantSplit/>
-        </w:trPr>
         <w:tc>
           <w:tcPr>
-            <w:tcW w:type="dxa" w:w="1800"/>
+            <w:tcW w:type="dxa" w:w="1584"/>
             <w:vAlign w:val="center"/>
-            <w:shd w:fill="F2F6FA"/>
+            <w:tcBorders>
+              <w:top w:val="single" w:sz="4" w:color="D9D9D9"/>
+              <w:left w:val="single" w:sz="4" w:color="D9D9D9"/>
+              <w:bottom w:val="single" w:sz="4" w:color="D9D9D9"/>
+              <w:right w:val="single" w:sz="4" w:color="D9D9D9"/>
+              <w:insideH w:val="single" w:sz="4" w:color="D9D9D9"/>
+              <w:insideV w:val="single" w:sz="4" w:color="D9D9D9"/>
+            </w:tcBorders>
           </w:tcPr>
           <w:p>
             <w:pPr>
-              <w:spacing w:after="40"/>
+              <w:spacing w:after="0" w:line="252" w:lineRule="auto"/>
             </w:pPr>
             <w:r/>
             <w:r>
               <w:rPr>
+                <w:rFonts w:ascii="Arial" w:hAnsi="Arial" w:eastAsia="Arial"/>
                 <w:b w:val="0"/>
-                <w:sz w:val="16"/>
+                <w:sz w:val="14"/>
               </w:rPr>
-              <w:t>Power measurement</w:t>
+              <w:t>Water quality sensors</w:t>
             </w:r>
           </w:p>
         </w:tc>
         <w:tc>
           <w:tcPr>
-            <w:tcW w:type="dxa" w:w="2232"/>
+            <w:tcW w:type="dxa" w:w="2376"/>
             <w:vAlign w:val="center"/>
-            <w:shd w:fill="F2F6FA"/>
+            <w:tcBorders>
+              <w:top w:val="single" w:sz="4" w:color="D9D9D9"/>
+              <w:left w:val="single" w:sz="4" w:color="D9D9D9"/>
+              <w:bottom w:val="single" w:sz="4" w:color="D9D9D9"/>
+              <w:right w:val="single" w:sz="4" w:color="D9D9D9"/>
+              <w:insideH w:val="single" w:sz="4" w:color="D9D9D9"/>
+              <w:insideV w:val="single" w:sz="4" w:color="D9D9D9"/>
+            </w:tcBorders>
           </w:tcPr>
           <w:p>
             <w:pPr>
-              <w:spacing w:after="40"/>
+              <w:spacing w:after="0" w:line="252" w:lineRule="auto"/>
             </w:pPr>
             <w:r/>
             <w:r>
               <w:rPr>
+                <w:rFonts w:ascii="Arial" w:hAnsi="Arial" w:eastAsia="Arial"/>
                 <w:b w:val="0"/>
-                <w:sz w:val="16"/>
+                <w:sz w:val="14"/>
               </w:rPr>
-              <w:t>INA219</w:t>
+              <w:t>Not in Phase 1</w:t>
             </w:r>
           </w:p>
         </w:tc>
         <w:tc>
           <w:tcPr>
-            <w:tcW w:type="dxa" w:w="2520"/>
+            <w:tcW w:type="dxa" w:w="2448"/>
             <w:vAlign w:val="center"/>
-            <w:shd w:fill="F2F6FA"/>
+            <w:tcBorders>
+              <w:top w:val="single" w:sz="4" w:color="D9D9D9"/>
+              <w:left w:val="single" w:sz="4" w:color="D9D9D9"/>
+              <w:bottom w:val="single" w:sz="4" w:color="D9D9D9"/>
+              <w:right w:val="single" w:sz="4" w:color="D9D9D9"/>
+              <w:insideH w:val="single" w:sz="4" w:color="D9D9D9"/>
+              <w:insideV w:val="single" w:sz="4" w:color="D9D9D9"/>
+            </w:tcBorders>
           </w:tcPr>
           <w:p>
             <w:pPr>
-              <w:spacing w:after="40"/>
+              <w:spacing w:after="0" w:line="252" w:lineRule="auto"/>
             </w:pPr>
             <w:r/>
             <w:r>
               <w:rPr>
+                <w:rFonts w:ascii="Arial" w:hAnsi="Arial" w:eastAsia="Arial"/>
                 <w:b w:val="0"/>
-                <w:sz w:val="16"/>
+                <w:sz w:val="14"/>
               </w:rPr>
-              <w:t>Voltage divider plus measured load test</w:t>
+              <w:t>pH/salinity/DO/turbidity later</w:t>
             </w:r>
           </w:p>
         </w:tc>
         <w:tc>
           <w:tcPr>
-            <w:tcW w:type="dxa" w:w="3312"/>
+            <w:tcW w:type="dxa" w:w="3672"/>
             <w:vAlign w:val="center"/>
-            <w:shd w:fill="F2F6FA"/>
+            <w:tcBorders>
+              <w:top w:val="single" w:sz="4" w:color="D9D9D9"/>
+              <w:left w:val="single" w:sz="4" w:color="D9D9D9"/>
+              <w:bottom w:val="single" w:sz="4" w:color="D9D9D9"/>
+              <w:right w:val="single" w:sz="4" w:color="D9D9D9"/>
+              <w:insideH w:val="single" w:sz="4" w:color="D9D9D9"/>
+              <w:insideV w:val="single" w:sz="4" w:color="D9D9D9"/>
+            </w:tcBorders>
           </w:tcPr>
           <w:p>
             <w:pPr>
-              <w:spacing w:after="40"/>
+              <w:spacing w:after="0" w:line="252" w:lineRule="auto"/>
             </w:pPr>
             <w:r/>
             <w:r>
               <w:rPr>
+                <w:rFonts w:ascii="Arial" w:hAnsi="Arial" w:eastAsia="Arial"/>
                 <w:b w:val="0"/>
-                <w:sz w:val="16"/>
+                <w:sz w:val="14"/>
               </w:rPr>
-              <w:t>Use for a very small prototype when current logging is not required.</w:t>
-            </w:r>
-          </w:p>
-        </w:tc>
-      </w:tr>
-      <w:tr>
-        <w:trPr>
-          <w:cantSplit/>
-        </w:trPr>
-        <w:tc>
-          <w:tcPr>
-            <w:tcW w:type="dxa" w:w="1800"/>
-            <w:vAlign w:val="center"/>
-          </w:tcPr>
-          <w:p>
-            <w:pPr>
-              <w:spacing w:after="40"/>
-            </w:pPr>
-            <w:r/>
-            <w:r>
-              <w:rPr>
-                <w:b w:val="0"/>
-                <w:sz w:val="16"/>
-              </w:rPr>
-              <w:t>Tamper</w:t>
-            </w:r>
-          </w:p>
-        </w:tc>
-        <w:tc>
-          <w:tcPr>
-            <w:tcW w:type="dxa" w:w="2232"/>
-            <w:vAlign w:val="center"/>
-          </w:tcPr>
-          <w:p>
-            <w:pPr>
-              <w:spacing w:after="40"/>
-            </w:pPr>
-            <w:r/>
-            <w:r>
-              <w:rPr>
-                <w:b w:val="0"/>
-                <w:sz w:val="16"/>
-              </w:rPr>
-              <w:t>Reed switch on lid</w:t>
-            </w:r>
-          </w:p>
-        </w:tc>
-        <w:tc>
-          <w:tcPr>
-            <w:tcW w:type="dxa" w:w="2520"/>
-            <w:vAlign w:val="center"/>
-          </w:tcPr>
-          <w:p>
-            <w:pPr>
-              <w:spacing w:after="40"/>
-            </w:pPr>
-            <w:r/>
-            <w:r>
-              <w:rPr>
-                <w:b w:val="0"/>
-                <w:sz w:val="16"/>
-              </w:rPr>
-              <w:t>SW-420 vibration module</w:t>
-            </w:r>
-          </w:p>
-        </w:tc>
-        <w:tc>
-          <w:tcPr>
-            <w:tcW w:type="dxa" w:w="3312"/>
-            <w:vAlign w:val="center"/>
-          </w:tcPr>
-          <w:p>
-            <w:pPr>
-              <w:spacing w:after="40"/>
-            </w:pPr>
-            <w:r/>
-            <w:r>
-              <w:rPr>
-                <w:b w:val="0"/>
-                <w:sz w:val="16"/>
-              </w:rPr>
-              <w:t>Reed switch is preferred for enclosure opening; vibration is only a secondary trigger.</w:t>
-            </w:r>
-          </w:p>
-        </w:tc>
-      </w:tr>
-      <w:tr>
-        <w:trPr>
-          <w:cantSplit/>
-        </w:trPr>
-        <w:tc>
-          <w:tcPr>
-            <w:tcW w:type="dxa" w:w="1800"/>
-            <w:vAlign w:val="center"/>
-            <w:shd w:fill="F2F6FA"/>
-          </w:tcPr>
-          <w:p>
-            <w:pPr>
-              <w:spacing w:after="40"/>
-            </w:pPr>
-            <w:r/>
-            <w:r>
-              <w:rPr>
-                <w:b w:val="0"/>
-                <w:sz w:val="16"/>
-              </w:rPr>
-              <w:t>Local storage</w:t>
-            </w:r>
-          </w:p>
-        </w:tc>
-        <w:tc>
-          <w:tcPr>
-            <w:tcW w:type="dxa" w:w="2232"/>
-            <w:vAlign w:val="center"/>
-            <w:shd w:fill="F2F6FA"/>
-          </w:tcPr>
-          <w:p>
-            <w:pPr>
-              <w:spacing w:after="40"/>
-            </w:pPr>
-            <w:r/>
-            <w:r>
-              <w:rPr>
-                <w:b w:val="0"/>
-                <w:sz w:val="16"/>
-              </w:rPr>
-              <w:t>microSD</w:t>
-            </w:r>
-          </w:p>
-        </w:tc>
-        <w:tc>
-          <w:tcPr>
-            <w:tcW w:type="dxa" w:w="2520"/>
-            <w:vAlign w:val="center"/>
-            <w:shd w:fill="F2F6FA"/>
-          </w:tcPr>
-          <w:p>
-            <w:pPr>
-              <w:spacing w:after="40"/>
-            </w:pPr>
-            <w:r/>
-            <w:r>
-              <w:rPr>
-                <w:b w:val="0"/>
-                <w:sz w:val="16"/>
-              </w:rPr>
-              <w:t>ESP32 flash ring buffer</w:t>
-            </w:r>
-          </w:p>
-        </w:tc>
-        <w:tc>
-          <w:tcPr>
-            <w:tcW w:type="dxa" w:w="3312"/>
-            <w:vAlign w:val="center"/>
-            <w:shd w:fill="F2F6FA"/>
-          </w:tcPr>
-          <w:p>
-            <w:pPr>
-              <w:spacing w:after="40"/>
-            </w:pPr>
-            <w:r/>
-            <w:r>
-              <w:rPr>
-                <w:b w:val="0"/>
-                <w:sz w:val="16"/>
-              </w:rPr>
-              <w:t>Use flash for short outages; use microSD for longer data retention.</w:t>
-            </w:r>
-          </w:p>
-        </w:tc>
-      </w:tr>
-      <w:tr>
-        <w:trPr>
-          <w:cantSplit/>
-        </w:trPr>
-        <w:tc>
-          <w:tcPr>
-            <w:tcW w:type="dxa" w:w="1800"/>
-            <w:vAlign w:val="center"/>
-          </w:tcPr>
-          <w:p>
-            <w:pPr>
-              <w:spacing w:after="40"/>
-            </w:pPr>
-            <w:r/>
-            <w:r>
-              <w:rPr>
-                <w:b w:val="0"/>
-                <w:sz w:val="16"/>
-              </w:rPr>
-              <w:t>Cloud link</w:t>
-            </w:r>
-          </w:p>
-        </w:tc>
-        <w:tc>
-          <w:tcPr>
-            <w:tcW w:type="dxa" w:w="2232"/>
-            <w:vAlign w:val="center"/>
-          </w:tcPr>
-          <w:p>
-            <w:pPr>
-              <w:spacing w:after="40"/>
-            </w:pPr>
-            <w:r/>
-            <w:r>
-              <w:rPr>
-                <w:b w:val="0"/>
-                <w:sz w:val="16"/>
-              </w:rPr>
-              <w:t>4G/LTE modem</w:t>
-            </w:r>
-          </w:p>
-        </w:tc>
-        <w:tc>
-          <w:tcPr>
-            <w:tcW w:type="dxa" w:w="2520"/>
-            <w:vAlign w:val="center"/>
-          </w:tcPr>
-          <w:p>
-            <w:pPr>
-              <w:spacing w:after="40"/>
-            </w:pPr>
-            <w:r/>
-            <w:r>
-              <w:rPr>
-                <w:b w:val="0"/>
-                <w:sz w:val="16"/>
-              </w:rPr>
-              <w:t>Wi-Fi access point</w:t>
-            </w:r>
-          </w:p>
-        </w:tc>
-        <w:tc>
-          <w:tcPr>
-            <w:tcW w:type="dxa" w:w="3312"/>
-            <w:vAlign w:val="center"/>
-          </w:tcPr>
-          <w:p>
-            <w:pPr>
-              <w:spacing w:after="40"/>
-            </w:pPr>
-            <w:r/>
-            <w:r>
-              <w:rPr>
-                <w:b w:val="0"/>
-                <w:sz w:val="16"/>
-              </w:rPr>
-              <w:t>Wi-Fi is suitable for lab or near-shore tests; LTE is needed where no shore Wi-Fi reaches the buoy.</w:t>
+              <w:t>Defer because calibration and fouling add cost.</w:t>
             </w:r>
           </w:p>
         </w:tc>
       </w:tr>
     </w:tbl>
-    <w:p>
-      <w:pPr>
-        <w:spacing w:after="40"/>
-      </w:pPr>
-    </w:p>
-    <w:p>
-      <w:pPr>
-        <w:pStyle w:val="Heading1"/>
-      </w:pPr>
-      <w:r>
-        <w:t>5 Purchase sources</w:t>
-      </w:r>
-    </w:p>
-    <w:p>
-      <w:r>
-        <w:t>Use established electronics suppliers for the controller, ADC, and power-monitor boards. Marketplace listings can reduce cost, but compare datasheets, seller ratings, return policy, and actual module markings before purchase.</w:t>
-      </w:r>
-    </w:p>
-    <w:tbl>
-      <w:tblPr>
-        <w:tblStyle w:val="TableGrid"/>
-        <w:tblW w:type="auto" w:w="0"/>
-        <w:jc w:val="center"/>
-        <w:tblLook w:firstColumn="1" w:firstRow="1" w:lastColumn="0" w:lastRow="0" w:noHBand="0" w:noVBand="1" w:val="04A0"/>
-        <w:tblBorders>
-          <w:top w:val="single" w:sz="6" w:color="D9D9D9"/>
-          <w:left w:val="single" w:sz="6" w:color="D9D9D9"/>
-          <w:bottom w:val="single" w:sz="6" w:color="D9D9D9"/>
-          <w:right w:val="single" w:sz="6" w:color="D9D9D9"/>
-          <w:insideH w:val="single" w:sz="6" w:color="D9D9D9"/>
-          <w:insideV w:val="single" w:sz="6" w:color="D9D9D9"/>
-        </w:tblBorders>
-      </w:tblPr>
-      <w:tblGrid>
-        <w:gridCol w:w="3408"/>
-        <w:gridCol w:w="3408"/>
-        <w:gridCol w:w="3408"/>
-      </w:tblGrid>
-      <w:tr>
-        <w:trPr>
-          <w:tblHeader w:val="true"/>
-        </w:trPr>
-        <w:tc>
-          <w:tcPr>
-            <w:tcW w:type="dxa" w:w="2088"/>
-            <w:vAlign w:val="center"/>
-            <w:shd w:fill="1F4E79"/>
-          </w:tcPr>
-          <w:p>
-            <w:pPr>
-              <w:spacing w:after="40"/>
-            </w:pPr>
-            <w:r/>
-            <w:r>
-              <w:rPr>
-                <w:b/>
-                <w:color w:val="FFFFFF"/>
-                <w:sz w:val="17"/>
-              </w:rPr>
-              <w:t>Source</w:t>
-            </w:r>
-          </w:p>
-        </w:tc>
-        <w:tc>
-          <w:tcPr>
-            <w:tcW w:type="dxa" w:w="2880"/>
-            <w:vAlign w:val="center"/>
-            <w:shd w:fill="1F4E79"/>
-          </w:tcPr>
-          <w:p>
-            <w:pPr>
-              <w:spacing w:after="40"/>
-            </w:pPr>
-            <w:r/>
-            <w:r>
-              <w:rPr>
-                <w:b/>
-                <w:color w:val="FFFFFF"/>
-                <w:sz w:val="17"/>
-              </w:rPr>
-              <w:t>Best use</w:t>
-            </w:r>
-          </w:p>
-        </w:tc>
-        <w:tc>
-          <w:tcPr>
-            <w:tcW w:type="dxa" w:w="5184"/>
-            <w:vAlign w:val="center"/>
-            <w:shd w:fill="1F4E79"/>
-          </w:tcPr>
-          <w:p>
-            <w:pPr>
-              <w:spacing w:after="40"/>
-            </w:pPr>
-            <w:r/>
-            <w:r>
-              <w:rPr>
-                <w:b/>
-                <w:color w:val="FFFFFF"/>
-                <w:sz w:val="17"/>
-              </w:rPr>
-              <w:t>Notes</w:t>
-            </w:r>
-          </w:p>
-        </w:tc>
-      </w:tr>
-      <w:tr>
-        <w:trPr>
-          <w:cantSplit/>
-        </w:trPr>
-        <w:tc>
-          <w:tcPr>
-            <w:tcW w:type="dxa" w:w="2088"/>
-            <w:vAlign w:val="center"/>
-          </w:tcPr>
-          <w:p>
-            <w:pPr>
-              <w:spacing w:after="40"/>
-            </w:pPr>
-            <w:r/>
-            <w:r>
-              <w:rPr>
-                <w:b w:val="0"/>
-                <w:sz w:val="16"/>
-              </w:rPr>
-              <w:t>Makerlab PH</w:t>
-            </w:r>
-          </w:p>
-        </w:tc>
-        <w:tc>
-          <w:tcPr>
-            <w:tcW w:type="dxa" w:w="2880"/>
-            <w:vAlign w:val="center"/>
-          </w:tcPr>
-          <w:p>
-            <w:pPr>
-              <w:spacing w:after="40"/>
-            </w:pPr>
-            <w:r/>
-            <w:r>
-              <w:rPr>
-                <w:b w:val="0"/>
-                <w:sz w:val="16"/>
-              </w:rPr>
-              <w:t>ESP32 boards and maker electronics</w:t>
-            </w:r>
-          </w:p>
-        </w:tc>
-        <w:tc>
-          <w:tcPr>
-            <w:tcW w:type="dxa" w:w="5184"/>
-            <w:vAlign w:val="center"/>
-          </w:tcPr>
-          <w:p>
-            <w:pPr>
-              <w:spacing w:after="40"/>
-            </w:pPr>
-            <w:r/>
-            <w:r>
-              <w:rPr>
-                <w:b w:val="0"/>
-                <w:sz w:val="16"/>
-              </w:rPr>
-              <w:t>Local Philippine supplier; listed ESP32 development board around ₱349.</w:t>
-            </w:r>
-          </w:p>
-        </w:tc>
-      </w:tr>
-      <w:tr>
-        <w:trPr>
-          <w:cantSplit/>
-        </w:trPr>
-        <w:tc>
-          <w:tcPr>
-            <w:tcW w:type="dxa" w:w="2088"/>
-            <w:vAlign w:val="center"/>
-            <w:shd w:fill="F2F6FA"/>
-          </w:tcPr>
-          <w:p>
-            <w:pPr>
-              <w:spacing w:after="40"/>
-            </w:pPr>
-            <w:r/>
-            <w:r>
-              <w:rPr>
-                <w:b w:val="0"/>
-                <w:sz w:val="16"/>
-              </w:rPr>
-              <w:t>Circuitrocks PH</w:t>
-            </w:r>
-          </w:p>
-        </w:tc>
-        <w:tc>
-          <w:tcPr>
-            <w:tcW w:type="dxa" w:w="2880"/>
-            <w:vAlign w:val="center"/>
-            <w:shd w:fill="F2F6FA"/>
-          </w:tcPr>
-          <w:p>
-            <w:pPr>
-              <w:spacing w:after="40"/>
-            </w:pPr>
-            <w:r/>
-            <w:r>
-              <w:rPr>
-                <w:b w:val="0"/>
-                <w:sz w:val="16"/>
-              </w:rPr>
-              <w:t>ESP32, sensors, development accessories</w:t>
-            </w:r>
-          </w:p>
-        </w:tc>
-        <w:tc>
-          <w:tcPr>
-            <w:tcW w:type="dxa" w:w="5184"/>
-            <w:vAlign w:val="center"/>
-            <w:shd w:fill="F2F6FA"/>
-          </w:tcPr>
-          <w:p>
-            <w:pPr>
-              <w:spacing w:after="40"/>
-            </w:pPr>
-            <w:r/>
-            <w:r>
-              <w:rPr>
-                <w:b w:val="0"/>
-                <w:sz w:val="16"/>
-              </w:rPr>
-              <w:t>Local stock and school/class purchase support; listed ESP32 boards around ₱355.</w:t>
-            </w:r>
-          </w:p>
-        </w:tc>
-      </w:tr>
-      <w:tr>
-        <w:trPr>
-          <w:cantSplit/>
-        </w:trPr>
-        <w:tc>
-          <w:tcPr>
-            <w:tcW w:type="dxa" w:w="2088"/>
-            <w:vAlign w:val="center"/>
-          </w:tcPr>
-          <w:p>
-            <w:pPr>
-              <w:spacing w:after="40"/>
-            </w:pPr>
-            <w:r/>
-            <w:r>
-              <w:rPr>
-                <w:b w:val="0"/>
-                <w:sz w:val="16"/>
-              </w:rPr>
-              <w:t>E-Gizmo</w:t>
-            </w:r>
-          </w:p>
-        </w:tc>
-        <w:tc>
-          <w:tcPr>
-            <w:tcW w:type="dxa" w:w="2880"/>
-            <w:vAlign w:val="center"/>
-          </w:tcPr>
-          <w:p>
-            <w:pPr>
-              <w:spacing w:after="40"/>
-            </w:pPr>
-            <w:r/>
-            <w:r>
-              <w:rPr>
-                <w:b w:val="0"/>
-                <w:sz w:val="16"/>
-              </w:rPr>
-              <w:t>Cellular and embedded electronics</w:t>
-            </w:r>
-          </w:p>
-        </w:tc>
-        <w:tc>
-          <w:tcPr>
-            <w:tcW w:type="dxa" w:w="5184"/>
-            <w:vAlign w:val="center"/>
-          </w:tcPr>
-          <w:p>
-            <w:pPr>
-              <w:spacing w:after="40"/>
-            </w:pPr>
-            <w:r/>
-            <w:r>
-              <w:rPr>
-                <w:b w:val="0"/>
-                <w:sz w:val="16"/>
-              </w:rPr>
-              <w:t>Useful for a documented cellular module; check supported Philippine LTE bands.</w:t>
-            </w:r>
-          </w:p>
-        </w:tc>
-      </w:tr>
-      <w:tr>
-        <w:trPr>
-          <w:cantSplit/>
-        </w:trPr>
-        <w:tc>
-          <w:tcPr>
-            <w:tcW w:type="dxa" w:w="2088"/>
-            <w:vAlign w:val="center"/>
-            <w:shd w:fill="F2F6FA"/>
-          </w:tcPr>
-          <w:p>
-            <w:pPr>
-              <w:spacing w:after="40"/>
-            </w:pPr>
-            <w:r/>
-            <w:r>
-              <w:rPr>
-                <w:b w:val="0"/>
-                <w:sz w:val="16"/>
-              </w:rPr>
-              <w:t>DigiKey / Mouser Philippines</w:t>
-            </w:r>
-          </w:p>
-        </w:tc>
-        <w:tc>
-          <w:tcPr>
-            <w:tcW w:type="dxa" w:w="2880"/>
-            <w:vAlign w:val="center"/>
-            <w:shd w:fill="F2F6FA"/>
-          </w:tcPr>
-          <w:p>
-            <w:pPr>
-              <w:spacing w:after="40"/>
-            </w:pPr>
-            <w:r/>
-            <w:r>
-              <w:rPr>
-                <w:b w:val="0"/>
-                <w:sz w:val="16"/>
-              </w:rPr>
-              <w:t>Known-brand LTE modules and industrial components</w:t>
-            </w:r>
-          </w:p>
-        </w:tc>
-        <w:tc>
-          <w:tcPr>
-            <w:tcW w:type="dxa" w:w="5184"/>
-            <w:vAlign w:val="center"/>
-            <w:shd w:fill="F2F6FA"/>
-          </w:tcPr>
-          <w:p>
-            <w:pPr>
-              <w:spacing w:after="40"/>
-            </w:pPr>
-            <w:r/>
-            <w:r>
-              <w:rPr>
-                <w:b w:val="0"/>
-                <w:sz w:val="16"/>
-              </w:rPr>
-              <w:t>Better traceability and datasheets; shipping and minimum order may increase cost.</w:t>
-            </w:r>
-          </w:p>
-        </w:tc>
-      </w:tr>
-      <w:tr>
-        <w:trPr>
-          <w:cantSplit/>
-        </w:trPr>
-        <w:tc>
-          <w:tcPr>
-            <w:tcW w:type="dxa" w:w="2088"/>
-            <w:vAlign w:val="center"/>
-          </w:tcPr>
-          <w:p>
-            <w:pPr>
-              <w:spacing w:after="40"/>
-            </w:pPr>
-            <w:r/>
-            <w:r>
-              <w:rPr>
-                <w:b w:val="0"/>
-                <w:sz w:val="16"/>
-              </w:rPr>
-              <w:t>Shopee / Lazada</w:t>
-            </w:r>
-          </w:p>
-        </w:tc>
-        <w:tc>
-          <w:tcPr>
-            <w:tcW w:type="dxa" w:w="2880"/>
-            <w:vAlign w:val="center"/>
-          </w:tcPr>
-          <w:p>
-            <w:pPr>
-              <w:spacing w:after="40"/>
-            </w:pPr>
-            <w:r/>
-            <w:r>
-              <w:rPr>
-                <w:b w:val="0"/>
-                <w:sz w:val="16"/>
-              </w:rPr>
-              <w:t>Generic GPS, MPU6050, INA219, DS18B20, pressure transmitters</w:t>
-            </w:r>
-          </w:p>
-        </w:tc>
-        <w:tc>
-          <w:tcPr>
-            <w:tcW w:type="dxa" w:w="5184"/>
-            <w:vAlign w:val="center"/>
-          </w:tcPr>
-          <w:p>
-            <w:pPr>
-              <w:spacing w:after="40"/>
-            </w:pPr>
-            <w:r/>
-            <w:r>
-              <w:rPr>
-                <w:b w:val="0"/>
-                <w:sz w:val="16"/>
-              </w:rPr>
-              <w:t>Lowest apparent prices; verify exact model, voltage, output, seller, and seawater suitability.</w:t>
-            </w:r>
-          </w:p>
-        </w:tc>
-      </w:tr>
-    </w:tbl>
-    <w:p>
-      <w:pPr>
-        <w:spacing w:after="40"/>
-      </w:pPr>
-    </w:p>
+    <w:p/>
     <w:p>
       <w:pPr>
         <w:pStyle w:val="Heading1"/>
@@ -3510,41 +4851,42 @@
         <w:tblW w:type="auto" w:w="0"/>
         <w:jc w:val="center"/>
         <w:tblLook w:firstColumn="1" w:firstRow="1" w:lastColumn="0" w:lastRow="0" w:noHBand="0" w:noVBand="1" w:val="04A0"/>
-        <w:tblBorders>
-          <w:top w:val="single" w:sz="6" w:color="D9D9D9"/>
-          <w:left w:val="single" w:sz="6" w:color="D9D9D9"/>
-          <w:bottom w:val="single" w:sz="6" w:color="D9D9D9"/>
-          <w:right w:val="single" w:sz="6" w:color="D9D9D9"/>
-          <w:insideH w:val="single" w:sz="6" w:color="D9D9D9"/>
-          <w:insideV w:val="single" w:sz="6" w:color="D9D9D9"/>
-        </w:tblBorders>
       </w:tblPr>
       <w:tblGrid>
-        <w:gridCol w:w="2556"/>
-        <w:gridCol w:w="2556"/>
-        <w:gridCol w:w="2556"/>
-        <w:gridCol w:w="2556"/>
+        <w:gridCol w:w="3456"/>
+        <w:gridCol w:w="3456"/>
+        <w:gridCol w:w="3456"/>
       </w:tblGrid>
       <w:tr>
-        <w:trPr>
-          <w:tblHeader w:val="true"/>
-        </w:trPr>
         <w:tc>
           <w:tcPr>
-            <w:tcW w:type="dxa" w:w="2088"/>
+            <w:tcW w:type="dxa" w:w="2160"/>
             <w:vAlign w:val="center"/>
+            <w:tcBorders>
+              <w:top w:val="single" w:sz="4" w:color="D9D9D9"/>
+              <w:left w:val="single" w:sz="4" w:color="D9D9D9"/>
+              <w:bottom w:val="single" w:sz="4" w:color="D9D9D9"/>
+              <w:right w:val="single" w:sz="4" w:color="D9D9D9"/>
+              <w:insideH w:val="single" w:sz="4" w:color="D9D9D9"/>
+              <w:insideV w:val="single" w:sz="4" w:color="D9D9D9"/>
+            </w:tcBorders>
             <w:shd w:fill="1F4E79"/>
           </w:tcPr>
           <w:p>
             <w:pPr>
-              <w:spacing w:after="40"/>
+              <w:spacing w:after="0" w:line="252" w:lineRule="auto"/>
             </w:pPr>
-            <w:r/>
             <w:r>
               <w:rPr>
+                <w:color w:val="FFFFFF"/>
+              </w:rPr>
+            </w:r>
+            <w:r>
+              <w:rPr>
+                <w:rFonts w:ascii="Arial" w:hAnsi="Arial" w:eastAsia="Arial"/>
                 <w:b/>
                 <w:color w:val="FFFFFF"/>
-                <w:sz w:val="17"/>
+                <w:sz w:val="15"/>
               </w:rPr>
               <w:t>Scenario</w:t>
             </w:r>
@@ -3552,326 +4894,425 @@
         </w:tc>
         <w:tc>
           <w:tcPr>
-            <w:tcW w:type="dxa" w:w="5112"/>
+            <w:tcW w:type="dxa" w:w="5904"/>
             <w:vAlign w:val="center"/>
+            <w:tcBorders>
+              <w:top w:val="single" w:sz="4" w:color="D9D9D9"/>
+              <w:left w:val="single" w:sz="4" w:color="D9D9D9"/>
+              <w:bottom w:val="single" w:sz="4" w:color="D9D9D9"/>
+              <w:right w:val="single" w:sz="4" w:color="D9D9D9"/>
+              <w:insideH w:val="single" w:sz="4" w:color="D9D9D9"/>
+              <w:insideV w:val="single" w:sz="4" w:color="D9D9D9"/>
+            </w:tcBorders>
             <w:shd w:fill="1F4E79"/>
           </w:tcPr>
           <w:p>
             <w:pPr>
-              <w:spacing w:after="40"/>
+              <w:spacing w:after="0" w:line="252" w:lineRule="auto"/>
             </w:pPr>
-            <w:r/>
             <w:r>
               <w:rPr>
+                <w:color w:val="FFFFFF"/>
+              </w:rPr>
+            </w:r>
+            <w:r>
+              <w:rPr>
+                <w:rFonts w:ascii="Arial" w:hAnsi="Arial" w:eastAsia="Arial"/>
                 <w:b/>
                 <w:color w:val="FFFFFF"/>
-                <w:sz w:val="17"/>
+                <w:sz w:val="15"/>
               </w:rPr>
-              <w:t>Included</w:t>
+              <w:t>Includes</w:t>
             </w:r>
           </w:p>
         </w:tc>
         <w:tc>
           <w:tcPr>
-            <w:tcW w:type="dxa" w:w="1800"/>
+            <w:tcW w:type="dxa" w:w="2016"/>
             <w:vAlign w:val="center"/>
+            <w:tcBorders>
+              <w:top w:val="single" w:sz="4" w:color="D9D9D9"/>
+              <w:left w:val="single" w:sz="4" w:color="D9D9D9"/>
+              <w:bottom w:val="single" w:sz="4" w:color="D9D9D9"/>
+              <w:right w:val="single" w:sz="4" w:color="D9D9D9"/>
+              <w:insideH w:val="single" w:sz="4" w:color="D9D9D9"/>
+              <w:insideV w:val="single" w:sz="4" w:color="D9D9D9"/>
+            </w:tcBorders>
             <w:shd w:fill="1F4E79"/>
           </w:tcPr>
           <w:p>
             <w:pPr>
-              <w:spacing w:after="40"/>
+              <w:spacing w:after="0" w:line="252" w:lineRule="auto"/>
+            </w:pPr>
+            <w:r>
+              <w:rPr>
+                <w:color w:val="FFFFFF"/>
+              </w:rPr>
+            </w:r>
+            <w:r>
+              <w:rPr>
+                <w:rFonts w:ascii="Arial" w:hAnsi="Arial" w:eastAsia="Arial"/>
+                <w:b/>
+                <w:color w:val="FFFFFF"/>
+                <w:sz w:val="15"/>
+              </w:rPr>
+              <w:t>Planning total</w:t>
+            </w:r>
+          </w:p>
+        </w:tc>
+      </w:tr>
+      <w:tr>
+        <w:tc>
+          <w:tcPr>
+            <w:tcW w:type="dxa" w:w="2160"/>
+            <w:vAlign w:val="center"/>
+            <w:tcBorders>
+              <w:top w:val="single" w:sz="4" w:color="D9D9D9"/>
+              <w:left w:val="single" w:sz="4" w:color="D9D9D9"/>
+              <w:bottom w:val="single" w:sz="4" w:color="D9D9D9"/>
+              <w:right w:val="single" w:sz="4" w:color="D9D9D9"/>
+              <w:insideH w:val="single" w:sz="4" w:color="D9D9D9"/>
+              <w:insideV w:val="single" w:sz="4" w:color="D9D9D9"/>
+            </w:tcBorders>
+          </w:tcPr>
+          <w:p>
+            <w:pPr>
+              <w:spacing w:after="0" w:line="252" w:lineRule="auto"/>
             </w:pPr>
             <w:r/>
             <w:r>
               <w:rPr>
-                <w:b/>
-                <w:color w:val="FFFFFF"/>
-                <w:sz w:val="17"/>
+                <w:rFonts w:ascii="Arial" w:hAnsi="Arial" w:eastAsia="Arial"/>
+                <w:b w:val="0"/>
+                <w:sz w:val="15"/>
               </w:rPr>
-              <w:t>Estimated equipment total</w:t>
+              <w:t>Bench-only cloud prototype</w:t>
             </w:r>
           </w:p>
         </w:tc>
         <w:tc>
           <w:tcPr>
-            <w:tcW w:type="dxa" w:w="1800"/>
+            <w:tcW w:type="dxa" w:w="5904"/>
             <w:vAlign w:val="center"/>
-            <w:shd w:fill="1F4E79"/>
+            <w:tcBorders>
+              <w:top w:val="single" w:sz="4" w:color="D9D9D9"/>
+              <w:left w:val="single" w:sz="4" w:color="D9D9D9"/>
+              <w:bottom w:val="single" w:sz="4" w:color="D9D9D9"/>
+              <w:right w:val="single" w:sz="4" w:color="D9D9D9"/>
+              <w:insideH w:val="single" w:sz="4" w:color="D9D9D9"/>
+              <w:insideV w:val="single" w:sz="4" w:color="D9D9D9"/>
+            </w:tcBorders>
           </w:tcPr>
           <w:p>
             <w:pPr>
-              <w:spacing w:after="40"/>
+              <w:spacing w:after="0" w:line="252" w:lineRule="auto"/>
             </w:pPr>
             <w:r/>
             <w:r>
               <w:rPr>
-                <w:b/>
-                <w:color w:val="FFFFFF"/>
-                <w:sz w:val="17"/>
+                <w:rFonts w:ascii="Arial" w:hAnsi="Arial" w:eastAsia="Arial"/>
+                <w:b w:val="0"/>
+                <w:sz w:val="15"/>
               </w:rPr>
-              <w:t>Use</w:t>
+              <w:t>ESP32, pressure channel or simulator, GPS, Wi-Fi, minimal power, no full mooring</w:t>
+            </w:r>
+          </w:p>
+        </w:tc>
+        <w:tc>
+          <w:tcPr>
+            <w:tcW w:type="dxa" w:w="2016"/>
+            <w:vAlign w:val="center"/>
+            <w:tcBorders>
+              <w:top w:val="single" w:sz="4" w:color="D9D9D9"/>
+              <w:left w:val="single" w:sz="4" w:color="D9D9D9"/>
+              <w:bottom w:val="single" w:sz="4" w:color="D9D9D9"/>
+              <w:right w:val="single" w:sz="4" w:color="D9D9D9"/>
+              <w:insideH w:val="single" w:sz="4" w:color="D9D9D9"/>
+              <w:insideV w:val="single" w:sz="4" w:color="D9D9D9"/>
+            </w:tcBorders>
+          </w:tcPr>
+          <w:p>
+            <w:pPr>
+              <w:spacing w:after="0" w:line="252" w:lineRule="auto"/>
+            </w:pPr>
+            <w:r/>
+            <w:r>
+              <w:rPr>
+                <w:rFonts w:ascii="Arial" w:hAnsi="Arial" w:eastAsia="Arial"/>
+                <w:b w:val="0"/>
+                <w:sz w:val="15"/>
+              </w:rPr>
+              <w:t>₱8,000–₱18,000</w:t>
             </w:r>
           </w:p>
         </w:tc>
       </w:tr>
       <w:tr>
-        <w:trPr>
-          <w:cantSplit/>
-        </w:trPr>
         <w:tc>
           <w:tcPr>
-            <w:tcW w:type="dxa" w:w="2088"/>
+            <w:tcW w:type="dxa" w:w="2160"/>
             <w:vAlign w:val="center"/>
+            <w:tcBorders>
+              <w:top w:val="single" w:sz="4" w:color="D9D9D9"/>
+              <w:left w:val="single" w:sz="4" w:color="D9D9D9"/>
+              <w:bottom w:val="single" w:sz="4" w:color="D9D9D9"/>
+              <w:right w:val="single" w:sz="4" w:color="D9D9D9"/>
+              <w:insideH w:val="single" w:sz="4" w:color="D9D9D9"/>
+              <w:insideV w:val="single" w:sz="4" w:color="D9D9D9"/>
+            </w:tcBorders>
+            <w:shd w:fill="F3F7FA"/>
           </w:tcPr>
           <w:p>
             <w:pPr>
-              <w:spacing w:after="40"/>
+              <w:spacing w:after="0" w:line="252" w:lineRule="auto"/>
             </w:pPr>
             <w:r/>
             <w:r>
               <w:rPr>
+                <w:rFonts w:ascii="Arial" w:hAnsi="Arial" w:eastAsia="Arial"/>
                 <w:b w:val="0"/>
-                <w:sz w:val="16"/>
+                <w:sz w:val="15"/>
               </w:rPr>
-              <w:t>Bench cloud prototype</w:t>
+              <w:t>Option A compact field-capable prototype</w:t>
             </w:r>
           </w:p>
         </w:tc>
         <w:tc>
           <w:tcPr>
-            <w:tcW w:type="dxa" w:w="5112"/>
+            <w:tcW w:type="dxa" w:w="5904"/>
             <w:vAlign w:val="center"/>
+            <w:tcBorders>
+              <w:top w:val="single" w:sz="4" w:color="D9D9D9"/>
+              <w:left w:val="single" w:sz="4" w:color="D9D9D9"/>
+              <w:bottom w:val="single" w:sz="4" w:color="D9D9D9"/>
+              <w:right w:val="single" w:sz="4" w:color="D9D9D9"/>
+              <w:insideH w:val="single" w:sz="4" w:color="D9D9D9"/>
+              <w:insideV w:val="single" w:sz="4" w:color="D9D9D9"/>
+            </w:tcBorders>
+            <w:shd w:fill="F3F7FA"/>
           </w:tcPr>
           <w:p>
             <w:pPr>
-              <w:spacing w:after="40"/>
+              <w:spacing w:after="0" w:line="252" w:lineRule="auto"/>
             </w:pPr>
             <w:r/>
             <w:r>
               <w:rPr>
+                <w:rFonts w:ascii="Arial" w:hAnsi="Arial" w:eastAsia="Arial"/>
                 <w:b w:val="0"/>
-                <w:sz w:val="16"/>
+                <w:sz w:val="15"/>
               </w:rPr>
-              <w:t>ESP32, Wi-Fi, Bar02 or non-deployment pressure sensor, MPU6050, basic storage</w:t>
+              <w:t>Core sensors, LTE, small solar/battery, enclosure, compact float, mooring/anchor allowance</w:t>
             </w:r>
           </w:p>
         </w:tc>
         <w:tc>
           <w:tcPr>
-            <w:tcW w:type="dxa" w:w="1800"/>
+            <w:tcW w:type="dxa" w:w="2016"/>
             <w:vAlign w:val="center"/>
+            <w:tcBorders>
+              <w:top w:val="single" w:sz="4" w:color="D9D9D9"/>
+              <w:left w:val="single" w:sz="4" w:color="D9D9D9"/>
+              <w:bottom w:val="single" w:sz="4" w:color="D9D9D9"/>
+              <w:right w:val="single" w:sz="4" w:color="D9D9D9"/>
+              <w:insideH w:val="single" w:sz="4" w:color="D9D9D9"/>
+              <w:insideV w:val="single" w:sz="4" w:color="D9D9D9"/>
+            </w:tcBorders>
+            <w:shd w:fill="F3F7FA"/>
           </w:tcPr>
           <w:p>
             <w:pPr>
-              <w:spacing w:after="40"/>
+              <w:spacing w:after="0" w:line="252" w:lineRule="auto"/>
             </w:pPr>
             <w:r/>
             <w:r>
               <w:rPr>
+                <w:rFonts w:ascii="Arial" w:hAnsi="Arial" w:eastAsia="Arial"/>
                 <w:b w:val="0"/>
-                <w:sz w:val="16"/>
+                <w:sz w:val="15"/>
               </w:rPr>
-              <w:t>₱2,500–₱7,000</w:t>
+              <w:t>₱19,000–₱45,000</w:t>
+            </w:r>
+          </w:p>
+        </w:tc>
+      </w:tr>
+      <w:tr>
+        <w:tc>
+          <w:tcPr>
+            <w:tcW w:type="dxa" w:w="2160"/>
+            <w:vAlign w:val="center"/>
+            <w:tcBorders>
+              <w:top w:val="single" w:sz="4" w:color="D9D9D9"/>
+              <w:left w:val="single" w:sz="4" w:color="D9D9D9"/>
+              <w:bottom w:val="single" w:sz="4" w:color="D9D9D9"/>
+              <w:right w:val="single" w:sz="4" w:color="D9D9D9"/>
+              <w:insideH w:val="single" w:sz="4" w:color="D9D9D9"/>
+              <w:insideV w:val="single" w:sz="4" w:color="D9D9D9"/>
+            </w:tcBorders>
+          </w:tcPr>
+          <w:p>
+            <w:pPr>
+              <w:spacing w:after="0" w:line="252" w:lineRule="auto"/>
+            </w:pPr>
+            <w:r/>
+            <w:r>
+              <w:rPr>
+                <w:rFonts w:ascii="Arial" w:hAnsi="Arial" w:eastAsia="Arial"/>
+                <w:b w:val="0"/>
+                <w:sz w:val="15"/>
+              </w:rPr>
+              <w:t>Option B catamaran backup</w:t>
             </w:r>
           </w:p>
         </w:tc>
         <w:tc>
           <w:tcPr>
-            <w:tcW w:type="dxa" w:w="1800"/>
+            <w:tcW w:type="dxa" w:w="5904"/>
             <w:vAlign w:val="center"/>
+            <w:tcBorders>
+              <w:top w:val="single" w:sz="4" w:color="D9D9D9"/>
+              <w:left w:val="single" w:sz="4" w:color="D9D9D9"/>
+              <w:bottom w:val="single" w:sz="4" w:color="D9D9D9"/>
+              <w:right w:val="single" w:sz="4" w:color="D9D9D9"/>
+              <w:insideH w:val="single" w:sz="4" w:color="D9D9D9"/>
+              <w:insideV w:val="single" w:sz="4" w:color="D9D9D9"/>
+            </w:tcBorders>
           </w:tcPr>
           <w:p>
             <w:pPr>
-              <w:spacing w:after="40"/>
+              <w:spacing w:after="0" w:line="252" w:lineRule="auto"/>
             </w:pPr>
             <w:r/>
             <w:r>
               <w:rPr>
+                <w:rFonts w:ascii="Arial" w:hAnsi="Arial" w:eastAsia="Arial"/>
                 <w:b w:val="0"/>
-                <w:sz w:val="16"/>
+                <w:sz w:val="15"/>
               </w:rPr>
-              <w:t>Firmware, event logic, cloud API, and dashboard testing.</w:t>
+              <w:t>Same sensors plus twin-float/wider-deck mechanical allowance</w:t>
+            </w:r>
+          </w:p>
+        </w:tc>
+        <w:tc>
+          <w:tcPr>
+            <w:tcW w:type="dxa" w:w="2016"/>
+            <w:vAlign w:val="center"/>
+            <w:tcBorders>
+              <w:top w:val="single" w:sz="4" w:color="D9D9D9"/>
+              <w:left w:val="single" w:sz="4" w:color="D9D9D9"/>
+              <w:bottom w:val="single" w:sz="4" w:color="D9D9D9"/>
+              <w:right w:val="single" w:sz="4" w:color="D9D9D9"/>
+              <w:insideH w:val="single" w:sz="4" w:color="D9D9D9"/>
+              <w:insideV w:val="single" w:sz="4" w:color="D9D9D9"/>
+            </w:tcBorders>
+          </w:tcPr>
+          <w:p>
+            <w:pPr>
+              <w:spacing w:after="0" w:line="252" w:lineRule="auto"/>
+            </w:pPr>
+            <w:r/>
+            <w:r>
+              <w:rPr>
+                <w:rFonts w:ascii="Arial" w:hAnsi="Arial" w:eastAsia="Arial"/>
+                <w:b w:val="0"/>
+                <w:sz w:val="15"/>
+              </w:rPr>
+              <w:t>₱22,000–₱55,000</w:t>
             </w:r>
           </w:p>
         </w:tc>
       </w:tr>
       <w:tr>
-        <w:trPr>
-          <w:cantSplit/>
-        </w:trPr>
         <w:tc>
           <w:tcPr>
-            <w:tcW w:type="dxa" w:w="2088"/>
+            <w:tcW w:type="dxa" w:w="2160"/>
             <w:vAlign w:val="center"/>
-            <w:shd w:fill="F2F6FA"/>
+            <w:tcBorders>
+              <w:top w:val="single" w:sz="4" w:color="D9D9D9"/>
+              <w:left w:val="single" w:sz="4" w:color="D9D9D9"/>
+              <w:bottom w:val="single" w:sz="4" w:color="D9D9D9"/>
+              <w:right w:val="single" w:sz="4" w:color="D9D9D9"/>
+              <w:insideH w:val="single" w:sz="4" w:color="D9D9D9"/>
+              <w:insideV w:val="single" w:sz="4" w:color="D9D9D9"/>
+            </w:tcBorders>
+            <w:shd w:fill="F3F7FA"/>
           </w:tcPr>
           <w:p>
             <w:pPr>
-              <w:spacing w:after="40"/>
+              <w:spacing w:after="0" w:line="252" w:lineRule="auto"/>
             </w:pPr>
             <w:r/>
             <w:r>
               <w:rPr>
+                <w:rFonts w:ascii="Arial" w:hAnsi="Arial" w:eastAsia="Arial"/>
                 <w:b w:val="0"/>
-                <w:sz w:val="16"/>
+                <w:sz w:val="15"/>
               </w:rPr>
-              <w:t>Low-cost field prototype</w:t>
+              <w:t>LoRa fallback added</w:t>
             </w:r>
           </w:p>
         </w:tc>
         <w:tc>
           <w:tcPr>
-            <w:tcW w:type="dxa" w:w="5112"/>
+            <w:tcW w:type="dxa" w:w="5904"/>
             <w:vAlign w:val="center"/>
-            <w:shd w:fill="F2F6FA"/>
+            <w:tcBorders>
+              <w:top w:val="single" w:sz="4" w:color="D9D9D9"/>
+              <w:left w:val="single" w:sz="4" w:color="D9D9D9"/>
+              <w:bottom w:val="single" w:sz="4" w:color="D9D9D9"/>
+              <w:right w:val="single" w:sz="4" w:color="D9D9D9"/>
+              <w:insideH w:val="single" w:sz="4" w:color="D9D9D9"/>
+              <w:insideV w:val="single" w:sz="4" w:color="D9D9D9"/>
+            </w:tcBorders>
+            <w:shd w:fill="F3F7FA"/>
           </w:tcPr>
           <w:p>
             <w:pPr>
-              <w:spacing w:after="40"/>
+              <w:spacing w:after="0" w:line="252" w:lineRule="auto"/>
             </w:pPr>
             <w:r/>
             <w:r>
               <w:rPr>
+                <w:rFonts w:ascii="Arial" w:hAnsi="Arial" w:eastAsia="Arial"/>
                 <w:b w:val="0"/>
-                <w:sz w:val="16"/>
+                <w:sz w:val="15"/>
               </w:rPr>
-              <w:t>ESP32, approved pressure transmitter, ADS1115, MPU6050, LTE, INA219, small storage, GPS optional</w:t>
+              <w:t>Adds LoRa pair, shore receiver, mast/cabling allowance</w:t>
             </w:r>
           </w:p>
         </w:tc>
         <w:tc>
           <w:tcPr>
-            <w:tcW w:type="dxa" w:w="1800"/>
+            <w:tcW w:type="dxa" w:w="2016"/>
             <w:vAlign w:val="center"/>
-            <w:shd w:fill="F2F6FA"/>
+            <w:tcBorders>
+              <w:top w:val="single" w:sz="4" w:color="D9D9D9"/>
+              <w:left w:val="single" w:sz="4" w:color="D9D9D9"/>
+              <w:bottom w:val="single" w:sz="4" w:color="D9D9D9"/>
+              <w:right w:val="single" w:sz="4" w:color="D9D9D9"/>
+              <w:insideH w:val="single" w:sz="4" w:color="D9D9D9"/>
+              <w:insideV w:val="single" w:sz="4" w:color="D9D9D9"/>
+            </w:tcBorders>
+            <w:shd w:fill="F3F7FA"/>
           </w:tcPr>
           <w:p>
             <w:pPr>
-              <w:spacing w:after="40"/>
+              <w:spacing w:after="0" w:line="252" w:lineRule="auto"/>
             </w:pPr>
             <w:r/>
             <w:r>
               <w:rPr>
+                <w:rFonts w:ascii="Arial" w:hAnsi="Arial" w:eastAsia="Arial"/>
                 <w:b w:val="0"/>
-                <w:sz w:val="16"/>
+                <w:sz w:val="15"/>
               </w:rPr>
-              <w:t>₱6,000–₱16,000</w:t>
-            </w:r>
-          </w:p>
-        </w:tc>
-        <w:tc>
-          <w:tcPr>
-            <w:tcW w:type="dxa" w:w="1800"/>
-            <w:vAlign w:val="center"/>
-            <w:shd w:fill="F2F6FA"/>
-          </w:tcPr>
-          <w:p>
-            <w:pPr>
-              <w:spacing w:after="40"/>
-            </w:pPr>
-            <w:r/>
-            <w:r>
-              <w:rPr>
-                <w:b w:val="0"/>
-                <w:sz w:val="16"/>
-              </w:rPr>
-              <w:t>First coastal prototype before mechanical fabrication and power system.</w:t>
-            </w:r>
-          </w:p>
-        </w:tc>
-      </w:tr>
-      <w:tr>
-        <w:trPr>
-          <w:cantSplit/>
-        </w:trPr>
-        <w:tc>
-          <w:tcPr>
-            <w:tcW w:type="dxa" w:w="2088"/>
-            <w:vAlign w:val="center"/>
-          </w:tcPr>
-          <w:p>
-            <w:pPr>
-              <w:spacing w:after="40"/>
-            </w:pPr>
-            <w:r/>
-            <w:r>
-              <w:rPr>
-                <w:b w:val="0"/>
-                <w:sz w:val="16"/>
-              </w:rPr>
-              <w:t>Expanded field prototype</w:t>
-            </w:r>
-          </w:p>
-        </w:tc>
-        <w:tc>
-          <w:tcPr>
-            <w:tcW w:type="dxa" w:w="5112"/>
-            <w:vAlign w:val="center"/>
-          </w:tcPr>
-          <w:p>
-            <w:pPr>
-              <w:spacing w:after="40"/>
-            </w:pPr>
-            <w:r/>
-            <w:r>
-              <w:rPr>
-                <w:b w:val="0"/>
-                <w:sz w:val="16"/>
-              </w:rPr>
-              <w:t>Field pressure sensor, LTE, GPS, wind speed/direction, temperature, storage, power monitoring</w:t>
-            </w:r>
-          </w:p>
-        </w:tc>
-        <w:tc>
-          <w:tcPr>
-            <w:tcW w:type="dxa" w:w="1800"/>
-            <w:vAlign w:val="center"/>
-          </w:tcPr>
-          <w:p>
-            <w:pPr>
-              <w:spacing w:after="40"/>
-            </w:pPr>
-            <w:r/>
-            <w:r>
-              <w:rPr>
-                <w:b w:val="0"/>
-                <w:sz w:val="16"/>
-              </w:rPr>
-              <w:t>₱9,000–₱22,000</w:t>
-            </w:r>
-          </w:p>
-        </w:tc>
-        <w:tc>
-          <w:tcPr>
-            <w:tcW w:type="dxa" w:w="1800"/>
-            <w:vAlign w:val="center"/>
-          </w:tcPr>
-          <w:p>
-            <w:pPr>
-              <w:spacing w:after="40"/>
-            </w:pPr>
-            <w:r/>
-            <w:r>
-              <w:rPr>
-                <w:b w:val="0"/>
-                <w:sz w:val="16"/>
-              </w:rPr>
-              <w:t>Complete sensor package for broader validation.</w:t>
+              <w:t>Add ₱2,000–₱8,000</w:t>
             </w:r>
           </w:p>
         </w:tc>
       </w:tr>
     </w:tbl>
-    <w:p>
-      <w:pPr>
-        <w:spacing w:after="40"/>
-      </w:pPr>
-    </w:p>
-    <w:p>
-      <w:r>
-        <w:t>These totals exclude the round float body, tapered housing, enclosure, solar panel, battery, charge controller, mooring, fabrication, transport, cloud data plan, and field safety costs. The pressure sensor and waterproof mechanical construction remain the largest uncertainties.</w:t>
-      </w:r>
-    </w:p>
+    <w:p/>
     <w:p>
       <w:pPr>
         <w:pStyle w:val="Heading1"/>
@@ -3885,7 +5326,7 @@
         <w:pStyle w:val="ListBullet"/>
       </w:pPr>
       <w:r>
-        <w:t>Confirm the deployment site has usable 4G/LTE signal. If only Wi-Fi is available, label the trial as near-shore or laboratory telemetry.</w:t>
+        <w:t>Confirm LTE signal and data plan at the expected trial site. If only Wi-Fi is available, label the run as lab or near-shore telemetry.</w:t>
       </w:r>
     </w:p>
     <w:p>
@@ -3893,7 +5334,7 @@
         <w:pStyle w:val="ListBullet"/>
       </w:pPr>
       <w:r>
-        <w:t>Ask the pressure-sensor seller for the datasheet, pressure range, output type, supply voltage, wetted materials, cable length, cable sealing, and continuous saltwater suitability.</w:t>
+        <w:t>Ask the pressure-sensor seller for datasheet, exact range, output, supply voltage, wetted materials, cable length, cable sealing, and continuous saltwater suitability.</w:t>
       </w:r>
     </w:p>
     <w:p>
@@ -3901,7 +5342,7 @@
         <w:pStyle w:val="ListBullet"/>
       </w:pPr>
       <w:r>
-        <w:t>Bench-test the ESP32 and modem with the intended battery regulator. Record connection and transmit current peaks before choosing the final battery.</w:t>
+        <w:t>Bench-test the pressure interface with simulated 4 mA, 12 mA, and 20 mA before connecting the probe.</w:t>
       </w:r>
     </w:p>
     <w:p>
@@ -3909,7 +5350,7 @@
         <w:pStyle w:val="ListBullet"/>
       </w:pPr>
       <w:r>
-        <w:t>Calibrate the pressure channel against a known reference and document the conversion from pressure to estimated wave height.</w:t>
+        <w:t>Measure ESP32 plus LTE current peaks before choosing final battery, solar panel, and regulator branch.</w:t>
       </w:r>
     </w:p>
     <w:p>
@@ -3917,7 +5358,7 @@
         <w:pStyle w:val="ListBullet"/>
       </w:pPr>
       <w:r>
-        <w:t>Tune event thresholds from measured baseline data. Do not use every ocean wave as a network event; use one-minute local summaries and immediate uploads for significant changes or faults.</w:t>
+        <w:t>Calibrate pressure against known water depth and document the conversion to estimated wave height.</w:t>
       </w:r>
     </w:p>
     <w:p>
@@ -3925,7 +5366,23 @@
         <w:pStyle w:val="ListBullet"/>
       </w:pPr>
       <w:r>
-        <w:t>Keep raw or summarized records locally so cloud outages do not silently remove data.</w:t>
+        <w:t>Tune event thresholds from measured baseline data. Do not treat every ocean movement as a network event.</w:t>
+      </w:r>
+    </w:p>
+    <w:p>
+      <w:pPr>
+        <w:pStyle w:val="ListBullet"/>
+      </w:pPr>
+      <w:r>
+        <w:t>Verify wind speed and direction against a reference and document mounting offset.</w:t>
+      </w:r>
+    </w:p>
+    <w:p>
+      <w:pPr>
+        <w:pStyle w:val="ListBullet"/>
+      </w:pPr>
+      <w:r>
+        <w:t>Keep local buffered records so cloud outages do not silently remove data.</w:t>
       </w:r>
     </w:p>
     <w:p>
@@ -3933,46 +5390,108 @@
         <w:pStyle w:val="Heading1"/>
       </w:pPr>
       <w:r>
-        <w:t>8 Procurement recommendation</w:t>
+        <w:t>8 Purchase recommendation</w:t>
       </w:r>
     </w:p>
     <w:p>
+      <w:pPr>
+        <w:spacing w:after="100"/>
+      </w:pPr>
       <w:r>
-        <w:t>Buy the ESP32, ADS1115, MPU6050, INA219, one candidate pressure transmitter, and one LTE development board first. Delay the wind, GPS, temperature, and optional security sensors until the advisers confirm that they remain in the revised scope. This avoids buying components that may later be removed from the thesis.</w:t>
+        <w:t>Buy the ESP32, ADS1115, shunt/protection parts, GPS, and one candidate pressure transmitter first. Bench-test pressure and LTE power before buying the final battery, solar, enclosure, float, and mooring hardware. Add wind once the output type and calibration plan are confirmed. Keep LoRa out of the base budget unless Wi-Fi/LTE validation fails.</w:t>
       </w:r>
     </w:p>
     <w:p>
+      <w:pPr>
+        <w:pStyle w:val="Heading1"/>
+      </w:pPr>
       <w:r>
-        <w:t>Prepared for Project FALCON 01 design and budget revision. Prices and availability are indicative and must be checked again at procurement time.</w:t>
+        <w:t>9 Source direction</w:t>
+      </w:r>
+    </w:p>
+    <w:p>
+      <w:pPr>
+        <w:pStyle w:val="ListBullet"/>
+      </w:pPr>
+      <w:r>
+        <w:t>Shopee Philippines listing for 4–20 mA submersible water level transmitter, observed planning range ₱1,997–₱3,444: https://shopee.ph/Submersible-2-Liquid-Sensor-Tank-Pressure-4-20Ma-Hydrostatic-Water-River-Level-Transmitter-1-4-0M-i.1380515196.26470979857</w:t>
+      </w:r>
+    </w:p>
+    <w:p>
+      <w:pPr>
+        <w:pStyle w:val="ListBullet"/>
+      </w:pPr>
+      <w:r>
+        <w:t>Shopee Philippines listing family for 1 m / 3 m / 5 m 4–20 mA hydrostatic level meter: https://shopee.ph/Water-Level-Transmitter-1m-3m-5m-Liquid-Water-Level-Sensor-4-20mA-Pool-Tank-Hydrostatic-Level-Meter-i.906740842.22061716970</w:t>
+      </w:r>
+    </w:p>
+    <w:p>
+      <w:pPr>
+        <w:pStyle w:val="ListBullet"/>
+      </w:pPr>
+      <w:r>
+        <w:t>Holykell HPT604 Type A level sensor datasheet: https://www.holykell.com/wp-content/uploads/2023/08/HPT604A-Level-sensor-Datasheet-Holykell-V26-CS-1.pdf</w:t>
+      </w:r>
+    </w:p>
+    <w:p>
+      <w:pPr>
+        <w:pStyle w:val="ListBullet"/>
+      </w:pPr>
+      <w:r>
+        <w:t>Blue Robotics Bar sensor guide: https://bluerobotics.com/learn/bar-sensors-guide/</w:t>
+      </w:r>
+    </w:p>
+    <w:p>
+      <w:pPr>
+        <w:pStyle w:val="ListBullet"/>
+      </w:pPr>
+      <w:r>
+        <w:t>Makerlab PH wind speed sensor listing reference: https://makerlab.ph/products/anemometer-wind-speed-0-to-5v-analog</w:t>
+      </w:r>
+    </w:p>
+    <w:p>
+      <w:pPr>
+        <w:pStyle w:val="ListBullet"/>
+      </w:pPr>
+      <w:r>
+        <w:t>SolarCalc PH catalog reference for local solar planning prices, including 100 W panel ₱2,200 as of 2026-03-15: https://solarcalcph.com/catalog/</w:t>
+      </w:r>
+    </w:p>
+    <w:p>
+      <w:pPr>
+        <w:pStyle w:val="ListBullet"/>
+      </w:pPr>
+      <w:r>
+        <w:t>Spark Fruit PH 10 A solar charge controller listing: https://sparkfruit-ph.com/products/20a61c7d5de4e6d0f4c299f51d5bf970</w:t>
+      </w:r>
+    </w:p>
+    <w:p>
+      <w:pPr>
+        <w:pStyle w:val="ListBullet"/>
+      </w:pPr>
+      <w:r>
+        <w:t>Shopee Philippines MPPT charge controller search reference, observed low-cost LiFePO4 MPPT listing around ₱847 in September 2026 crawl: https://shopee.ph/search?keyword=mppt+solar+charge+controller</w:t>
+      </w:r>
+    </w:p>
+    <w:p>
+      <w:pPr>
+        <w:jc w:val="center"/>
+      </w:pPr>
+      <w:r>
+        <w:rPr>
+          <w:i/>
+        </w:rPr>
+        <w:t>Prepared for Project FALCON 01 design and budget revision. Prices are indicative and must be checked again at procurement time.</w:t>
       </w:r>
     </w:p>
     <w:sectPr>
-      <w:footerReference w:type="default" r:id="rId9"/>
       <w:pgSz w:w="12240" w:h="15840"/>
-      <w:pgMar w:top="1008" w:right="1008" w:bottom="936" w:left="1008" w:header="720" w:footer="720" w:gutter="0"/>
+      <w:pgMar w:top="936" w:right="936" w:bottom="936" w:left="936" w:header="720" w:footer="720" w:gutter="0"/>
       <w:cols w:space="720"/>
       <w:docGrid w:linePitch="360"/>
     </w:sectPr>
   </w:body>
 </w:document>
-</file>
-
-<file path=word/footer1.xml><?xml version="1.0" encoding="utf-8"?>
-<w:ftr xmlns:m="http://schemas.openxmlformats.org/officeDocument/2006/math" xmlns:mc="http://schemas.openxmlformats.org/markup-compatibility/2006" xmlns:mo="http://schemas.microsoft.com/office/mac/office/2008/main" xmlns:mv="urn:schemas-microsoft-com:mac:vml" xmlns:o="urn:schemas-microsoft-com:office:office" xmlns:r="http://schemas.openxmlformats.org/officeDocument/2006/relationships" xmlns:v="urn:schemas-microsoft-com:vml" xmlns:w10="urn:schemas-microsoft-com:office:word" xmlns:w14="http://schemas.microsoft.com/office/word/2010/wordml" xmlns:w="http://schemas.openxmlformats.org/wordprocessingml/2006/main" xmlns:wne="http://schemas.microsoft.com/office/word/2006/wordml" xmlns:wp14="http://schemas.microsoft.com/office/word/2010/wordprocessingDrawing" xmlns:wp="http://schemas.openxmlformats.org/drawingml/2006/wordprocessingDrawing" xmlns:wpc="http://schemas.microsoft.com/office/word/2010/wordprocessingCanvas" xmlns:wpg="http://schemas.microsoft.com/office/word/2010/wordprocessingGroup" xmlns:wpi="http://schemas.microsoft.com/office/word/2010/wordprocessingInk" xmlns:wps="http://schemas.microsoft.com/office/word/2010/wordprocessingShape" mc:Ignorable="w14 wp14">
-  <w:p>
-    <w:pPr>
-      <w:pStyle w:val="Footer"/>
-      <w:jc w:val="center"/>
-    </w:pPr>
-    <w:r>
-      <w:rPr>
-        <w:color w:val="646464"/>
-        <w:sz w:val="16"/>
-      </w:rPr>
-      <w:t>Project FALCON 01 | Revised Event Driven BOM</w:t>
-    </w:r>
-  </w:p>
-</w:ftr>
 </file>
 
 <file path=word/numbering.xml><?xml version="1.0" encoding="utf-8"?>
@@ -4339,8 +5858,8 @@
     <w:qFormat/>
     <w:rsid w:val="00FC693F"/>
     <w:rPr>
-      <w:rFonts w:ascii="Aptos" w:hAnsi="Aptos" w:eastAsia="Aptos"/>
-      <w:sz w:val="21"/>
+      <w:rFonts w:ascii="Arial" w:hAnsi="Arial" w:eastAsia="Arial"/>
+      <w:sz w:val="18"/>
     </w:rPr>
   </w:style>
   <w:style w:type="paragraph" w:styleId="Header">
@@ -4398,15 +5917,15 @@
     <w:pPr>
       <w:keepNext/>
       <w:keepLines/>
-      <w:spacing w:before="280" w:after="100"/>
+      <w:spacing w:before="480" w:after="0"/>
       <w:outlineLvl w:val="0"/>
     </w:pPr>
     <w:rPr>
-      <w:rFonts w:asciiTheme="majorHAnsi" w:eastAsiaTheme="majorEastAsia" w:hAnsiTheme="majorHAnsi" w:cstheme="majorBidi" w:ascii="Aptos" w:hAnsi="Aptos" w:eastAsia="Aptos"/>
+      <w:rFonts w:asciiTheme="majorHAnsi" w:eastAsiaTheme="majorEastAsia" w:hAnsiTheme="majorHAnsi" w:cstheme="majorBidi" w:ascii="Arial" w:hAnsi="Arial" w:eastAsia="Arial"/>
       <w:b/>
       <w:bCs/>
       <w:color w:val="000000"/>
-      <w:sz w:val="32"/>
+      <w:sz w:val="26"/>
       <w:szCs w:val="28"/>
     </w:rPr>
   </w:style>
@@ -4422,15 +5941,15 @@
     <w:pPr>
       <w:keepNext/>
       <w:keepLines/>
-      <w:spacing w:before="180" w:after="60"/>
+      <w:spacing w:before="200" w:after="0"/>
       <w:outlineLvl w:val="1"/>
     </w:pPr>
     <w:rPr>
-      <w:rFonts w:asciiTheme="majorHAnsi" w:eastAsiaTheme="majorEastAsia" w:hAnsiTheme="majorHAnsi" w:cstheme="majorBidi" w:ascii="Aptos" w:hAnsi="Aptos" w:eastAsia="Aptos"/>
+      <w:rFonts w:asciiTheme="majorHAnsi" w:eastAsiaTheme="majorEastAsia" w:hAnsiTheme="majorHAnsi" w:cstheme="majorBidi" w:ascii="Arial" w:hAnsi="Arial" w:eastAsia="Arial"/>
       <w:b/>
       <w:bCs/>
       <w:color w:val="000000"/>
-      <w:sz w:val="25"/>
+      <w:sz w:val="22"/>
       <w:szCs w:val="26"/>
     </w:rPr>
   </w:style>
@@ -4450,11 +5969,10 @@
       <w:outlineLvl w:val="2"/>
     </w:pPr>
     <w:rPr>
-      <w:rFonts w:asciiTheme="majorHAnsi" w:eastAsiaTheme="majorEastAsia" w:hAnsiTheme="majorHAnsi" w:cstheme="majorBidi" w:ascii="Aptos" w:hAnsi="Aptos" w:eastAsia="Aptos"/>
+      <w:rFonts w:asciiTheme="majorHAnsi" w:eastAsiaTheme="majorEastAsia" w:hAnsiTheme="majorHAnsi" w:cstheme="majorBidi" w:ascii="Arial" w:hAnsi="Arial" w:eastAsia="Arial"/>
       <w:b/>
       <w:bCs/>
       <w:color w:val="000000"/>
-      <w:sz w:val="22"/>
     </w:rPr>
   </w:style>
   <w:style w:type="paragraph" w:styleId="Heading4">
@@ -4685,19 +6203,15 @@
     <w:qFormat/>
     <w:rsid w:val="00FC693F"/>
     <w:pPr>
-      <w:pBdr>
-        <w:bottom w:val="single" w:sz="8" w:space="4" w:color="4F81BD" w:themeColor="accent1"/>
-      </w:pBdr>
-      <w:spacing w:after="80" w:line="240" w:lineRule="auto"/>
+      <w:spacing w:after="300" w:line="240" w:lineRule="auto"/>
       <w:contextualSpacing/>
     </w:pPr>
     <w:rPr>
-      <w:rFonts w:asciiTheme="majorHAnsi" w:eastAsiaTheme="majorEastAsia" w:hAnsiTheme="majorHAnsi" w:cstheme="majorBidi" w:ascii="Aptos Display" w:hAnsi="Aptos Display" w:eastAsia="Aptos Display"/>
-      <w:b/>
+      <w:rFonts w:asciiTheme="majorHAnsi" w:eastAsiaTheme="majorEastAsia" w:hAnsiTheme="majorHAnsi" w:cstheme="majorBidi" w:ascii="Arial" w:hAnsi="Arial" w:eastAsia="Arial"/>
       <w:color w:val="000000"/>
       <w:spacing w:val="5"/>
       <w:kern w:val="28"/>
-      <w:sz w:val="48"/>
+      <w:sz w:val="36"/>
       <w:szCs w:val="52"/>
     </w:rPr>
   </w:style>
